--- a/Idea.docx
+++ b/Idea.docx
@@ -12219,8 +12219,5785 @@
       </w:r>
     </w:p>
     <w:p>
+      <w:r>
+        <w:br w:type="page"/>
+      </w:r>
+    </w:p>
+    <w:p>
+      <w:pPr>
+        <w:spacing w:after="0" w:line="240" w:lineRule="auto"/>
+        <w:rPr>
+          <w:rFonts w:ascii="Times New Roman" w:eastAsia="Times New Roman" w:hAnsi="Times New Roman" w:cs="Times New Roman"/>
+          <w:sz w:val="24"/>
+          <w:szCs w:val="24"/>
+          <w:lang w:eastAsia="en-IN"/>
+        </w:rPr>
+      </w:pPr>
       <w:bookmarkStart w:id="0" w:name="_GoBack"/>
       <w:bookmarkEnd w:id="0"/>
+      <w:r>
+        <w:rPr>
+          <w:rFonts w:ascii="Times New Roman" w:eastAsia="Times New Roman" w:hAnsi="Times New Roman" w:cs="Times New Roman"/>
+          <w:sz w:val="24"/>
+          <w:szCs w:val="24"/>
+          <w:lang w:eastAsia="en-IN"/>
+        </w:rPr>
+        <w:lastRenderedPageBreak/>
+        <w:pict>
+          <v:rect id="_x0000_i1176" style="width:0;height:1.5pt" o:hralign="center" o:hrstd="t" o:hr="t" fillcolor="#a0a0a0" stroked="f"/>
+        </w:pict>
+      </w:r>
+    </w:p>
+    <w:p>
+      <w:pPr>
+        <w:spacing w:before="100" w:beforeAutospacing="1" w:after="100" w:afterAutospacing="1" w:line="240" w:lineRule="auto"/>
+        <w:outlineLvl w:val="1"/>
+        <w:rPr>
+          <w:rFonts w:ascii="Times New Roman" w:eastAsia="Times New Roman" w:hAnsi="Times New Roman" w:cs="Times New Roman"/>
+          <w:b/>
+          <w:bCs/>
+          <w:sz w:val="36"/>
+          <w:szCs w:val="36"/>
+          <w:lang w:eastAsia="en-IN"/>
+        </w:rPr>
+      </w:pPr>
+      <w:r>
+        <w:rPr>
+          <w:rFonts w:ascii="Times New Roman" w:eastAsia="Times New Roman" w:hAnsi="Times New Roman" w:cs="Times New Roman"/>
+          <w:b/>
+          <w:bCs/>
+          <w:sz w:val="36"/>
+          <w:szCs w:val="36"/>
+          <w:lang w:eastAsia="en-IN"/>
+        </w:rPr>
+        <w:t>🧠 CORE IDEA: THE BURNOUT CALCULATION AND CLASSIFICATION SYSTEM</w:t>
+      </w:r>
+    </w:p>
+    <w:p>
+      <w:pPr>
+        <w:spacing w:after="0" w:line="240" w:lineRule="auto"/>
+        <w:rPr>
+          <w:rFonts w:ascii="Times New Roman" w:eastAsia="Times New Roman" w:hAnsi="Times New Roman" w:cs="Times New Roman"/>
+          <w:sz w:val="24"/>
+          <w:szCs w:val="24"/>
+          <w:lang w:eastAsia="en-IN"/>
+        </w:rPr>
+      </w:pPr>
+      <w:r>
+        <w:rPr>
+          <w:rFonts w:ascii="Times New Roman" w:eastAsia="Times New Roman" w:hAnsi="Times New Roman" w:cs="Times New Roman"/>
+          <w:sz w:val="24"/>
+          <w:szCs w:val="24"/>
+          <w:lang w:eastAsia="en-IN"/>
+        </w:rPr>
+        <w:pict>
+          <v:rect id="_x0000_i1177" style="width:0;height:1.5pt" o:hralign="center" o:hrstd="t" o:hr="t" fillcolor="#a0a0a0" stroked="f"/>
+        </w:pict>
+      </w:r>
+    </w:p>
+    <w:p>
+      <w:pPr>
+        <w:spacing w:before="100" w:beforeAutospacing="1" w:after="100" w:afterAutospacing="1" w:line="240" w:lineRule="auto"/>
+        <w:outlineLvl w:val="1"/>
+        <w:rPr>
+          <w:rFonts w:ascii="Times New Roman" w:eastAsia="Times New Roman" w:hAnsi="Times New Roman" w:cs="Times New Roman"/>
+          <w:b/>
+          <w:bCs/>
+          <w:sz w:val="36"/>
+          <w:szCs w:val="36"/>
+          <w:lang w:eastAsia="en-IN"/>
+        </w:rPr>
+      </w:pPr>
+      <w:r>
+        <w:rPr>
+          <w:rFonts w:ascii="Times New Roman" w:eastAsia="Times New Roman" w:hAnsi="Times New Roman" w:cs="Times New Roman"/>
+          <w:b/>
+          <w:bCs/>
+          <w:sz w:val="36"/>
+          <w:szCs w:val="36"/>
+          <w:lang w:eastAsia="en-IN"/>
+        </w:rPr>
+        <w:t>🧠 1. Initial Logic (Primary Classification)</w:t>
+      </w:r>
+    </w:p>
+    <w:p>
+      <w:pPr>
+        <w:spacing w:before="100" w:beforeAutospacing="1" w:after="100" w:afterAutospacing="1" w:line="240" w:lineRule="auto"/>
+        <w:rPr>
+          <w:rFonts w:ascii="Times New Roman" w:eastAsia="Times New Roman" w:hAnsi="Times New Roman" w:cs="Times New Roman"/>
+          <w:sz w:val="24"/>
+          <w:szCs w:val="24"/>
+          <w:lang w:eastAsia="en-IN"/>
+        </w:rPr>
+      </w:pPr>
+      <w:r>
+        <w:rPr>
+          <w:rFonts w:ascii="Times New Roman" w:eastAsia="Times New Roman" w:hAnsi="Times New Roman" w:cs="Times New Roman"/>
+          <w:sz w:val="24"/>
+          <w:szCs w:val="24"/>
+          <w:lang w:eastAsia="en-IN"/>
+        </w:rPr>
+        <w:t>The original classification used:</w:t>
+      </w:r>
+    </w:p>
+    <w:p>
+      <w:pPr>
+        <w:spacing w:before="100" w:beforeAutospacing="1" w:after="100" w:afterAutospacing="1" w:line="240" w:lineRule="auto"/>
+        <w:rPr>
+          <w:rFonts w:ascii="Times New Roman" w:eastAsia="Times New Roman" w:hAnsi="Times New Roman" w:cs="Times New Roman"/>
+          <w:sz w:val="24"/>
+          <w:szCs w:val="24"/>
+          <w:lang w:eastAsia="en-IN"/>
+        </w:rPr>
+      </w:pPr>
+      <w:proofErr w:type="spellStart"/>
+      <w:r>
+        <w:rPr>
+          <w:rFonts w:ascii="Courier New" w:eastAsia="Times New Roman" w:hAnsi="Courier New" w:cs="Courier New"/>
+          <w:sz w:val="20"/>
+          <w:szCs w:val="20"/>
+          <w:lang w:eastAsia="en-IN"/>
+        </w:rPr>
+        <w:t>burnout_category</w:t>
+      </w:r>
+      <w:proofErr w:type="spellEnd"/>
+    </w:p>
+    <w:p>
+      <w:pPr>
+        <w:spacing w:before="100" w:beforeAutospacing="1" w:after="100" w:afterAutospacing="1" w:line="240" w:lineRule="auto"/>
+        <w:rPr>
+          <w:rFonts w:ascii="Times New Roman" w:eastAsia="Times New Roman" w:hAnsi="Times New Roman" w:cs="Times New Roman"/>
+          <w:sz w:val="24"/>
+          <w:szCs w:val="24"/>
+          <w:lang w:eastAsia="en-IN"/>
+        </w:rPr>
+      </w:pPr>
+      <w:r>
+        <w:rPr>
+          <w:rFonts w:ascii="Times New Roman" w:eastAsia="Times New Roman" w:hAnsi="Times New Roman" w:cs="Times New Roman"/>
+          <w:sz w:val="24"/>
+          <w:szCs w:val="24"/>
+          <w:lang w:eastAsia="en-IN"/>
+        </w:rPr>
+        <w:t>Based on:</w:t>
+      </w:r>
+    </w:p>
+    <w:tbl>
+      <w:tblPr>
+        <w:tblW w:w="0" w:type="auto"/>
+        <w:tblCellSpacing w:w="15" w:type="dxa"/>
+        <w:tblCellMar>
+          <w:top w:w="15" w:type="dxa"/>
+          <w:left w:w="15" w:type="dxa"/>
+          <w:bottom w:w="15" w:type="dxa"/>
+          <w:right w:w="15" w:type="dxa"/>
+        </w:tblCellMar>
+        <w:tblLook w:val="04A0" w:firstRow="1" w:lastRow="0" w:firstColumn="1" w:lastColumn="0" w:noHBand="0" w:noVBand="1"/>
+      </w:tblPr>
+      <w:tblGrid>
+        <w:gridCol w:w="795"/>
+        <w:gridCol w:w="1022"/>
+      </w:tblGrid>
+      <w:tr>
+        <w:trPr>
+          <w:tblHeader/>
+          <w:tblCellSpacing w:w="15" w:type="dxa"/>
+        </w:trPr>
+        <w:tc>
+          <w:tcPr>
+            <w:tcW w:w="0" w:type="auto"/>
+            <w:vAlign w:val="center"/>
+            <w:hideMark/>
+          </w:tcPr>
+          <w:p>
+            <w:pPr>
+              <w:spacing w:after="0" w:line="240" w:lineRule="auto"/>
+              <w:jc w:val="center"/>
+              <w:rPr>
+                <w:rFonts w:ascii="Times New Roman" w:eastAsia="Times New Roman" w:hAnsi="Times New Roman" w:cs="Times New Roman"/>
+                <w:b/>
+                <w:bCs/>
+                <w:sz w:val="24"/>
+                <w:szCs w:val="24"/>
+                <w:lang w:eastAsia="en-IN"/>
+              </w:rPr>
+            </w:pPr>
+            <w:r>
+              <w:rPr>
+                <w:rFonts w:ascii="Times New Roman" w:eastAsia="Times New Roman" w:hAnsi="Times New Roman" w:cs="Times New Roman"/>
+                <w:b/>
+                <w:bCs/>
+                <w:sz w:val="24"/>
+                <w:szCs w:val="24"/>
+                <w:lang w:eastAsia="en-IN"/>
+              </w:rPr>
+              <w:t>Score</w:t>
+            </w:r>
+          </w:p>
+        </w:tc>
+        <w:tc>
+          <w:tcPr>
+            <w:tcW w:w="0" w:type="auto"/>
+            <w:vAlign w:val="center"/>
+            <w:hideMark/>
+          </w:tcPr>
+          <w:p>
+            <w:pPr>
+              <w:spacing w:after="0" w:line="240" w:lineRule="auto"/>
+              <w:jc w:val="center"/>
+              <w:rPr>
+                <w:rFonts w:ascii="Times New Roman" w:eastAsia="Times New Roman" w:hAnsi="Times New Roman" w:cs="Times New Roman"/>
+                <w:b/>
+                <w:bCs/>
+                <w:sz w:val="24"/>
+                <w:szCs w:val="24"/>
+                <w:lang w:eastAsia="en-IN"/>
+              </w:rPr>
+            </w:pPr>
+            <w:r>
+              <w:rPr>
+                <w:rFonts w:ascii="Times New Roman" w:eastAsia="Times New Roman" w:hAnsi="Times New Roman" w:cs="Times New Roman"/>
+                <w:b/>
+                <w:bCs/>
+                <w:sz w:val="24"/>
+                <w:szCs w:val="24"/>
+                <w:lang w:eastAsia="en-IN"/>
+              </w:rPr>
+              <w:t>Category</w:t>
+            </w:r>
+          </w:p>
+        </w:tc>
+      </w:tr>
+      <w:tr>
+        <w:trPr>
+          <w:tblCellSpacing w:w="15" w:type="dxa"/>
+        </w:trPr>
+        <w:tc>
+          <w:tcPr>
+            <w:tcW w:w="0" w:type="auto"/>
+            <w:vAlign w:val="center"/>
+            <w:hideMark/>
+          </w:tcPr>
+          <w:p>
+            <w:pPr>
+              <w:spacing w:after="0" w:line="240" w:lineRule="auto"/>
+              <w:rPr>
+                <w:rFonts w:ascii="Times New Roman" w:eastAsia="Times New Roman" w:hAnsi="Times New Roman" w:cs="Times New Roman"/>
+                <w:sz w:val="24"/>
+                <w:szCs w:val="24"/>
+                <w:lang w:eastAsia="en-IN"/>
+              </w:rPr>
+            </w:pPr>
+            <w:r>
+              <w:rPr>
+                <w:rFonts w:ascii="Times New Roman" w:eastAsia="Times New Roman" w:hAnsi="Times New Roman" w:cs="Times New Roman"/>
+                <w:sz w:val="24"/>
+                <w:szCs w:val="24"/>
+                <w:lang w:eastAsia="en-IN"/>
+              </w:rPr>
+              <w:t>0–39</w:t>
+            </w:r>
+          </w:p>
+        </w:tc>
+        <w:tc>
+          <w:tcPr>
+            <w:tcW w:w="0" w:type="auto"/>
+            <w:vAlign w:val="center"/>
+            <w:hideMark/>
+          </w:tcPr>
+          <w:p>
+            <w:pPr>
+              <w:spacing w:after="0" w:line="240" w:lineRule="auto"/>
+              <w:rPr>
+                <w:rFonts w:ascii="Times New Roman" w:eastAsia="Times New Roman" w:hAnsi="Times New Roman" w:cs="Times New Roman"/>
+                <w:sz w:val="24"/>
+                <w:szCs w:val="24"/>
+                <w:lang w:eastAsia="en-IN"/>
+              </w:rPr>
+            </w:pPr>
+            <w:r>
+              <w:rPr>
+                <w:rFonts w:ascii="Times New Roman" w:eastAsia="Times New Roman" w:hAnsi="Times New Roman" w:cs="Times New Roman"/>
+                <w:sz w:val="24"/>
+                <w:szCs w:val="24"/>
+                <w:lang w:eastAsia="en-IN"/>
+              </w:rPr>
+              <w:t>Low</w:t>
+            </w:r>
+          </w:p>
+        </w:tc>
+      </w:tr>
+      <w:tr>
+        <w:trPr>
+          <w:tblCellSpacing w:w="15" w:type="dxa"/>
+        </w:trPr>
+        <w:tc>
+          <w:tcPr>
+            <w:tcW w:w="0" w:type="auto"/>
+            <w:vAlign w:val="center"/>
+            <w:hideMark/>
+          </w:tcPr>
+          <w:p>
+            <w:pPr>
+              <w:spacing w:after="0" w:line="240" w:lineRule="auto"/>
+              <w:rPr>
+                <w:rFonts w:ascii="Times New Roman" w:eastAsia="Times New Roman" w:hAnsi="Times New Roman" w:cs="Times New Roman"/>
+                <w:sz w:val="24"/>
+                <w:szCs w:val="24"/>
+                <w:lang w:eastAsia="en-IN"/>
+              </w:rPr>
+            </w:pPr>
+            <w:r>
+              <w:rPr>
+                <w:rFonts w:ascii="Times New Roman" w:eastAsia="Times New Roman" w:hAnsi="Times New Roman" w:cs="Times New Roman"/>
+                <w:sz w:val="24"/>
+                <w:szCs w:val="24"/>
+                <w:lang w:eastAsia="en-IN"/>
+              </w:rPr>
+              <w:t>40–69</w:t>
+            </w:r>
+          </w:p>
+        </w:tc>
+        <w:tc>
+          <w:tcPr>
+            <w:tcW w:w="0" w:type="auto"/>
+            <w:vAlign w:val="center"/>
+            <w:hideMark/>
+          </w:tcPr>
+          <w:p>
+            <w:pPr>
+              <w:spacing w:after="0" w:line="240" w:lineRule="auto"/>
+              <w:rPr>
+                <w:rFonts w:ascii="Times New Roman" w:eastAsia="Times New Roman" w:hAnsi="Times New Roman" w:cs="Times New Roman"/>
+                <w:sz w:val="24"/>
+                <w:szCs w:val="24"/>
+                <w:lang w:eastAsia="en-IN"/>
+              </w:rPr>
+            </w:pPr>
+            <w:r>
+              <w:rPr>
+                <w:rFonts w:ascii="Times New Roman" w:eastAsia="Times New Roman" w:hAnsi="Times New Roman" w:cs="Times New Roman"/>
+                <w:sz w:val="24"/>
+                <w:szCs w:val="24"/>
+                <w:lang w:eastAsia="en-IN"/>
+              </w:rPr>
+              <w:t>Moderate</w:t>
+            </w:r>
+          </w:p>
+        </w:tc>
+      </w:tr>
+      <w:tr>
+        <w:trPr>
+          <w:tblCellSpacing w:w="15" w:type="dxa"/>
+        </w:trPr>
+        <w:tc>
+          <w:tcPr>
+            <w:tcW w:w="0" w:type="auto"/>
+            <w:vAlign w:val="center"/>
+            <w:hideMark/>
+          </w:tcPr>
+          <w:p>
+            <w:pPr>
+              <w:spacing w:after="0" w:line="240" w:lineRule="auto"/>
+              <w:rPr>
+                <w:rFonts w:ascii="Times New Roman" w:eastAsia="Times New Roman" w:hAnsi="Times New Roman" w:cs="Times New Roman"/>
+                <w:sz w:val="24"/>
+                <w:szCs w:val="24"/>
+                <w:lang w:eastAsia="en-IN"/>
+              </w:rPr>
+            </w:pPr>
+            <w:r>
+              <w:rPr>
+                <w:rFonts w:ascii="Times New Roman" w:eastAsia="Times New Roman" w:hAnsi="Times New Roman" w:cs="Times New Roman"/>
+                <w:sz w:val="24"/>
+                <w:szCs w:val="24"/>
+                <w:lang w:eastAsia="en-IN"/>
+              </w:rPr>
+              <w:t>70–100</w:t>
+            </w:r>
+          </w:p>
+        </w:tc>
+        <w:tc>
+          <w:tcPr>
+            <w:tcW w:w="0" w:type="auto"/>
+            <w:vAlign w:val="center"/>
+            <w:hideMark/>
+          </w:tcPr>
+          <w:p>
+            <w:pPr>
+              <w:spacing w:after="0" w:line="240" w:lineRule="auto"/>
+              <w:rPr>
+                <w:rFonts w:ascii="Times New Roman" w:eastAsia="Times New Roman" w:hAnsi="Times New Roman" w:cs="Times New Roman"/>
+                <w:sz w:val="24"/>
+                <w:szCs w:val="24"/>
+                <w:lang w:eastAsia="en-IN"/>
+              </w:rPr>
+            </w:pPr>
+            <w:r>
+              <w:rPr>
+                <w:rFonts w:ascii="Times New Roman" w:eastAsia="Times New Roman" w:hAnsi="Times New Roman" w:cs="Times New Roman"/>
+                <w:sz w:val="24"/>
+                <w:szCs w:val="24"/>
+                <w:lang w:eastAsia="en-IN"/>
+              </w:rPr>
+              <w:t>High</w:t>
+            </w:r>
+          </w:p>
+        </w:tc>
+      </w:tr>
+    </w:tbl>
+    <w:p>
+      <w:pPr>
+        <w:spacing w:before="100" w:beforeAutospacing="1" w:after="100" w:afterAutospacing="1" w:line="240" w:lineRule="auto"/>
+        <w:rPr>
+          <w:rFonts w:ascii="Times New Roman" w:eastAsia="Times New Roman" w:hAnsi="Times New Roman" w:cs="Times New Roman"/>
+          <w:sz w:val="24"/>
+          <w:szCs w:val="24"/>
+          <w:lang w:eastAsia="en-IN"/>
+        </w:rPr>
+      </w:pPr>
+      <w:r>
+        <w:rPr>
+          <w:rFonts w:ascii="Segoe UI Symbol" w:eastAsia="Times New Roman" w:hAnsi="Segoe UI Symbol" w:cs="Segoe UI Symbol"/>
+          <w:sz w:val="24"/>
+          <w:szCs w:val="24"/>
+          <w:lang w:eastAsia="en-IN"/>
+        </w:rPr>
+        <w:t>👉</w:t>
+      </w:r>
+      <w:r>
+        <w:rPr>
+          <w:rFonts w:ascii="Times New Roman" w:eastAsia="Times New Roman" w:hAnsi="Times New Roman" w:cs="Times New Roman"/>
+          <w:sz w:val="24"/>
+          <w:szCs w:val="24"/>
+          <w:lang w:eastAsia="en-IN"/>
+        </w:rPr>
+        <w:t xml:space="preserve"> This is a </w:t>
+      </w:r>
+      <w:r>
+        <w:rPr>
+          <w:rFonts w:ascii="Times New Roman" w:eastAsia="Times New Roman" w:hAnsi="Times New Roman" w:cs="Times New Roman"/>
+          <w:b/>
+          <w:bCs/>
+          <w:sz w:val="24"/>
+          <w:szCs w:val="24"/>
+          <w:lang w:eastAsia="en-IN"/>
+        </w:rPr>
+        <w:t>coarse classification</w:t>
+      </w:r>
+      <w:r>
+        <w:rPr>
+          <w:rFonts w:ascii="Times New Roman" w:eastAsia="Times New Roman" w:hAnsi="Times New Roman" w:cs="Times New Roman"/>
+          <w:sz w:val="24"/>
+          <w:szCs w:val="24"/>
+          <w:lang w:eastAsia="en-IN"/>
+        </w:rPr>
+        <w:br/>
+      </w:r>
+      <w:r>
+        <w:rPr>
+          <w:rFonts w:ascii="Segoe UI Symbol" w:eastAsia="Times New Roman" w:hAnsi="Segoe UI Symbol" w:cs="Segoe UI Symbol"/>
+          <w:sz w:val="24"/>
+          <w:szCs w:val="24"/>
+          <w:lang w:eastAsia="en-IN"/>
+        </w:rPr>
+        <w:t>👉</w:t>
+      </w:r>
+      <w:r>
+        <w:rPr>
+          <w:rFonts w:ascii="Times New Roman" w:eastAsia="Times New Roman" w:hAnsi="Times New Roman" w:cs="Times New Roman"/>
+          <w:sz w:val="24"/>
+          <w:szCs w:val="24"/>
+          <w:lang w:eastAsia="en-IN"/>
+        </w:rPr>
+        <w:t xml:space="preserve"> Designed for:</w:t>
+      </w:r>
+    </w:p>
+    <w:p>
+      <w:pPr>
+        <w:numPr>
+          <w:ilvl w:val="0"/>
+          <w:numId w:val="53"/>
+        </w:numPr>
+        <w:spacing w:before="100" w:beforeAutospacing="1" w:after="100" w:afterAutospacing="1" w:line="240" w:lineRule="auto"/>
+        <w:rPr>
+          <w:rFonts w:ascii="Times New Roman" w:eastAsia="Times New Roman" w:hAnsi="Times New Roman" w:cs="Times New Roman"/>
+          <w:sz w:val="24"/>
+          <w:szCs w:val="24"/>
+          <w:lang w:eastAsia="en-IN"/>
+        </w:rPr>
+      </w:pPr>
+      <w:r>
+        <w:rPr>
+          <w:rFonts w:ascii="Times New Roman" w:eastAsia="Times New Roman" w:hAnsi="Times New Roman" w:cs="Times New Roman"/>
+          <w:sz w:val="24"/>
+          <w:szCs w:val="24"/>
+          <w:lang w:eastAsia="en-IN"/>
+        </w:rPr>
+        <w:t>simple dashboards</w:t>
+      </w:r>
+    </w:p>
+    <w:p>
+      <w:pPr>
+        <w:numPr>
+          <w:ilvl w:val="0"/>
+          <w:numId w:val="53"/>
+        </w:numPr>
+        <w:spacing w:before="100" w:beforeAutospacing="1" w:after="100" w:afterAutospacing="1" w:line="240" w:lineRule="auto"/>
+        <w:rPr>
+          <w:rFonts w:ascii="Times New Roman" w:eastAsia="Times New Roman" w:hAnsi="Times New Roman" w:cs="Times New Roman"/>
+          <w:sz w:val="24"/>
+          <w:szCs w:val="24"/>
+          <w:lang w:eastAsia="en-IN"/>
+        </w:rPr>
+      </w:pPr>
+      <w:r>
+        <w:rPr>
+          <w:rFonts w:ascii="Times New Roman" w:eastAsia="Times New Roman" w:hAnsi="Times New Roman" w:cs="Times New Roman"/>
+          <w:sz w:val="24"/>
+          <w:szCs w:val="24"/>
+          <w:lang w:eastAsia="en-IN"/>
+        </w:rPr>
+        <w:t>quick decision-making</w:t>
+      </w:r>
+    </w:p>
+    <w:p>
+      <w:pPr>
+        <w:spacing w:after="0" w:line="240" w:lineRule="auto"/>
+        <w:rPr>
+          <w:rFonts w:ascii="Times New Roman" w:eastAsia="Times New Roman" w:hAnsi="Times New Roman" w:cs="Times New Roman"/>
+          <w:sz w:val="24"/>
+          <w:szCs w:val="24"/>
+          <w:lang w:eastAsia="en-IN"/>
+        </w:rPr>
+      </w:pPr>
+      <w:r>
+        <w:rPr>
+          <w:rFonts w:ascii="Times New Roman" w:eastAsia="Times New Roman" w:hAnsi="Times New Roman" w:cs="Times New Roman"/>
+          <w:sz w:val="24"/>
+          <w:szCs w:val="24"/>
+          <w:lang w:eastAsia="en-IN"/>
+        </w:rPr>
+        <w:pict>
+          <v:rect id="_x0000_i1178" style="width:0;height:1.5pt" o:hralign="center" o:hrstd="t" o:hr="t" fillcolor="#a0a0a0" stroked="f"/>
+        </w:pict>
+      </w:r>
+    </w:p>
+    <w:p>
+      <w:pPr>
+        <w:spacing w:before="100" w:beforeAutospacing="1" w:after="100" w:afterAutospacing="1" w:line="240" w:lineRule="auto"/>
+        <w:outlineLvl w:val="1"/>
+        <w:rPr>
+          <w:rFonts w:ascii="Times New Roman" w:eastAsia="Times New Roman" w:hAnsi="Times New Roman" w:cs="Times New Roman"/>
+          <w:b/>
+          <w:bCs/>
+          <w:sz w:val="36"/>
+          <w:szCs w:val="36"/>
+          <w:lang w:eastAsia="en-IN"/>
+        </w:rPr>
+      </w:pPr>
+      <w:r>
+        <w:rPr>
+          <w:rFonts w:ascii="Times New Roman" w:eastAsia="Times New Roman" w:hAnsi="Times New Roman" w:cs="Times New Roman"/>
+          <w:b/>
+          <w:bCs/>
+          <w:sz w:val="36"/>
+          <w:szCs w:val="36"/>
+          <w:lang w:eastAsia="en-IN"/>
+        </w:rPr>
+        <w:t>🧠 2. Enhanced Logic (Detailed Classification)</w:t>
+      </w:r>
+    </w:p>
+    <w:p>
+      <w:pPr>
+        <w:spacing w:before="100" w:beforeAutospacing="1" w:after="100" w:afterAutospacing="1" w:line="240" w:lineRule="auto"/>
+        <w:rPr>
+          <w:rFonts w:ascii="Times New Roman" w:eastAsia="Times New Roman" w:hAnsi="Times New Roman" w:cs="Times New Roman"/>
+          <w:sz w:val="24"/>
+          <w:szCs w:val="24"/>
+          <w:lang w:eastAsia="en-IN"/>
+        </w:rPr>
+      </w:pPr>
+      <w:r>
+        <w:rPr>
+          <w:rFonts w:ascii="Times New Roman" w:eastAsia="Times New Roman" w:hAnsi="Times New Roman" w:cs="Times New Roman"/>
+          <w:sz w:val="24"/>
+          <w:szCs w:val="24"/>
+          <w:lang w:eastAsia="en-IN"/>
+        </w:rPr>
+        <w:t>To improve interpretability, we added:</w:t>
+      </w:r>
+    </w:p>
+    <w:p>
+      <w:pPr>
+        <w:spacing w:before="100" w:beforeAutospacing="1" w:after="100" w:afterAutospacing="1" w:line="240" w:lineRule="auto"/>
+        <w:rPr>
+          <w:rFonts w:ascii="Times New Roman" w:eastAsia="Times New Roman" w:hAnsi="Times New Roman" w:cs="Times New Roman"/>
+          <w:sz w:val="24"/>
+          <w:szCs w:val="24"/>
+          <w:lang w:eastAsia="en-IN"/>
+        </w:rPr>
+      </w:pPr>
+      <w:proofErr w:type="spellStart"/>
+      <w:r>
+        <w:rPr>
+          <w:rFonts w:ascii="Courier New" w:eastAsia="Times New Roman" w:hAnsi="Courier New" w:cs="Courier New"/>
+          <w:sz w:val="20"/>
+          <w:szCs w:val="20"/>
+          <w:lang w:eastAsia="en-IN"/>
+        </w:rPr>
+        <w:t>burnout_level_detailed</w:t>
+      </w:r>
+      <w:proofErr w:type="spellEnd"/>
+    </w:p>
+    <w:p>
+      <w:pPr>
+        <w:spacing w:before="100" w:beforeAutospacing="1" w:after="100" w:afterAutospacing="1" w:line="240" w:lineRule="auto"/>
+        <w:rPr>
+          <w:rFonts w:ascii="Times New Roman" w:eastAsia="Times New Roman" w:hAnsi="Times New Roman" w:cs="Times New Roman"/>
+          <w:sz w:val="24"/>
+          <w:szCs w:val="24"/>
+          <w:lang w:eastAsia="en-IN"/>
+        </w:rPr>
+      </w:pPr>
+      <w:r>
+        <w:rPr>
+          <w:rFonts w:ascii="Times New Roman" w:eastAsia="Times New Roman" w:hAnsi="Times New Roman" w:cs="Times New Roman"/>
+          <w:sz w:val="24"/>
+          <w:szCs w:val="24"/>
+          <w:lang w:eastAsia="en-IN"/>
+        </w:rPr>
+        <w:t>Based on:</w:t>
+      </w:r>
+    </w:p>
+    <w:tbl>
+      <w:tblPr>
+        <w:tblW w:w="0" w:type="auto"/>
+        <w:tblCellSpacing w:w="15" w:type="dxa"/>
+        <w:tblCellMar>
+          <w:top w:w="15" w:type="dxa"/>
+          <w:left w:w="15" w:type="dxa"/>
+          <w:bottom w:w="15" w:type="dxa"/>
+          <w:right w:w="15" w:type="dxa"/>
+        </w:tblCellMar>
+        <w:tblLook w:val="04A0" w:firstRow="1" w:lastRow="0" w:firstColumn="1" w:lastColumn="0" w:noHBand="0" w:noVBand="1"/>
+      </w:tblPr>
+      <w:tblGrid>
+        <w:gridCol w:w="795"/>
+        <w:gridCol w:w="1548"/>
+      </w:tblGrid>
+      <w:tr>
+        <w:trPr>
+          <w:tblHeader/>
+          <w:tblCellSpacing w:w="15" w:type="dxa"/>
+        </w:trPr>
+        <w:tc>
+          <w:tcPr>
+            <w:tcW w:w="0" w:type="auto"/>
+            <w:vAlign w:val="center"/>
+            <w:hideMark/>
+          </w:tcPr>
+          <w:p>
+            <w:pPr>
+              <w:spacing w:after="0" w:line="240" w:lineRule="auto"/>
+              <w:jc w:val="center"/>
+              <w:rPr>
+                <w:rFonts w:ascii="Times New Roman" w:eastAsia="Times New Roman" w:hAnsi="Times New Roman" w:cs="Times New Roman"/>
+                <w:b/>
+                <w:bCs/>
+                <w:sz w:val="24"/>
+                <w:szCs w:val="24"/>
+                <w:lang w:eastAsia="en-IN"/>
+              </w:rPr>
+            </w:pPr>
+            <w:r>
+              <w:rPr>
+                <w:rFonts w:ascii="Times New Roman" w:eastAsia="Times New Roman" w:hAnsi="Times New Roman" w:cs="Times New Roman"/>
+                <w:b/>
+                <w:bCs/>
+                <w:sz w:val="24"/>
+                <w:szCs w:val="24"/>
+                <w:lang w:eastAsia="en-IN"/>
+              </w:rPr>
+              <w:t>Score</w:t>
+            </w:r>
+          </w:p>
+        </w:tc>
+        <w:tc>
+          <w:tcPr>
+            <w:tcW w:w="0" w:type="auto"/>
+            <w:vAlign w:val="center"/>
+            <w:hideMark/>
+          </w:tcPr>
+          <w:p>
+            <w:pPr>
+              <w:spacing w:after="0" w:line="240" w:lineRule="auto"/>
+              <w:jc w:val="center"/>
+              <w:rPr>
+                <w:rFonts w:ascii="Times New Roman" w:eastAsia="Times New Roman" w:hAnsi="Times New Roman" w:cs="Times New Roman"/>
+                <w:b/>
+                <w:bCs/>
+                <w:sz w:val="24"/>
+                <w:szCs w:val="24"/>
+                <w:lang w:eastAsia="en-IN"/>
+              </w:rPr>
+            </w:pPr>
+            <w:r>
+              <w:rPr>
+                <w:rFonts w:ascii="Times New Roman" w:eastAsia="Times New Roman" w:hAnsi="Times New Roman" w:cs="Times New Roman"/>
+                <w:b/>
+                <w:bCs/>
+                <w:sz w:val="24"/>
+                <w:szCs w:val="24"/>
+                <w:lang w:eastAsia="en-IN"/>
+              </w:rPr>
+              <w:t>Detailed Level</w:t>
+            </w:r>
+          </w:p>
+        </w:tc>
+      </w:tr>
+      <w:tr>
+        <w:trPr>
+          <w:tblCellSpacing w:w="15" w:type="dxa"/>
+        </w:trPr>
+        <w:tc>
+          <w:tcPr>
+            <w:tcW w:w="0" w:type="auto"/>
+            <w:vAlign w:val="center"/>
+            <w:hideMark/>
+          </w:tcPr>
+          <w:p>
+            <w:pPr>
+              <w:spacing w:after="0" w:line="240" w:lineRule="auto"/>
+              <w:rPr>
+                <w:rFonts w:ascii="Times New Roman" w:eastAsia="Times New Roman" w:hAnsi="Times New Roman" w:cs="Times New Roman"/>
+                <w:sz w:val="24"/>
+                <w:szCs w:val="24"/>
+                <w:lang w:eastAsia="en-IN"/>
+              </w:rPr>
+            </w:pPr>
+            <w:r>
+              <w:rPr>
+                <w:rFonts w:ascii="Times New Roman" w:eastAsia="Times New Roman" w:hAnsi="Times New Roman" w:cs="Times New Roman"/>
+                <w:sz w:val="24"/>
+                <w:szCs w:val="24"/>
+                <w:lang w:eastAsia="en-IN"/>
+              </w:rPr>
+              <w:t>0–19</w:t>
+            </w:r>
+          </w:p>
+        </w:tc>
+        <w:tc>
+          <w:tcPr>
+            <w:tcW w:w="0" w:type="auto"/>
+            <w:vAlign w:val="center"/>
+            <w:hideMark/>
+          </w:tcPr>
+          <w:p>
+            <w:pPr>
+              <w:spacing w:after="0" w:line="240" w:lineRule="auto"/>
+              <w:rPr>
+                <w:rFonts w:ascii="Times New Roman" w:eastAsia="Times New Roman" w:hAnsi="Times New Roman" w:cs="Times New Roman"/>
+                <w:sz w:val="24"/>
+                <w:szCs w:val="24"/>
+                <w:lang w:eastAsia="en-IN"/>
+              </w:rPr>
+            </w:pPr>
+            <w:r>
+              <w:rPr>
+                <w:rFonts w:ascii="Times New Roman" w:eastAsia="Times New Roman" w:hAnsi="Times New Roman" w:cs="Times New Roman"/>
+                <w:sz w:val="24"/>
+                <w:szCs w:val="24"/>
+                <w:lang w:eastAsia="en-IN"/>
+              </w:rPr>
+              <w:t>Very Low</w:t>
+            </w:r>
+          </w:p>
+        </w:tc>
+      </w:tr>
+      <w:tr>
+        <w:trPr>
+          <w:tblCellSpacing w:w="15" w:type="dxa"/>
+        </w:trPr>
+        <w:tc>
+          <w:tcPr>
+            <w:tcW w:w="0" w:type="auto"/>
+            <w:vAlign w:val="center"/>
+            <w:hideMark/>
+          </w:tcPr>
+          <w:p>
+            <w:pPr>
+              <w:spacing w:after="0" w:line="240" w:lineRule="auto"/>
+              <w:rPr>
+                <w:rFonts w:ascii="Times New Roman" w:eastAsia="Times New Roman" w:hAnsi="Times New Roman" w:cs="Times New Roman"/>
+                <w:sz w:val="24"/>
+                <w:szCs w:val="24"/>
+                <w:lang w:eastAsia="en-IN"/>
+              </w:rPr>
+            </w:pPr>
+            <w:r>
+              <w:rPr>
+                <w:rFonts w:ascii="Times New Roman" w:eastAsia="Times New Roman" w:hAnsi="Times New Roman" w:cs="Times New Roman"/>
+                <w:sz w:val="24"/>
+                <w:szCs w:val="24"/>
+                <w:lang w:eastAsia="en-IN"/>
+              </w:rPr>
+              <w:t>20–39</w:t>
+            </w:r>
+          </w:p>
+        </w:tc>
+        <w:tc>
+          <w:tcPr>
+            <w:tcW w:w="0" w:type="auto"/>
+            <w:vAlign w:val="center"/>
+            <w:hideMark/>
+          </w:tcPr>
+          <w:p>
+            <w:pPr>
+              <w:spacing w:after="0" w:line="240" w:lineRule="auto"/>
+              <w:rPr>
+                <w:rFonts w:ascii="Times New Roman" w:eastAsia="Times New Roman" w:hAnsi="Times New Roman" w:cs="Times New Roman"/>
+                <w:sz w:val="24"/>
+                <w:szCs w:val="24"/>
+                <w:lang w:eastAsia="en-IN"/>
+              </w:rPr>
+            </w:pPr>
+            <w:r>
+              <w:rPr>
+                <w:rFonts w:ascii="Times New Roman" w:eastAsia="Times New Roman" w:hAnsi="Times New Roman" w:cs="Times New Roman"/>
+                <w:sz w:val="24"/>
+                <w:szCs w:val="24"/>
+                <w:lang w:eastAsia="en-IN"/>
+              </w:rPr>
+              <w:t>Low</w:t>
+            </w:r>
+          </w:p>
+        </w:tc>
+      </w:tr>
+      <w:tr>
+        <w:trPr>
+          <w:tblCellSpacing w:w="15" w:type="dxa"/>
+        </w:trPr>
+        <w:tc>
+          <w:tcPr>
+            <w:tcW w:w="0" w:type="auto"/>
+            <w:vAlign w:val="center"/>
+            <w:hideMark/>
+          </w:tcPr>
+          <w:p>
+            <w:pPr>
+              <w:spacing w:after="0" w:line="240" w:lineRule="auto"/>
+              <w:rPr>
+                <w:rFonts w:ascii="Times New Roman" w:eastAsia="Times New Roman" w:hAnsi="Times New Roman" w:cs="Times New Roman"/>
+                <w:sz w:val="24"/>
+                <w:szCs w:val="24"/>
+                <w:lang w:eastAsia="en-IN"/>
+              </w:rPr>
+            </w:pPr>
+            <w:r>
+              <w:rPr>
+                <w:rFonts w:ascii="Times New Roman" w:eastAsia="Times New Roman" w:hAnsi="Times New Roman" w:cs="Times New Roman"/>
+                <w:sz w:val="24"/>
+                <w:szCs w:val="24"/>
+                <w:lang w:eastAsia="en-IN"/>
+              </w:rPr>
+              <w:t>40–54</w:t>
+            </w:r>
+          </w:p>
+        </w:tc>
+        <w:tc>
+          <w:tcPr>
+            <w:tcW w:w="0" w:type="auto"/>
+            <w:vAlign w:val="center"/>
+            <w:hideMark/>
+          </w:tcPr>
+          <w:p>
+            <w:pPr>
+              <w:spacing w:after="0" w:line="240" w:lineRule="auto"/>
+              <w:rPr>
+                <w:rFonts w:ascii="Times New Roman" w:eastAsia="Times New Roman" w:hAnsi="Times New Roman" w:cs="Times New Roman"/>
+                <w:sz w:val="24"/>
+                <w:szCs w:val="24"/>
+                <w:lang w:eastAsia="en-IN"/>
+              </w:rPr>
+            </w:pPr>
+            <w:r>
+              <w:rPr>
+                <w:rFonts w:ascii="Times New Roman" w:eastAsia="Times New Roman" w:hAnsi="Times New Roman" w:cs="Times New Roman"/>
+                <w:sz w:val="24"/>
+                <w:szCs w:val="24"/>
+                <w:lang w:eastAsia="en-IN"/>
+              </w:rPr>
+              <w:t>Moderate</w:t>
+            </w:r>
+          </w:p>
+        </w:tc>
+      </w:tr>
+      <w:tr>
+        <w:trPr>
+          <w:tblCellSpacing w:w="15" w:type="dxa"/>
+        </w:trPr>
+        <w:tc>
+          <w:tcPr>
+            <w:tcW w:w="0" w:type="auto"/>
+            <w:vAlign w:val="center"/>
+            <w:hideMark/>
+          </w:tcPr>
+          <w:p>
+            <w:pPr>
+              <w:spacing w:after="0" w:line="240" w:lineRule="auto"/>
+              <w:rPr>
+                <w:rFonts w:ascii="Times New Roman" w:eastAsia="Times New Roman" w:hAnsi="Times New Roman" w:cs="Times New Roman"/>
+                <w:sz w:val="24"/>
+                <w:szCs w:val="24"/>
+                <w:lang w:eastAsia="en-IN"/>
+              </w:rPr>
+            </w:pPr>
+            <w:r>
+              <w:rPr>
+                <w:rFonts w:ascii="Times New Roman" w:eastAsia="Times New Roman" w:hAnsi="Times New Roman" w:cs="Times New Roman"/>
+                <w:sz w:val="24"/>
+                <w:szCs w:val="24"/>
+                <w:lang w:eastAsia="en-IN"/>
+              </w:rPr>
+              <w:t>55–69</w:t>
+            </w:r>
+          </w:p>
+        </w:tc>
+        <w:tc>
+          <w:tcPr>
+            <w:tcW w:w="0" w:type="auto"/>
+            <w:vAlign w:val="center"/>
+            <w:hideMark/>
+          </w:tcPr>
+          <w:p>
+            <w:pPr>
+              <w:spacing w:after="0" w:line="240" w:lineRule="auto"/>
+              <w:rPr>
+                <w:rFonts w:ascii="Times New Roman" w:eastAsia="Times New Roman" w:hAnsi="Times New Roman" w:cs="Times New Roman"/>
+                <w:sz w:val="24"/>
+                <w:szCs w:val="24"/>
+                <w:lang w:eastAsia="en-IN"/>
+              </w:rPr>
+            </w:pPr>
+            <w:r>
+              <w:rPr>
+                <w:rFonts w:ascii="Times New Roman" w:eastAsia="Times New Roman" w:hAnsi="Times New Roman" w:cs="Times New Roman"/>
+                <w:sz w:val="24"/>
+                <w:szCs w:val="24"/>
+                <w:lang w:eastAsia="en-IN"/>
+              </w:rPr>
+              <w:t>Elevated</w:t>
+            </w:r>
+          </w:p>
+        </w:tc>
+      </w:tr>
+      <w:tr>
+        <w:trPr>
+          <w:tblCellSpacing w:w="15" w:type="dxa"/>
+        </w:trPr>
+        <w:tc>
+          <w:tcPr>
+            <w:tcW w:w="0" w:type="auto"/>
+            <w:vAlign w:val="center"/>
+            <w:hideMark/>
+          </w:tcPr>
+          <w:p>
+            <w:pPr>
+              <w:spacing w:after="0" w:line="240" w:lineRule="auto"/>
+              <w:rPr>
+                <w:rFonts w:ascii="Times New Roman" w:eastAsia="Times New Roman" w:hAnsi="Times New Roman" w:cs="Times New Roman"/>
+                <w:sz w:val="24"/>
+                <w:szCs w:val="24"/>
+                <w:lang w:eastAsia="en-IN"/>
+              </w:rPr>
+            </w:pPr>
+            <w:r>
+              <w:rPr>
+                <w:rFonts w:ascii="Times New Roman" w:eastAsia="Times New Roman" w:hAnsi="Times New Roman" w:cs="Times New Roman"/>
+                <w:sz w:val="24"/>
+                <w:szCs w:val="24"/>
+                <w:lang w:eastAsia="en-IN"/>
+              </w:rPr>
+              <w:t>70–84</w:t>
+            </w:r>
+          </w:p>
+        </w:tc>
+        <w:tc>
+          <w:tcPr>
+            <w:tcW w:w="0" w:type="auto"/>
+            <w:vAlign w:val="center"/>
+            <w:hideMark/>
+          </w:tcPr>
+          <w:p>
+            <w:pPr>
+              <w:spacing w:after="0" w:line="240" w:lineRule="auto"/>
+              <w:rPr>
+                <w:rFonts w:ascii="Times New Roman" w:eastAsia="Times New Roman" w:hAnsi="Times New Roman" w:cs="Times New Roman"/>
+                <w:sz w:val="24"/>
+                <w:szCs w:val="24"/>
+                <w:lang w:eastAsia="en-IN"/>
+              </w:rPr>
+            </w:pPr>
+            <w:r>
+              <w:rPr>
+                <w:rFonts w:ascii="Times New Roman" w:eastAsia="Times New Roman" w:hAnsi="Times New Roman" w:cs="Times New Roman"/>
+                <w:sz w:val="24"/>
+                <w:szCs w:val="24"/>
+                <w:lang w:eastAsia="en-IN"/>
+              </w:rPr>
+              <w:t>High</w:t>
+            </w:r>
+          </w:p>
+        </w:tc>
+      </w:tr>
+      <w:tr>
+        <w:trPr>
+          <w:tblCellSpacing w:w="15" w:type="dxa"/>
+        </w:trPr>
+        <w:tc>
+          <w:tcPr>
+            <w:tcW w:w="0" w:type="auto"/>
+            <w:vAlign w:val="center"/>
+            <w:hideMark/>
+          </w:tcPr>
+          <w:p>
+            <w:pPr>
+              <w:spacing w:after="0" w:line="240" w:lineRule="auto"/>
+              <w:rPr>
+                <w:rFonts w:ascii="Times New Roman" w:eastAsia="Times New Roman" w:hAnsi="Times New Roman" w:cs="Times New Roman"/>
+                <w:sz w:val="24"/>
+                <w:szCs w:val="24"/>
+                <w:lang w:eastAsia="en-IN"/>
+              </w:rPr>
+            </w:pPr>
+            <w:r>
+              <w:rPr>
+                <w:rFonts w:ascii="Times New Roman" w:eastAsia="Times New Roman" w:hAnsi="Times New Roman" w:cs="Times New Roman"/>
+                <w:sz w:val="24"/>
+                <w:szCs w:val="24"/>
+                <w:lang w:eastAsia="en-IN"/>
+              </w:rPr>
+              <w:t>85–100</w:t>
+            </w:r>
+          </w:p>
+        </w:tc>
+        <w:tc>
+          <w:tcPr>
+            <w:tcW w:w="0" w:type="auto"/>
+            <w:vAlign w:val="center"/>
+            <w:hideMark/>
+          </w:tcPr>
+          <w:p>
+            <w:pPr>
+              <w:spacing w:after="0" w:line="240" w:lineRule="auto"/>
+              <w:rPr>
+                <w:rFonts w:ascii="Times New Roman" w:eastAsia="Times New Roman" w:hAnsi="Times New Roman" w:cs="Times New Roman"/>
+                <w:sz w:val="24"/>
+                <w:szCs w:val="24"/>
+                <w:lang w:eastAsia="en-IN"/>
+              </w:rPr>
+            </w:pPr>
+            <w:r>
+              <w:rPr>
+                <w:rFonts w:ascii="Times New Roman" w:eastAsia="Times New Roman" w:hAnsi="Times New Roman" w:cs="Times New Roman"/>
+                <w:sz w:val="24"/>
+                <w:szCs w:val="24"/>
+                <w:lang w:eastAsia="en-IN"/>
+              </w:rPr>
+              <w:t>Critical</w:t>
+            </w:r>
+          </w:p>
+        </w:tc>
+      </w:tr>
+    </w:tbl>
+    <w:p>
+      <w:pPr>
+        <w:spacing w:after="0" w:line="240" w:lineRule="auto"/>
+        <w:rPr>
+          <w:rFonts w:ascii="Times New Roman" w:eastAsia="Times New Roman" w:hAnsi="Times New Roman" w:cs="Times New Roman"/>
+          <w:sz w:val="24"/>
+          <w:szCs w:val="24"/>
+          <w:lang w:eastAsia="en-IN"/>
+        </w:rPr>
+      </w:pPr>
+      <w:r>
+        <w:rPr>
+          <w:rFonts w:ascii="Times New Roman" w:eastAsia="Times New Roman" w:hAnsi="Times New Roman" w:cs="Times New Roman"/>
+          <w:sz w:val="24"/>
+          <w:szCs w:val="24"/>
+          <w:lang w:eastAsia="en-IN"/>
+        </w:rPr>
+        <w:pict>
+          <v:rect id="_x0000_i1179" style="width:0;height:1.5pt" o:hralign="center" o:hrstd="t" o:hr="t" fillcolor="#a0a0a0" stroked="f"/>
+        </w:pict>
+      </w:r>
+    </w:p>
+    <w:p>
+      <w:pPr>
+        <w:spacing w:before="100" w:beforeAutospacing="1" w:after="100" w:afterAutospacing="1" w:line="240" w:lineRule="auto"/>
+        <w:outlineLvl w:val="1"/>
+        <w:rPr>
+          <w:rFonts w:ascii="Times New Roman" w:eastAsia="Times New Roman" w:hAnsi="Times New Roman" w:cs="Times New Roman"/>
+          <w:b/>
+          <w:bCs/>
+          <w:sz w:val="36"/>
+          <w:szCs w:val="36"/>
+          <w:lang w:eastAsia="en-IN"/>
+        </w:rPr>
+      </w:pPr>
+      <w:r>
+        <w:rPr>
+          <w:rFonts w:ascii="Times New Roman" w:eastAsia="Times New Roman" w:hAnsi="Times New Roman" w:cs="Times New Roman"/>
+          <w:b/>
+          <w:bCs/>
+          <w:sz w:val="36"/>
+          <w:szCs w:val="36"/>
+          <w:lang w:eastAsia="en-IN"/>
+        </w:rPr>
+        <w:lastRenderedPageBreak/>
+        <w:t>🧠 Key Design Insight</w:t>
+      </w:r>
+    </w:p>
+    <w:p>
+      <w:pPr>
+        <w:spacing w:before="100" w:beforeAutospacing="1" w:after="100" w:afterAutospacing="1" w:line="240" w:lineRule="auto"/>
+        <w:rPr>
+          <w:rFonts w:ascii="Times New Roman" w:eastAsia="Times New Roman" w:hAnsi="Times New Roman" w:cs="Times New Roman"/>
+          <w:sz w:val="24"/>
+          <w:szCs w:val="24"/>
+          <w:lang w:eastAsia="en-IN"/>
+        </w:rPr>
+      </w:pPr>
+      <w:r>
+        <w:rPr>
+          <w:rFonts w:ascii="Times New Roman" w:eastAsia="Times New Roman" w:hAnsi="Times New Roman" w:cs="Times New Roman"/>
+          <w:sz w:val="24"/>
+          <w:szCs w:val="24"/>
+          <w:lang w:eastAsia="en-IN"/>
+        </w:rPr>
+        <w:t xml:space="preserve">This system is </w:t>
+      </w:r>
+      <w:r>
+        <w:rPr>
+          <w:rFonts w:ascii="Times New Roman" w:eastAsia="Times New Roman" w:hAnsi="Times New Roman" w:cs="Times New Roman"/>
+          <w:b/>
+          <w:bCs/>
+          <w:sz w:val="24"/>
+          <w:szCs w:val="24"/>
+          <w:lang w:eastAsia="en-IN"/>
+        </w:rPr>
+        <w:t>hierarchical and aligned</w:t>
+      </w:r>
+      <w:r>
+        <w:rPr>
+          <w:rFonts w:ascii="Times New Roman" w:eastAsia="Times New Roman" w:hAnsi="Times New Roman" w:cs="Times New Roman"/>
+          <w:sz w:val="24"/>
+          <w:szCs w:val="24"/>
+          <w:lang w:eastAsia="en-IN"/>
+        </w:rPr>
+        <w:t>:</w:t>
+      </w:r>
+    </w:p>
+    <w:tbl>
+      <w:tblPr>
+        <w:tblW w:w="0" w:type="auto"/>
+        <w:tblCellSpacing w:w="15" w:type="dxa"/>
+        <w:tblCellMar>
+          <w:top w:w="15" w:type="dxa"/>
+          <w:left w:w="15" w:type="dxa"/>
+          <w:bottom w:w="15" w:type="dxa"/>
+          <w:right w:w="15" w:type="dxa"/>
+        </w:tblCellMar>
+        <w:tblLook w:val="04A0" w:firstRow="1" w:lastRow="0" w:firstColumn="1" w:lastColumn="0" w:noHBand="0" w:noVBand="1"/>
+      </w:tblPr>
+      <w:tblGrid>
+        <w:gridCol w:w="995"/>
+        <w:gridCol w:w="2175"/>
+      </w:tblGrid>
+      <w:tr>
+        <w:trPr>
+          <w:tblHeader/>
+          <w:tblCellSpacing w:w="15" w:type="dxa"/>
+        </w:trPr>
+        <w:tc>
+          <w:tcPr>
+            <w:tcW w:w="0" w:type="auto"/>
+            <w:vAlign w:val="center"/>
+            <w:hideMark/>
+          </w:tcPr>
+          <w:p>
+            <w:pPr>
+              <w:spacing w:after="0" w:line="240" w:lineRule="auto"/>
+              <w:jc w:val="center"/>
+              <w:rPr>
+                <w:rFonts w:ascii="Times New Roman" w:eastAsia="Times New Roman" w:hAnsi="Times New Roman" w:cs="Times New Roman"/>
+                <w:b/>
+                <w:bCs/>
+                <w:sz w:val="24"/>
+                <w:szCs w:val="24"/>
+                <w:lang w:eastAsia="en-IN"/>
+              </w:rPr>
+            </w:pPr>
+            <w:r>
+              <w:rPr>
+                <w:rFonts w:ascii="Times New Roman" w:eastAsia="Times New Roman" w:hAnsi="Times New Roman" w:cs="Times New Roman"/>
+                <w:b/>
+                <w:bCs/>
+                <w:sz w:val="24"/>
+                <w:szCs w:val="24"/>
+                <w:lang w:eastAsia="en-IN"/>
+              </w:rPr>
+              <w:t>Primary</w:t>
+            </w:r>
+          </w:p>
+        </w:tc>
+        <w:tc>
+          <w:tcPr>
+            <w:tcW w:w="0" w:type="auto"/>
+            <w:vAlign w:val="center"/>
+            <w:hideMark/>
+          </w:tcPr>
+          <w:p>
+            <w:pPr>
+              <w:spacing w:after="0" w:line="240" w:lineRule="auto"/>
+              <w:jc w:val="center"/>
+              <w:rPr>
+                <w:rFonts w:ascii="Times New Roman" w:eastAsia="Times New Roman" w:hAnsi="Times New Roman" w:cs="Times New Roman"/>
+                <w:b/>
+                <w:bCs/>
+                <w:sz w:val="24"/>
+                <w:szCs w:val="24"/>
+                <w:lang w:eastAsia="en-IN"/>
+              </w:rPr>
+            </w:pPr>
+            <w:r>
+              <w:rPr>
+                <w:rFonts w:ascii="Times New Roman" w:eastAsia="Times New Roman" w:hAnsi="Times New Roman" w:cs="Times New Roman"/>
+                <w:b/>
+                <w:bCs/>
+                <w:sz w:val="24"/>
+                <w:szCs w:val="24"/>
+                <w:lang w:eastAsia="en-IN"/>
+              </w:rPr>
+              <w:t>Detailed Breakdown</w:t>
+            </w:r>
+          </w:p>
+        </w:tc>
+      </w:tr>
+      <w:tr>
+        <w:trPr>
+          <w:tblCellSpacing w:w="15" w:type="dxa"/>
+        </w:trPr>
+        <w:tc>
+          <w:tcPr>
+            <w:tcW w:w="0" w:type="auto"/>
+            <w:vAlign w:val="center"/>
+            <w:hideMark/>
+          </w:tcPr>
+          <w:p>
+            <w:pPr>
+              <w:spacing w:after="0" w:line="240" w:lineRule="auto"/>
+              <w:rPr>
+                <w:rFonts w:ascii="Times New Roman" w:eastAsia="Times New Roman" w:hAnsi="Times New Roman" w:cs="Times New Roman"/>
+                <w:sz w:val="24"/>
+                <w:szCs w:val="24"/>
+                <w:lang w:eastAsia="en-IN"/>
+              </w:rPr>
+            </w:pPr>
+            <w:r>
+              <w:rPr>
+                <w:rFonts w:ascii="Times New Roman" w:eastAsia="Times New Roman" w:hAnsi="Times New Roman" w:cs="Times New Roman"/>
+                <w:sz w:val="24"/>
+                <w:szCs w:val="24"/>
+                <w:lang w:eastAsia="en-IN"/>
+              </w:rPr>
+              <w:t>Low</w:t>
+            </w:r>
+          </w:p>
+        </w:tc>
+        <w:tc>
+          <w:tcPr>
+            <w:tcW w:w="0" w:type="auto"/>
+            <w:vAlign w:val="center"/>
+            <w:hideMark/>
+          </w:tcPr>
+          <w:p>
+            <w:pPr>
+              <w:spacing w:after="0" w:line="240" w:lineRule="auto"/>
+              <w:rPr>
+                <w:rFonts w:ascii="Times New Roman" w:eastAsia="Times New Roman" w:hAnsi="Times New Roman" w:cs="Times New Roman"/>
+                <w:sz w:val="24"/>
+                <w:szCs w:val="24"/>
+                <w:lang w:eastAsia="en-IN"/>
+              </w:rPr>
+            </w:pPr>
+            <w:r>
+              <w:rPr>
+                <w:rFonts w:ascii="Times New Roman" w:eastAsia="Times New Roman" w:hAnsi="Times New Roman" w:cs="Times New Roman"/>
+                <w:sz w:val="24"/>
+                <w:szCs w:val="24"/>
+                <w:lang w:eastAsia="en-IN"/>
+              </w:rPr>
+              <w:t>Very Low + Low</w:t>
+            </w:r>
+          </w:p>
+        </w:tc>
+      </w:tr>
+      <w:tr>
+        <w:trPr>
+          <w:tblCellSpacing w:w="15" w:type="dxa"/>
+        </w:trPr>
+        <w:tc>
+          <w:tcPr>
+            <w:tcW w:w="0" w:type="auto"/>
+            <w:vAlign w:val="center"/>
+            <w:hideMark/>
+          </w:tcPr>
+          <w:p>
+            <w:pPr>
+              <w:spacing w:after="0" w:line="240" w:lineRule="auto"/>
+              <w:rPr>
+                <w:rFonts w:ascii="Times New Roman" w:eastAsia="Times New Roman" w:hAnsi="Times New Roman" w:cs="Times New Roman"/>
+                <w:sz w:val="24"/>
+                <w:szCs w:val="24"/>
+                <w:lang w:eastAsia="en-IN"/>
+              </w:rPr>
+            </w:pPr>
+            <w:r>
+              <w:rPr>
+                <w:rFonts w:ascii="Times New Roman" w:eastAsia="Times New Roman" w:hAnsi="Times New Roman" w:cs="Times New Roman"/>
+                <w:sz w:val="24"/>
+                <w:szCs w:val="24"/>
+                <w:lang w:eastAsia="en-IN"/>
+              </w:rPr>
+              <w:t>Moderate</w:t>
+            </w:r>
+          </w:p>
+        </w:tc>
+        <w:tc>
+          <w:tcPr>
+            <w:tcW w:w="0" w:type="auto"/>
+            <w:vAlign w:val="center"/>
+            <w:hideMark/>
+          </w:tcPr>
+          <w:p>
+            <w:pPr>
+              <w:spacing w:after="0" w:line="240" w:lineRule="auto"/>
+              <w:rPr>
+                <w:rFonts w:ascii="Times New Roman" w:eastAsia="Times New Roman" w:hAnsi="Times New Roman" w:cs="Times New Roman"/>
+                <w:sz w:val="24"/>
+                <w:szCs w:val="24"/>
+                <w:lang w:eastAsia="en-IN"/>
+              </w:rPr>
+            </w:pPr>
+            <w:r>
+              <w:rPr>
+                <w:rFonts w:ascii="Times New Roman" w:eastAsia="Times New Roman" w:hAnsi="Times New Roman" w:cs="Times New Roman"/>
+                <w:sz w:val="24"/>
+                <w:szCs w:val="24"/>
+                <w:lang w:eastAsia="en-IN"/>
+              </w:rPr>
+              <w:t>Moderate + Elevated</w:t>
+            </w:r>
+          </w:p>
+        </w:tc>
+      </w:tr>
+      <w:tr>
+        <w:trPr>
+          <w:tblCellSpacing w:w="15" w:type="dxa"/>
+        </w:trPr>
+        <w:tc>
+          <w:tcPr>
+            <w:tcW w:w="0" w:type="auto"/>
+            <w:vAlign w:val="center"/>
+            <w:hideMark/>
+          </w:tcPr>
+          <w:p>
+            <w:pPr>
+              <w:spacing w:after="0" w:line="240" w:lineRule="auto"/>
+              <w:rPr>
+                <w:rFonts w:ascii="Times New Roman" w:eastAsia="Times New Roman" w:hAnsi="Times New Roman" w:cs="Times New Roman"/>
+                <w:sz w:val="24"/>
+                <w:szCs w:val="24"/>
+                <w:lang w:eastAsia="en-IN"/>
+              </w:rPr>
+            </w:pPr>
+            <w:r>
+              <w:rPr>
+                <w:rFonts w:ascii="Times New Roman" w:eastAsia="Times New Roman" w:hAnsi="Times New Roman" w:cs="Times New Roman"/>
+                <w:sz w:val="24"/>
+                <w:szCs w:val="24"/>
+                <w:lang w:eastAsia="en-IN"/>
+              </w:rPr>
+              <w:t>High</w:t>
+            </w:r>
+          </w:p>
+        </w:tc>
+        <w:tc>
+          <w:tcPr>
+            <w:tcW w:w="0" w:type="auto"/>
+            <w:vAlign w:val="center"/>
+            <w:hideMark/>
+          </w:tcPr>
+          <w:p>
+            <w:pPr>
+              <w:spacing w:after="0" w:line="240" w:lineRule="auto"/>
+              <w:rPr>
+                <w:rFonts w:ascii="Times New Roman" w:eastAsia="Times New Roman" w:hAnsi="Times New Roman" w:cs="Times New Roman"/>
+                <w:sz w:val="24"/>
+                <w:szCs w:val="24"/>
+                <w:lang w:eastAsia="en-IN"/>
+              </w:rPr>
+            </w:pPr>
+            <w:r>
+              <w:rPr>
+                <w:rFonts w:ascii="Times New Roman" w:eastAsia="Times New Roman" w:hAnsi="Times New Roman" w:cs="Times New Roman"/>
+                <w:sz w:val="24"/>
+                <w:szCs w:val="24"/>
+                <w:lang w:eastAsia="en-IN"/>
+              </w:rPr>
+              <w:t>High + Critical</w:t>
+            </w:r>
+          </w:p>
+        </w:tc>
+      </w:tr>
+    </w:tbl>
+    <w:p>
+      <w:pPr>
+        <w:spacing w:before="100" w:beforeAutospacing="1" w:after="100" w:afterAutospacing="1" w:line="240" w:lineRule="auto"/>
+        <w:rPr>
+          <w:rFonts w:ascii="Times New Roman" w:eastAsia="Times New Roman" w:hAnsi="Times New Roman" w:cs="Times New Roman"/>
+          <w:sz w:val="24"/>
+          <w:szCs w:val="24"/>
+          <w:lang w:eastAsia="en-IN"/>
+        </w:rPr>
+      </w:pPr>
+      <w:r>
+        <w:rPr>
+          <w:rFonts w:ascii="Segoe UI Symbol" w:eastAsia="Times New Roman" w:hAnsi="Segoe UI Symbol" w:cs="Segoe UI Symbol"/>
+          <w:sz w:val="24"/>
+          <w:szCs w:val="24"/>
+          <w:lang w:eastAsia="en-IN"/>
+        </w:rPr>
+        <w:t>👉</w:t>
+      </w:r>
+      <w:r>
+        <w:rPr>
+          <w:rFonts w:ascii="Times New Roman" w:eastAsia="Times New Roman" w:hAnsi="Times New Roman" w:cs="Times New Roman"/>
+          <w:sz w:val="24"/>
+          <w:szCs w:val="24"/>
+          <w:lang w:eastAsia="en-IN"/>
+        </w:rPr>
+        <w:t xml:space="preserve"> This ensures:</w:t>
+      </w:r>
+    </w:p>
+    <w:p>
+      <w:pPr>
+        <w:numPr>
+          <w:ilvl w:val="0"/>
+          <w:numId w:val="54"/>
+        </w:numPr>
+        <w:spacing w:before="100" w:beforeAutospacing="1" w:after="100" w:afterAutospacing="1" w:line="240" w:lineRule="auto"/>
+        <w:rPr>
+          <w:rFonts w:ascii="Times New Roman" w:eastAsia="Times New Roman" w:hAnsi="Times New Roman" w:cs="Times New Roman"/>
+          <w:sz w:val="24"/>
+          <w:szCs w:val="24"/>
+          <w:lang w:eastAsia="en-IN"/>
+        </w:rPr>
+      </w:pPr>
+      <w:r>
+        <w:rPr>
+          <w:rFonts w:ascii="Times New Roman" w:eastAsia="Times New Roman" w:hAnsi="Times New Roman" w:cs="Times New Roman"/>
+          <w:sz w:val="24"/>
+          <w:szCs w:val="24"/>
+          <w:lang w:eastAsia="en-IN"/>
+        </w:rPr>
+        <w:t>consistency</w:t>
+      </w:r>
+    </w:p>
+    <w:p>
+      <w:pPr>
+        <w:numPr>
+          <w:ilvl w:val="0"/>
+          <w:numId w:val="54"/>
+        </w:numPr>
+        <w:spacing w:before="100" w:beforeAutospacing="1" w:after="100" w:afterAutospacing="1" w:line="240" w:lineRule="auto"/>
+        <w:rPr>
+          <w:rFonts w:ascii="Times New Roman" w:eastAsia="Times New Roman" w:hAnsi="Times New Roman" w:cs="Times New Roman"/>
+          <w:sz w:val="24"/>
+          <w:szCs w:val="24"/>
+          <w:lang w:eastAsia="en-IN"/>
+        </w:rPr>
+      </w:pPr>
+      <w:r>
+        <w:rPr>
+          <w:rFonts w:ascii="Times New Roman" w:eastAsia="Times New Roman" w:hAnsi="Times New Roman" w:cs="Times New Roman"/>
+          <w:sz w:val="24"/>
+          <w:szCs w:val="24"/>
+          <w:lang w:eastAsia="en-IN"/>
+        </w:rPr>
+        <w:t>no contradictory classification</w:t>
+      </w:r>
+    </w:p>
+    <w:p>
+      <w:pPr>
+        <w:numPr>
+          <w:ilvl w:val="0"/>
+          <w:numId w:val="54"/>
+        </w:numPr>
+        <w:spacing w:before="100" w:beforeAutospacing="1" w:after="100" w:afterAutospacing="1" w:line="240" w:lineRule="auto"/>
+        <w:rPr>
+          <w:rFonts w:ascii="Times New Roman" w:eastAsia="Times New Roman" w:hAnsi="Times New Roman" w:cs="Times New Roman"/>
+          <w:sz w:val="24"/>
+          <w:szCs w:val="24"/>
+          <w:lang w:eastAsia="en-IN"/>
+        </w:rPr>
+      </w:pPr>
+      <w:r>
+        <w:rPr>
+          <w:rFonts w:ascii="Times New Roman" w:eastAsia="Times New Roman" w:hAnsi="Times New Roman" w:cs="Times New Roman"/>
+          <w:sz w:val="24"/>
+          <w:szCs w:val="24"/>
+          <w:lang w:eastAsia="en-IN"/>
+        </w:rPr>
+        <w:t>better interpretability</w:t>
+      </w:r>
+    </w:p>
+    <w:p>
+      <w:pPr>
+        <w:spacing w:after="0" w:line="240" w:lineRule="auto"/>
+        <w:rPr>
+          <w:rFonts w:ascii="Times New Roman" w:eastAsia="Times New Roman" w:hAnsi="Times New Roman" w:cs="Times New Roman"/>
+          <w:sz w:val="24"/>
+          <w:szCs w:val="24"/>
+          <w:lang w:eastAsia="en-IN"/>
+        </w:rPr>
+      </w:pPr>
+      <w:r>
+        <w:rPr>
+          <w:rFonts w:ascii="Times New Roman" w:eastAsia="Times New Roman" w:hAnsi="Times New Roman" w:cs="Times New Roman"/>
+          <w:sz w:val="24"/>
+          <w:szCs w:val="24"/>
+          <w:lang w:eastAsia="en-IN"/>
+        </w:rPr>
+        <w:pict>
+          <v:rect id="_x0000_i1180" style="width:0;height:1.5pt" o:hralign="center" o:hrstd="t" o:hr="t" fillcolor="#a0a0a0" stroked="f"/>
+        </w:pict>
+      </w:r>
+    </w:p>
+    <w:p>
+      <w:pPr>
+        <w:spacing w:before="100" w:beforeAutospacing="1" w:after="100" w:afterAutospacing="1" w:line="240" w:lineRule="auto"/>
+        <w:outlineLvl w:val="1"/>
+        <w:rPr>
+          <w:rFonts w:ascii="Times New Roman" w:eastAsia="Times New Roman" w:hAnsi="Times New Roman" w:cs="Times New Roman"/>
+          <w:b/>
+          <w:bCs/>
+          <w:sz w:val="36"/>
+          <w:szCs w:val="36"/>
+          <w:lang w:eastAsia="en-IN"/>
+        </w:rPr>
+      </w:pPr>
+      <w:r>
+        <w:rPr>
+          <w:rFonts w:ascii="Segoe UI Symbol" w:eastAsia="Times New Roman" w:hAnsi="Segoe UI Symbol" w:cs="Segoe UI Symbol"/>
+          <w:b/>
+          <w:bCs/>
+          <w:sz w:val="36"/>
+          <w:szCs w:val="36"/>
+          <w:lang w:eastAsia="en-IN"/>
+        </w:rPr>
+        <w:t>⚖️</w:t>
+      </w:r>
+      <w:r>
+        <w:rPr>
+          <w:rFonts w:ascii="Times New Roman" w:eastAsia="Times New Roman" w:hAnsi="Times New Roman" w:cs="Times New Roman"/>
+          <w:b/>
+          <w:bCs/>
+          <w:sz w:val="36"/>
+          <w:szCs w:val="36"/>
+          <w:lang w:eastAsia="en-IN"/>
+        </w:rPr>
+        <w:t xml:space="preserve"> Difference Between the Two</w:t>
+      </w:r>
+    </w:p>
+    <w:tbl>
+      <w:tblPr>
+        <w:tblW w:w="0" w:type="auto"/>
+        <w:tblCellSpacing w:w="15" w:type="dxa"/>
+        <w:tblCellMar>
+          <w:top w:w="15" w:type="dxa"/>
+          <w:left w:w="15" w:type="dxa"/>
+          <w:bottom w:w="15" w:type="dxa"/>
+          <w:right w:w="15" w:type="dxa"/>
+        </w:tblCellMar>
+        <w:tblLook w:val="04A0" w:firstRow="1" w:lastRow="0" w:firstColumn="1" w:lastColumn="0" w:noHBand="0" w:noVBand="1"/>
+      </w:tblPr>
+      <w:tblGrid>
+        <w:gridCol w:w="875"/>
+        <w:gridCol w:w="1900"/>
+        <w:gridCol w:w="2436"/>
+      </w:tblGrid>
+      <w:tr>
+        <w:trPr>
+          <w:tblHeader/>
+          <w:tblCellSpacing w:w="15" w:type="dxa"/>
+        </w:trPr>
+        <w:tc>
+          <w:tcPr>
+            <w:tcW w:w="0" w:type="auto"/>
+            <w:vAlign w:val="center"/>
+            <w:hideMark/>
+          </w:tcPr>
+          <w:p>
+            <w:pPr>
+              <w:spacing w:after="0" w:line="240" w:lineRule="auto"/>
+              <w:jc w:val="center"/>
+              <w:rPr>
+                <w:rFonts w:ascii="Times New Roman" w:eastAsia="Times New Roman" w:hAnsi="Times New Roman" w:cs="Times New Roman"/>
+                <w:b/>
+                <w:bCs/>
+                <w:sz w:val="24"/>
+                <w:szCs w:val="24"/>
+                <w:lang w:eastAsia="en-IN"/>
+              </w:rPr>
+            </w:pPr>
+            <w:r>
+              <w:rPr>
+                <w:rFonts w:ascii="Times New Roman" w:eastAsia="Times New Roman" w:hAnsi="Times New Roman" w:cs="Times New Roman"/>
+                <w:b/>
+                <w:bCs/>
+                <w:sz w:val="24"/>
+                <w:szCs w:val="24"/>
+                <w:lang w:eastAsia="en-IN"/>
+              </w:rPr>
+              <w:t>Feature</w:t>
+            </w:r>
+          </w:p>
+        </w:tc>
+        <w:tc>
+          <w:tcPr>
+            <w:tcW w:w="0" w:type="auto"/>
+            <w:vAlign w:val="center"/>
+            <w:hideMark/>
+          </w:tcPr>
+          <w:p>
+            <w:pPr>
+              <w:spacing w:after="0" w:line="240" w:lineRule="auto"/>
+              <w:jc w:val="center"/>
+              <w:rPr>
+                <w:rFonts w:ascii="Times New Roman" w:eastAsia="Times New Roman" w:hAnsi="Times New Roman" w:cs="Times New Roman"/>
+                <w:b/>
+                <w:bCs/>
+                <w:sz w:val="24"/>
+                <w:szCs w:val="24"/>
+                <w:lang w:eastAsia="en-IN"/>
+              </w:rPr>
+            </w:pPr>
+            <w:proofErr w:type="spellStart"/>
+            <w:r>
+              <w:rPr>
+                <w:rFonts w:ascii="Times New Roman" w:eastAsia="Times New Roman" w:hAnsi="Times New Roman" w:cs="Times New Roman"/>
+                <w:b/>
+                <w:bCs/>
+                <w:sz w:val="24"/>
+                <w:szCs w:val="24"/>
+                <w:lang w:eastAsia="en-IN"/>
+              </w:rPr>
+              <w:t>burnout_category</w:t>
+            </w:r>
+            <w:proofErr w:type="spellEnd"/>
+          </w:p>
+        </w:tc>
+        <w:tc>
+          <w:tcPr>
+            <w:tcW w:w="0" w:type="auto"/>
+            <w:vAlign w:val="center"/>
+            <w:hideMark/>
+          </w:tcPr>
+          <w:p>
+            <w:pPr>
+              <w:spacing w:after="0" w:line="240" w:lineRule="auto"/>
+              <w:jc w:val="center"/>
+              <w:rPr>
+                <w:rFonts w:ascii="Times New Roman" w:eastAsia="Times New Roman" w:hAnsi="Times New Roman" w:cs="Times New Roman"/>
+                <w:b/>
+                <w:bCs/>
+                <w:sz w:val="24"/>
+                <w:szCs w:val="24"/>
+                <w:lang w:eastAsia="en-IN"/>
+              </w:rPr>
+            </w:pPr>
+            <w:proofErr w:type="spellStart"/>
+            <w:r>
+              <w:rPr>
+                <w:rFonts w:ascii="Times New Roman" w:eastAsia="Times New Roman" w:hAnsi="Times New Roman" w:cs="Times New Roman"/>
+                <w:b/>
+                <w:bCs/>
+                <w:sz w:val="24"/>
+                <w:szCs w:val="24"/>
+                <w:lang w:eastAsia="en-IN"/>
+              </w:rPr>
+              <w:t>burnout_level_detailed</w:t>
+            </w:r>
+            <w:proofErr w:type="spellEnd"/>
+          </w:p>
+        </w:tc>
+      </w:tr>
+      <w:tr>
+        <w:trPr>
+          <w:tblCellSpacing w:w="15" w:type="dxa"/>
+        </w:trPr>
+        <w:tc>
+          <w:tcPr>
+            <w:tcW w:w="0" w:type="auto"/>
+            <w:vAlign w:val="center"/>
+            <w:hideMark/>
+          </w:tcPr>
+          <w:p>
+            <w:pPr>
+              <w:spacing w:after="0" w:line="240" w:lineRule="auto"/>
+              <w:rPr>
+                <w:rFonts w:ascii="Times New Roman" w:eastAsia="Times New Roman" w:hAnsi="Times New Roman" w:cs="Times New Roman"/>
+                <w:sz w:val="24"/>
+                <w:szCs w:val="24"/>
+                <w:lang w:eastAsia="en-IN"/>
+              </w:rPr>
+            </w:pPr>
+            <w:r>
+              <w:rPr>
+                <w:rFonts w:ascii="Times New Roman" w:eastAsia="Times New Roman" w:hAnsi="Times New Roman" w:cs="Times New Roman"/>
+                <w:sz w:val="24"/>
+                <w:szCs w:val="24"/>
+                <w:lang w:eastAsia="en-IN"/>
+              </w:rPr>
+              <w:t>Purpose</w:t>
+            </w:r>
+          </w:p>
+        </w:tc>
+        <w:tc>
+          <w:tcPr>
+            <w:tcW w:w="0" w:type="auto"/>
+            <w:vAlign w:val="center"/>
+            <w:hideMark/>
+          </w:tcPr>
+          <w:p>
+            <w:pPr>
+              <w:spacing w:after="0" w:line="240" w:lineRule="auto"/>
+              <w:rPr>
+                <w:rFonts w:ascii="Times New Roman" w:eastAsia="Times New Roman" w:hAnsi="Times New Roman" w:cs="Times New Roman"/>
+                <w:sz w:val="24"/>
+                <w:szCs w:val="24"/>
+                <w:lang w:eastAsia="en-IN"/>
+              </w:rPr>
+            </w:pPr>
+            <w:r>
+              <w:rPr>
+                <w:rFonts w:ascii="Times New Roman" w:eastAsia="Times New Roman" w:hAnsi="Times New Roman" w:cs="Times New Roman"/>
+                <w:sz w:val="24"/>
+                <w:szCs w:val="24"/>
+                <w:lang w:eastAsia="en-IN"/>
+              </w:rPr>
+              <w:t>Decision-making</w:t>
+            </w:r>
+          </w:p>
+        </w:tc>
+        <w:tc>
+          <w:tcPr>
+            <w:tcW w:w="0" w:type="auto"/>
+            <w:vAlign w:val="center"/>
+            <w:hideMark/>
+          </w:tcPr>
+          <w:p>
+            <w:pPr>
+              <w:spacing w:after="0" w:line="240" w:lineRule="auto"/>
+              <w:rPr>
+                <w:rFonts w:ascii="Times New Roman" w:eastAsia="Times New Roman" w:hAnsi="Times New Roman" w:cs="Times New Roman"/>
+                <w:sz w:val="24"/>
+                <w:szCs w:val="24"/>
+                <w:lang w:eastAsia="en-IN"/>
+              </w:rPr>
+            </w:pPr>
+            <w:r>
+              <w:rPr>
+                <w:rFonts w:ascii="Times New Roman" w:eastAsia="Times New Roman" w:hAnsi="Times New Roman" w:cs="Times New Roman"/>
+                <w:sz w:val="24"/>
+                <w:szCs w:val="24"/>
+                <w:lang w:eastAsia="en-IN"/>
+              </w:rPr>
+              <w:t>Detailed analysis</w:t>
+            </w:r>
+          </w:p>
+        </w:tc>
+      </w:tr>
+      <w:tr>
+        <w:trPr>
+          <w:tblCellSpacing w:w="15" w:type="dxa"/>
+        </w:trPr>
+        <w:tc>
+          <w:tcPr>
+            <w:tcW w:w="0" w:type="auto"/>
+            <w:vAlign w:val="center"/>
+            <w:hideMark/>
+          </w:tcPr>
+          <w:p>
+            <w:pPr>
+              <w:spacing w:after="0" w:line="240" w:lineRule="auto"/>
+              <w:rPr>
+                <w:rFonts w:ascii="Times New Roman" w:eastAsia="Times New Roman" w:hAnsi="Times New Roman" w:cs="Times New Roman"/>
+                <w:sz w:val="24"/>
+                <w:szCs w:val="24"/>
+                <w:lang w:eastAsia="en-IN"/>
+              </w:rPr>
+            </w:pPr>
+            <w:r>
+              <w:rPr>
+                <w:rFonts w:ascii="Times New Roman" w:eastAsia="Times New Roman" w:hAnsi="Times New Roman" w:cs="Times New Roman"/>
+                <w:sz w:val="24"/>
+                <w:szCs w:val="24"/>
+                <w:lang w:eastAsia="en-IN"/>
+              </w:rPr>
+              <w:t>Levels</w:t>
+            </w:r>
+          </w:p>
+        </w:tc>
+        <w:tc>
+          <w:tcPr>
+            <w:tcW w:w="0" w:type="auto"/>
+            <w:vAlign w:val="center"/>
+            <w:hideMark/>
+          </w:tcPr>
+          <w:p>
+            <w:pPr>
+              <w:spacing w:after="0" w:line="240" w:lineRule="auto"/>
+              <w:rPr>
+                <w:rFonts w:ascii="Times New Roman" w:eastAsia="Times New Roman" w:hAnsi="Times New Roman" w:cs="Times New Roman"/>
+                <w:sz w:val="24"/>
+                <w:szCs w:val="24"/>
+                <w:lang w:eastAsia="en-IN"/>
+              </w:rPr>
+            </w:pPr>
+            <w:r>
+              <w:rPr>
+                <w:rFonts w:ascii="Times New Roman" w:eastAsia="Times New Roman" w:hAnsi="Times New Roman" w:cs="Times New Roman"/>
+                <w:sz w:val="24"/>
+                <w:szCs w:val="24"/>
+                <w:lang w:eastAsia="en-IN"/>
+              </w:rPr>
+              <w:t>3</w:t>
+            </w:r>
+          </w:p>
+        </w:tc>
+        <w:tc>
+          <w:tcPr>
+            <w:tcW w:w="0" w:type="auto"/>
+            <w:vAlign w:val="center"/>
+            <w:hideMark/>
+          </w:tcPr>
+          <w:p>
+            <w:pPr>
+              <w:spacing w:after="0" w:line="240" w:lineRule="auto"/>
+              <w:rPr>
+                <w:rFonts w:ascii="Times New Roman" w:eastAsia="Times New Roman" w:hAnsi="Times New Roman" w:cs="Times New Roman"/>
+                <w:sz w:val="24"/>
+                <w:szCs w:val="24"/>
+                <w:lang w:eastAsia="en-IN"/>
+              </w:rPr>
+            </w:pPr>
+            <w:r>
+              <w:rPr>
+                <w:rFonts w:ascii="Times New Roman" w:eastAsia="Times New Roman" w:hAnsi="Times New Roman" w:cs="Times New Roman"/>
+                <w:sz w:val="24"/>
+                <w:szCs w:val="24"/>
+                <w:lang w:eastAsia="en-IN"/>
+              </w:rPr>
+              <w:t>6</w:t>
+            </w:r>
+          </w:p>
+        </w:tc>
+      </w:tr>
+      <w:tr>
+        <w:trPr>
+          <w:tblCellSpacing w:w="15" w:type="dxa"/>
+        </w:trPr>
+        <w:tc>
+          <w:tcPr>
+            <w:tcW w:w="0" w:type="auto"/>
+            <w:vAlign w:val="center"/>
+            <w:hideMark/>
+          </w:tcPr>
+          <w:p>
+            <w:pPr>
+              <w:spacing w:after="0" w:line="240" w:lineRule="auto"/>
+              <w:rPr>
+                <w:rFonts w:ascii="Times New Roman" w:eastAsia="Times New Roman" w:hAnsi="Times New Roman" w:cs="Times New Roman"/>
+                <w:sz w:val="24"/>
+                <w:szCs w:val="24"/>
+                <w:lang w:eastAsia="en-IN"/>
+              </w:rPr>
+            </w:pPr>
+            <w:r>
+              <w:rPr>
+                <w:rFonts w:ascii="Times New Roman" w:eastAsia="Times New Roman" w:hAnsi="Times New Roman" w:cs="Times New Roman"/>
+                <w:sz w:val="24"/>
+                <w:szCs w:val="24"/>
+                <w:lang w:eastAsia="en-IN"/>
+              </w:rPr>
+              <w:t>Usage</w:t>
+            </w:r>
+          </w:p>
+        </w:tc>
+        <w:tc>
+          <w:tcPr>
+            <w:tcW w:w="0" w:type="auto"/>
+            <w:vAlign w:val="center"/>
+            <w:hideMark/>
+          </w:tcPr>
+          <w:p>
+            <w:pPr>
+              <w:spacing w:after="0" w:line="240" w:lineRule="auto"/>
+              <w:rPr>
+                <w:rFonts w:ascii="Times New Roman" w:eastAsia="Times New Roman" w:hAnsi="Times New Roman" w:cs="Times New Roman"/>
+                <w:sz w:val="24"/>
+                <w:szCs w:val="24"/>
+                <w:lang w:eastAsia="en-IN"/>
+              </w:rPr>
+            </w:pPr>
+            <w:r>
+              <w:rPr>
+                <w:rFonts w:ascii="Times New Roman" w:eastAsia="Times New Roman" w:hAnsi="Times New Roman" w:cs="Times New Roman"/>
+                <w:sz w:val="24"/>
+                <w:szCs w:val="24"/>
+                <w:lang w:eastAsia="en-IN"/>
+              </w:rPr>
+              <w:t>Dashboard</w:t>
+            </w:r>
+          </w:p>
+        </w:tc>
+        <w:tc>
+          <w:tcPr>
+            <w:tcW w:w="0" w:type="auto"/>
+            <w:vAlign w:val="center"/>
+            <w:hideMark/>
+          </w:tcPr>
+          <w:p>
+            <w:pPr>
+              <w:spacing w:after="0" w:line="240" w:lineRule="auto"/>
+              <w:rPr>
+                <w:rFonts w:ascii="Times New Roman" w:eastAsia="Times New Roman" w:hAnsi="Times New Roman" w:cs="Times New Roman"/>
+                <w:sz w:val="24"/>
+                <w:szCs w:val="24"/>
+                <w:lang w:eastAsia="en-IN"/>
+              </w:rPr>
+            </w:pPr>
+            <w:r>
+              <w:rPr>
+                <w:rFonts w:ascii="Times New Roman" w:eastAsia="Times New Roman" w:hAnsi="Times New Roman" w:cs="Times New Roman"/>
+                <w:sz w:val="24"/>
+                <w:szCs w:val="24"/>
+                <w:lang w:eastAsia="en-IN"/>
+              </w:rPr>
+              <w:t>Insight / segmentation</w:t>
+            </w:r>
+          </w:p>
+        </w:tc>
+      </w:tr>
+    </w:tbl>
+    <w:p>
+      <w:pPr>
+        <w:spacing w:after="0" w:line="240" w:lineRule="auto"/>
+        <w:rPr>
+          <w:rFonts w:ascii="Times New Roman" w:eastAsia="Times New Roman" w:hAnsi="Times New Roman" w:cs="Times New Roman"/>
+          <w:sz w:val="24"/>
+          <w:szCs w:val="24"/>
+          <w:lang w:eastAsia="en-IN"/>
+        </w:rPr>
+      </w:pPr>
+      <w:r>
+        <w:rPr>
+          <w:rFonts w:ascii="Times New Roman" w:eastAsia="Times New Roman" w:hAnsi="Times New Roman" w:cs="Times New Roman"/>
+          <w:sz w:val="24"/>
+          <w:szCs w:val="24"/>
+          <w:lang w:eastAsia="en-IN"/>
+        </w:rPr>
+        <w:pict>
+          <v:rect id="_x0000_i1181" style="width:0;height:1.5pt" o:hralign="center" o:hrstd="t" o:hr="t" fillcolor="#a0a0a0" stroked="f"/>
+        </w:pict>
+      </w:r>
+    </w:p>
+    <w:p>
+      <w:pPr>
+        <w:spacing w:before="100" w:beforeAutospacing="1" w:after="100" w:afterAutospacing="1" w:line="240" w:lineRule="auto"/>
+        <w:outlineLvl w:val="1"/>
+        <w:rPr>
+          <w:rFonts w:ascii="Times New Roman" w:eastAsia="Times New Roman" w:hAnsi="Times New Roman" w:cs="Times New Roman"/>
+          <w:b/>
+          <w:bCs/>
+          <w:sz w:val="36"/>
+          <w:szCs w:val="36"/>
+          <w:lang w:eastAsia="en-IN"/>
+        </w:rPr>
+      </w:pPr>
+      <w:r>
+        <w:rPr>
+          <w:rFonts w:ascii="Times New Roman" w:eastAsia="Times New Roman" w:hAnsi="Times New Roman" w:cs="Times New Roman"/>
+          <w:b/>
+          <w:bCs/>
+          <w:sz w:val="36"/>
+          <w:szCs w:val="36"/>
+          <w:lang w:eastAsia="en-IN"/>
+        </w:rPr>
+        <w:t>🧠 3. The Core Question:</w:t>
+      </w:r>
+    </w:p>
+    <w:p>
+      <w:pPr>
+        <w:spacing w:before="100" w:beforeAutospacing="1" w:after="100" w:afterAutospacing="1" w:line="240" w:lineRule="auto"/>
+        <w:outlineLvl w:val="2"/>
+        <w:rPr>
+          <w:rFonts w:ascii="Times New Roman" w:eastAsia="Times New Roman" w:hAnsi="Times New Roman" w:cs="Times New Roman"/>
+          <w:b/>
+          <w:bCs/>
+          <w:sz w:val="27"/>
+          <w:szCs w:val="27"/>
+          <w:lang w:eastAsia="en-IN"/>
+        </w:rPr>
+      </w:pPr>
+      <w:r>
+        <w:rPr>
+          <w:rFonts w:ascii="Times New Roman" w:eastAsia="Times New Roman" w:hAnsi="Times New Roman" w:cs="Times New Roman"/>
+          <w:b/>
+          <w:bCs/>
+          <w:sz w:val="27"/>
+          <w:szCs w:val="27"/>
+          <w:lang w:eastAsia="en-IN"/>
+        </w:rPr>
+        <w:t xml:space="preserve">How is </w:t>
+      </w:r>
+      <w:proofErr w:type="spellStart"/>
+      <w:r>
+        <w:rPr>
+          <w:rFonts w:ascii="Courier New" w:eastAsia="Times New Roman" w:hAnsi="Courier New" w:cs="Courier New"/>
+          <w:b/>
+          <w:bCs/>
+          <w:sz w:val="20"/>
+          <w:szCs w:val="20"/>
+          <w:lang w:eastAsia="en-IN"/>
+        </w:rPr>
+        <w:t>burnout_risk_score</w:t>
+      </w:r>
+      <w:proofErr w:type="spellEnd"/>
+      <w:r>
+        <w:rPr>
+          <w:rFonts w:ascii="Times New Roman" w:eastAsia="Times New Roman" w:hAnsi="Times New Roman" w:cs="Times New Roman"/>
+          <w:b/>
+          <w:bCs/>
+          <w:sz w:val="27"/>
+          <w:szCs w:val="27"/>
+          <w:lang w:eastAsia="en-IN"/>
+        </w:rPr>
+        <w:t xml:space="preserve"> calculated?</w:t>
+      </w:r>
+    </w:p>
+    <w:p>
+      <w:pPr>
+        <w:spacing w:after="0" w:line="240" w:lineRule="auto"/>
+        <w:rPr>
+          <w:rFonts w:ascii="Times New Roman" w:eastAsia="Times New Roman" w:hAnsi="Times New Roman" w:cs="Times New Roman"/>
+          <w:sz w:val="24"/>
+          <w:szCs w:val="24"/>
+          <w:lang w:eastAsia="en-IN"/>
+        </w:rPr>
+      </w:pPr>
+      <w:r>
+        <w:rPr>
+          <w:rFonts w:ascii="Times New Roman" w:eastAsia="Times New Roman" w:hAnsi="Times New Roman" w:cs="Times New Roman"/>
+          <w:sz w:val="24"/>
+          <w:szCs w:val="24"/>
+          <w:lang w:eastAsia="en-IN"/>
+        </w:rPr>
+        <w:pict>
+          <v:rect id="_x0000_i1182" style="width:0;height:1.5pt" o:hralign="center" o:hrstd="t" o:hr="t" fillcolor="#a0a0a0" stroked="f"/>
+        </w:pict>
+      </w:r>
+    </w:p>
+    <w:p>
+      <w:pPr>
+        <w:spacing w:before="100" w:beforeAutospacing="1" w:after="100" w:afterAutospacing="1" w:line="240" w:lineRule="auto"/>
+        <w:outlineLvl w:val="1"/>
+        <w:rPr>
+          <w:rFonts w:ascii="Times New Roman" w:eastAsia="Times New Roman" w:hAnsi="Times New Roman" w:cs="Times New Roman"/>
+          <w:b/>
+          <w:bCs/>
+          <w:sz w:val="36"/>
+          <w:szCs w:val="36"/>
+          <w:lang w:eastAsia="en-IN"/>
+        </w:rPr>
+      </w:pPr>
+      <w:r>
+        <w:rPr>
+          <w:rFonts w:ascii="Segoe UI Symbol" w:eastAsia="Times New Roman" w:hAnsi="Segoe UI Symbol" w:cs="Segoe UI Symbol"/>
+          <w:b/>
+          <w:bCs/>
+          <w:sz w:val="36"/>
+          <w:szCs w:val="36"/>
+          <w:lang w:eastAsia="en-IN"/>
+        </w:rPr>
+        <w:t>🔢</w:t>
+      </w:r>
+      <w:r>
+        <w:rPr>
+          <w:rFonts w:ascii="Times New Roman" w:eastAsia="Times New Roman" w:hAnsi="Times New Roman" w:cs="Times New Roman"/>
+          <w:b/>
+          <w:bCs/>
+          <w:sz w:val="36"/>
+          <w:szCs w:val="36"/>
+          <w:lang w:eastAsia="en-IN"/>
+        </w:rPr>
+        <w:t xml:space="preserve"> Step-by-Step Logic</w:t>
+      </w:r>
+    </w:p>
+    <w:p>
+      <w:pPr>
+        <w:spacing w:before="100" w:beforeAutospacing="1" w:after="100" w:afterAutospacing="1" w:line="240" w:lineRule="auto"/>
+        <w:outlineLvl w:val="2"/>
+        <w:rPr>
+          <w:rFonts w:ascii="Times New Roman" w:eastAsia="Times New Roman" w:hAnsi="Times New Roman" w:cs="Times New Roman"/>
+          <w:b/>
+          <w:bCs/>
+          <w:sz w:val="27"/>
+          <w:szCs w:val="27"/>
+          <w:lang w:eastAsia="en-IN"/>
+        </w:rPr>
+      </w:pPr>
+      <w:r>
+        <w:rPr>
+          <w:rFonts w:ascii="Times New Roman" w:eastAsia="Times New Roman" w:hAnsi="Times New Roman" w:cs="Times New Roman"/>
+          <w:b/>
+          <w:bCs/>
+          <w:sz w:val="27"/>
+          <w:szCs w:val="27"/>
+          <w:lang w:eastAsia="en-IN"/>
+        </w:rPr>
+        <w:t>Step 1: Feature Engineering</w:t>
+      </w:r>
+    </w:p>
+    <w:p>
+      <w:pPr>
+        <w:spacing w:before="100" w:beforeAutospacing="1" w:after="100" w:afterAutospacing="1" w:line="240" w:lineRule="auto"/>
+        <w:rPr>
+          <w:rFonts w:ascii="Times New Roman" w:eastAsia="Times New Roman" w:hAnsi="Times New Roman" w:cs="Times New Roman"/>
+          <w:sz w:val="24"/>
+          <w:szCs w:val="24"/>
+          <w:lang w:eastAsia="en-IN"/>
+        </w:rPr>
+      </w:pPr>
+      <w:r>
+        <w:rPr>
+          <w:rFonts w:ascii="Times New Roman" w:eastAsia="Times New Roman" w:hAnsi="Times New Roman" w:cs="Times New Roman"/>
+          <w:sz w:val="24"/>
+          <w:szCs w:val="24"/>
+          <w:lang w:eastAsia="en-IN"/>
+        </w:rPr>
+        <w:t>From raw data, we created meaningful features:</w:t>
+      </w:r>
+    </w:p>
+    <w:p>
+      <w:pPr>
+        <w:numPr>
+          <w:ilvl w:val="0"/>
+          <w:numId w:val="55"/>
+        </w:numPr>
+        <w:spacing w:before="100" w:beforeAutospacing="1" w:after="100" w:afterAutospacing="1" w:line="240" w:lineRule="auto"/>
+        <w:rPr>
+          <w:rFonts w:ascii="Times New Roman" w:eastAsia="Times New Roman" w:hAnsi="Times New Roman" w:cs="Times New Roman"/>
+          <w:sz w:val="24"/>
+          <w:szCs w:val="24"/>
+          <w:lang w:eastAsia="en-IN"/>
+        </w:rPr>
+      </w:pPr>
+      <w:proofErr w:type="spellStart"/>
+      <w:r>
+        <w:rPr>
+          <w:rFonts w:ascii="Times New Roman" w:eastAsia="Times New Roman" w:hAnsi="Times New Roman" w:cs="Times New Roman"/>
+          <w:sz w:val="24"/>
+          <w:szCs w:val="24"/>
+          <w:lang w:eastAsia="en-IN"/>
+        </w:rPr>
+        <w:t>sleep_deficit</w:t>
+      </w:r>
+      <w:proofErr w:type="spellEnd"/>
+    </w:p>
+    <w:p>
+      <w:pPr>
+        <w:numPr>
+          <w:ilvl w:val="0"/>
+          <w:numId w:val="55"/>
+        </w:numPr>
+        <w:spacing w:before="100" w:beforeAutospacing="1" w:after="100" w:afterAutospacing="1" w:line="240" w:lineRule="auto"/>
+        <w:rPr>
+          <w:rFonts w:ascii="Times New Roman" w:eastAsia="Times New Roman" w:hAnsi="Times New Roman" w:cs="Times New Roman"/>
+          <w:sz w:val="24"/>
+          <w:szCs w:val="24"/>
+          <w:lang w:eastAsia="en-IN"/>
+        </w:rPr>
+      </w:pPr>
+      <w:proofErr w:type="spellStart"/>
+      <w:r>
+        <w:rPr>
+          <w:rFonts w:ascii="Times New Roman" w:eastAsia="Times New Roman" w:hAnsi="Times New Roman" w:cs="Times New Roman"/>
+          <w:sz w:val="24"/>
+          <w:szCs w:val="24"/>
+          <w:lang w:eastAsia="en-IN"/>
+        </w:rPr>
+        <w:t>workload_index</w:t>
+      </w:r>
+      <w:proofErr w:type="spellEnd"/>
+    </w:p>
+    <w:p>
+      <w:pPr>
+        <w:numPr>
+          <w:ilvl w:val="0"/>
+          <w:numId w:val="55"/>
+        </w:numPr>
+        <w:spacing w:before="100" w:beforeAutospacing="1" w:after="100" w:afterAutospacing="1" w:line="240" w:lineRule="auto"/>
+        <w:rPr>
+          <w:rFonts w:ascii="Times New Roman" w:eastAsia="Times New Roman" w:hAnsi="Times New Roman" w:cs="Times New Roman"/>
+          <w:sz w:val="24"/>
+          <w:szCs w:val="24"/>
+          <w:lang w:eastAsia="en-IN"/>
+        </w:rPr>
+      </w:pPr>
+      <w:proofErr w:type="spellStart"/>
+      <w:r>
+        <w:rPr>
+          <w:rFonts w:ascii="Times New Roman" w:eastAsia="Times New Roman" w:hAnsi="Times New Roman" w:cs="Times New Roman"/>
+          <w:sz w:val="24"/>
+          <w:szCs w:val="24"/>
+          <w:lang w:eastAsia="en-IN"/>
+        </w:rPr>
+        <w:t>distraction_ratio</w:t>
+      </w:r>
+      <w:proofErr w:type="spellEnd"/>
+    </w:p>
+    <w:p>
+      <w:pPr>
+        <w:numPr>
+          <w:ilvl w:val="0"/>
+          <w:numId w:val="55"/>
+        </w:numPr>
+        <w:spacing w:before="100" w:beforeAutospacing="1" w:after="100" w:afterAutospacing="1" w:line="240" w:lineRule="auto"/>
+        <w:rPr>
+          <w:rFonts w:ascii="Times New Roman" w:eastAsia="Times New Roman" w:hAnsi="Times New Roman" w:cs="Times New Roman"/>
+          <w:sz w:val="24"/>
+          <w:szCs w:val="24"/>
+          <w:lang w:eastAsia="en-IN"/>
+        </w:rPr>
+      </w:pPr>
+      <w:proofErr w:type="spellStart"/>
+      <w:r>
+        <w:rPr>
+          <w:rFonts w:ascii="Times New Roman" w:eastAsia="Times New Roman" w:hAnsi="Times New Roman" w:cs="Times New Roman"/>
+          <w:sz w:val="24"/>
+          <w:szCs w:val="24"/>
+          <w:lang w:eastAsia="en-IN"/>
+        </w:rPr>
+        <w:t>recovery_balance</w:t>
+      </w:r>
+      <w:proofErr w:type="spellEnd"/>
+    </w:p>
+    <w:p>
+      <w:pPr>
+        <w:numPr>
+          <w:ilvl w:val="0"/>
+          <w:numId w:val="55"/>
+        </w:numPr>
+        <w:spacing w:before="100" w:beforeAutospacing="1" w:after="100" w:afterAutospacing="1" w:line="240" w:lineRule="auto"/>
+        <w:rPr>
+          <w:rFonts w:ascii="Times New Roman" w:eastAsia="Times New Roman" w:hAnsi="Times New Roman" w:cs="Times New Roman"/>
+          <w:sz w:val="24"/>
+          <w:szCs w:val="24"/>
+          <w:lang w:eastAsia="en-IN"/>
+        </w:rPr>
+      </w:pPr>
+      <w:proofErr w:type="spellStart"/>
+      <w:r>
+        <w:rPr>
+          <w:rFonts w:ascii="Times New Roman" w:eastAsia="Times New Roman" w:hAnsi="Times New Roman" w:cs="Times New Roman"/>
+          <w:sz w:val="24"/>
+          <w:szCs w:val="24"/>
+          <w:lang w:eastAsia="en-IN"/>
+        </w:rPr>
+        <w:t>deadline_pressure_score</w:t>
+      </w:r>
+      <w:proofErr w:type="spellEnd"/>
+    </w:p>
+    <w:p>
+      <w:pPr>
+        <w:spacing w:after="0" w:line="240" w:lineRule="auto"/>
+        <w:rPr>
+          <w:rFonts w:ascii="Times New Roman" w:eastAsia="Times New Roman" w:hAnsi="Times New Roman" w:cs="Times New Roman"/>
+          <w:sz w:val="24"/>
+          <w:szCs w:val="24"/>
+          <w:lang w:eastAsia="en-IN"/>
+        </w:rPr>
+      </w:pPr>
+      <w:r>
+        <w:rPr>
+          <w:rFonts w:ascii="Times New Roman" w:eastAsia="Times New Roman" w:hAnsi="Times New Roman" w:cs="Times New Roman"/>
+          <w:sz w:val="24"/>
+          <w:szCs w:val="24"/>
+          <w:lang w:eastAsia="en-IN"/>
+        </w:rPr>
+        <w:pict>
+          <v:rect id="_x0000_i1183" style="width:0;height:1.5pt" o:hralign="center" o:hrstd="t" o:hr="t" fillcolor="#a0a0a0" stroked="f"/>
+        </w:pict>
+      </w:r>
+    </w:p>
+    <w:p>
+      <w:pPr>
+        <w:spacing w:before="100" w:beforeAutospacing="1" w:after="100" w:afterAutospacing="1" w:line="240" w:lineRule="auto"/>
+        <w:outlineLvl w:val="2"/>
+        <w:rPr>
+          <w:rFonts w:ascii="Times New Roman" w:eastAsia="Times New Roman" w:hAnsi="Times New Roman" w:cs="Times New Roman"/>
+          <w:b/>
+          <w:bCs/>
+          <w:sz w:val="27"/>
+          <w:szCs w:val="27"/>
+          <w:lang w:eastAsia="en-IN"/>
+        </w:rPr>
+      </w:pPr>
+      <w:r>
+        <w:rPr>
+          <w:rFonts w:ascii="Times New Roman" w:eastAsia="Times New Roman" w:hAnsi="Times New Roman" w:cs="Times New Roman"/>
+          <w:b/>
+          <w:bCs/>
+          <w:sz w:val="27"/>
+          <w:szCs w:val="27"/>
+          <w:lang w:eastAsia="en-IN"/>
+        </w:rPr>
+        <w:lastRenderedPageBreak/>
+        <w:t>Step 2: Normalization</w:t>
+      </w:r>
+    </w:p>
+    <w:p>
+      <w:pPr>
+        <w:spacing w:before="100" w:beforeAutospacing="1" w:after="100" w:afterAutospacing="1" w:line="240" w:lineRule="auto"/>
+        <w:rPr>
+          <w:rFonts w:ascii="Times New Roman" w:eastAsia="Times New Roman" w:hAnsi="Times New Roman" w:cs="Times New Roman"/>
+          <w:sz w:val="24"/>
+          <w:szCs w:val="24"/>
+          <w:lang w:eastAsia="en-IN"/>
+        </w:rPr>
+      </w:pPr>
+      <w:r>
+        <w:rPr>
+          <w:rFonts w:ascii="Times New Roman" w:eastAsia="Times New Roman" w:hAnsi="Times New Roman" w:cs="Times New Roman"/>
+          <w:sz w:val="24"/>
+          <w:szCs w:val="24"/>
+          <w:lang w:eastAsia="en-IN"/>
+        </w:rPr>
+        <w:t>All features are scaled to:</w:t>
+      </w:r>
+    </w:p>
+    <w:p>
+      <w:pPr>
+        <w:spacing w:before="100" w:beforeAutospacing="1" w:after="100" w:afterAutospacing="1" w:line="240" w:lineRule="auto"/>
+        <w:rPr>
+          <w:rFonts w:ascii="Times New Roman" w:eastAsia="Times New Roman" w:hAnsi="Times New Roman" w:cs="Times New Roman"/>
+          <w:sz w:val="24"/>
+          <w:szCs w:val="24"/>
+          <w:lang w:eastAsia="en-IN"/>
+        </w:rPr>
+      </w:pPr>
+      <w:r>
+        <w:rPr>
+          <w:rFonts w:ascii="Courier New" w:eastAsia="Times New Roman" w:hAnsi="Courier New" w:cs="Courier New"/>
+          <w:sz w:val="20"/>
+          <w:szCs w:val="20"/>
+          <w:lang w:eastAsia="en-IN"/>
+        </w:rPr>
+        <w:t>0 → 100</w:t>
+      </w:r>
+    </w:p>
+    <w:p>
+      <w:pPr>
+        <w:spacing w:before="100" w:beforeAutospacing="1" w:after="100" w:afterAutospacing="1" w:line="240" w:lineRule="auto"/>
+        <w:rPr>
+          <w:rFonts w:ascii="Times New Roman" w:eastAsia="Times New Roman" w:hAnsi="Times New Roman" w:cs="Times New Roman"/>
+          <w:sz w:val="24"/>
+          <w:szCs w:val="24"/>
+          <w:lang w:eastAsia="en-IN"/>
+        </w:rPr>
+      </w:pPr>
+      <w:r>
+        <w:rPr>
+          <w:rFonts w:ascii="Times New Roman" w:eastAsia="Times New Roman" w:hAnsi="Times New Roman" w:cs="Times New Roman"/>
+          <w:sz w:val="24"/>
+          <w:szCs w:val="24"/>
+          <w:lang w:eastAsia="en-IN"/>
+        </w:rPr>
+        <w:t>Examples:</w:t>
+      </w:r>
+    </w:p>
+    <w:p>
+      <w:pPr>
+        <w:numPr>
+          <w:ilvl w:val="0"/>
+          <w:numId w:val="56"/>
+        </w:numPr>
+        <w:spacing w:before="100" w:beforeAutospacing="1" w:after="100" w:afterAutospacing="1" w:line="240" w:lineRule="auto"/>
+        <w:rPr>
+          <w:rFonts w:ascii="Times New Roman" w:eastAsia="Times New Roman" w:hAnsi="Times New Roman" w:cs="Times New Roman"/>
+          <w:sz w:val="24"/>
+          <w:szCs w:val="24"/>
+          <w:lang w:eastAsia="en-IN"/>
+        </w:rPr>
+      </w:pPr>
+      <w:proofErr w:type="spellStart"/>
+      <w:r>
+        <w:rPr>
+          <w:rFonts w:ascii="Times New Roman" w:eastAsia="Times New Roman" w:hAnsi="Times New Roman" w:cs="Times New Roman"/>
+          <w:sz w:val="24"/>
+          <w:szCs w:val="24"/>
+          <w:lang w:eastAsia="en-IN"/>
+        </w:rPr>
+        <w:t>sleep_deficit_scaled</w:t>
+      </w:r>
+      <w:proofErr w:type="spellEnd"/>
+    </w:p>
+    <w:p>
+      <w:pPr>
+        <w:numPr>
+          <w:ilvl w:val="0"/>
+          <w:numId w:val="56"/>
+        </w:numPr>
+        <w:spacing w:before="100" w:beforeAutospacing="1" w:after="100" w:afterAutospacing="1" w:line="240" w:lineRule="auto"/>
+        <w:rPr>
+          <w:rFonts w:ascii="Times New Roman" w:eastAsia="Times New Roman" w:hAnsi="Times New Roman" w:cs="Times New Roman"/>
+          <w:sz w:val="24"/>
+          <w:szCs w:val="24"/>
+          <w:lang w:eastAsia="en-IN"/>
+        </w:rPr>
+      </w:pPr>
+      <w:proofErr w:type="spellStart"/>
+      <w:r>
+        <w:rPr>
+          <w:rFonts w:ascii="Times New Roman" w:eastAsia="Times New Roman" w:hAnsi="Times New Roman" w:cs="Times New Roman"/>
+          <w:sz w:val="24"/>
+          <w:szCs w:val="24"/>
+          <w:lang w:eastAsia="en-IN"/>
+        </w:rPr>
+        <w:t>stress_scaled</w:t>
+      </w:r>
+      <w:proofErr w:type="spellEnd"/>
+    </w:p>
+    <w:p>
+      <w:pPr>
+        <w:numPr>
+          <w:ilvl w:val="0"/>
+          <w:numId w:val="56"/>
+        </w:numPr>
+        <w:spacing w:before="100" w:beforeAutospacing="1" w:after="100" w:afterAutospacing="1" w:line="240" w:lineRule="auto"/>
+        <w:rPr>
+          <w:rFonts w:ascii="Times New Roman" w:eastAsia="Times New Roman" w:hAnsi="Times New Roman" w:cs="Times New Roman"/>
+          <w:sz w:val="24"/>
+          <w:szCs w:val="24"/>
+          <w:lang w:eastAsia="en-IN"/>
+        </w:rPr>
+      </w:pPr>
+      <w:proofErr w:type="spellStart"/>
+      <w:r>
+        <w:rPr>
+          <w:rFonts w:ascii="Times New Roman" w:eastAsia="Times New Roman" w:hAnsi="Times New Roman" w:cs="Times New Roman"/>
+          <w:sz w:val="24"/>
+          <w:szCs w:val="24"/>
+          <w:lang w:eastAsia="en-IN"/>
+        </w:rPr>
+        <w:t>fatigue_scaled</w:t>
+      </w:r>
+      <w:proofErr w:type="spellEnd"/>
+    </w:p>
+    <w:p>
+      <w:pPr>
+        <w:numPr>
+          <w:ilvl w:val="0"/>
+          <w:numId w:val="56"/>
+        </w:numPr>
+        <w:spacing w:before="100" w:beforeAutospacing="1" w:after="100" w:afterAutospacing="1" w:line="240" w:lineRule="auto"/>
+        <w:rPr>
+          <w:rFonts w:ascii="Times New Roman" w:eastAsia="Times New Roman" w:hAnsi="Times New Roman" w:cs="Times New Roman"/>
+          <w:sz w:val="24"/>
+          <w:szCs w:val="24"/>
+          <w:lang w:eastAsia="en-IN"/>
+        </w:rPr>
+      </w:pPr>
+      <w:proofErr w:type="spellStart"/>
+      <w:r>
+        <w:rPr>
+          <w:rFonts w:ascii="Times New Roman" w:eastAsia="Times New Roman" w:hAnsi="Times New Roman" w:cs="Times New Roman"/>
+          <w:sz w:val="24"/>
+          <w:szCs w:val="24"/>
+          <w:lang w:eastAsia="en-IN"/>
+        </w:rPr>
+        <w:t>workload_index_scaled</w:t>
+      </w:r>
+      <w:proofErr w:type="spellEnd"/>
+    </w:p>
+    <w:p>
+      <w:pPr>
+        <w:spacing w:before="100" w:beforeAutospacing="1" w:after="100" w:afterAutospacing="1" w:line="240" w:lineRule="auto"/>
+        <w:rPr>
+          <w:rFonts w:ascii="Times New Roman" w:eastAsia="Times New Roman" w:hAnsi="Times New Roman" w:cs="Times New Roman"/>
+          <w:sz w:val="24"/>
+          <w:szCs w:val="24"/>
+          <w:lang w:eastAsia="en-IN"/>
+        </w:rPr>
+      </w:pPr>
+      <w:r>
+        <w:rPr>
+          <w:rFonts w:ascii="Segoe UI Symbol" w:eastAsia="Times New Roman" w:hAnsi="Segoe UI Symbol" w:cs="Segoe UI Symbol"/>
+          <w:sz w:val="24"/>
+          <w:szCs w:val="24"/>
+          <w:lang w:eastAsia="en-IN"/>
+        </w:rPr>
+        <w:t>👉</w:t>
+      </w:r>
+      <w:r>
+        <w:rPr>
+          <w:rFonts w:ascii="Times New Roman" w:eastAsia="Times New Roman" w:hAnsi="Times New Roman" w:cs="Times New Roman"/>
+          <w:sz w:val="24"/>
+          <w:szCs w:val="24"/>
+          <w:lang w:eastAsia="en-IN"/>
+        </w:rPr>
+        <w:t xml:space="preserve"> Why?</w:t>
+      </w:r>
+    </w:p>
+    <w:p>
+      <w:pPr>
+        <w:numPr>
+          <w:ilvl w:val="0"/>
+          <w:numId w:val="57"/>
+        </w:numPr>
+        <w:spacing w:before="100" w:beforeAutospacing="1" w:after="100" w:afterAutospacing="1" w:line="240" w:lineRule="auto"/>
+        <w:rPr>
+          <w:rFonts w:ascii="Times New Roman" w:eastAsia="Times New Roman" w:hAnsi="Times New Roman" w:cs="Times New Roman"/>
+          <w:sz w:val="24"/>
+          <w:szCs w:val="24"/>
+          <w:lang w:eastAsia="en-IN"/>
+        </w:rPr>
+      </w:pPr>
+      <w:r>
+        <w:rPr>
+          <w:rFonts w:ascii="Times New Roman" w:eastAsia="Times New Roman" w:hAnsi="Times New Roman" w:cs="Times New Roman"/>
+          <w:sz w:val="24"/>
+          <w:szCs w:val="24"/>
+          <w:lang w:eastAsia="en-IN"/>
+        </w:rPr>
+        <w:t>features have different units</w:t>
+      </w:r>
+    </w:p>
+    <w:p>
+      <w:pPr>
+        <w:numPr>
+          <w:ilvl w:val="0"/>
+          <w:numId w:val="57"/>
+        </w:numPr>
+        <w:spacing w:before="100" w:beforeAutospacing="1" w:after="100" w:afterAutospacing="1" w:line="240" w:lineRule="auto"/>
+        <w:rPr>
+          <w:rFonts w:ascii="Times New Roman" w:eastAsia="Times New Roman" w:hAnsi="Times New Roman" w:cs="Times New Roman"/>
+          <w:sz w:val="24"/>
+          <w:szCs w:val="24"/>
+          <w:lang w:eastAsia="en-IN"/>
+        </w:rPr>
+      </w:pPr>
+      <w:r>
+        <w:rPr>
+          <w:rFonts w:ascii="Times New Roman" w:eastAsia="Times New Roman" w:hAnsi="Times New Roman" w:cs="Times New Roman"/>
+          <w:sz w:val="24"/>
+          <w:szCs w:val="24"/>
+          <w:lang w:eastAsia="en-IN"/>
+        </w:rPr>
+        <w:t>features have different ranges</w:t>
+      </w:r>
+    </w:p>
+    <w:p>
+      <w:pPr>
+        <w:spacing w:before="100" w:beforeAutospacing="1" w:after="100" w:afterAutospacing="1" w:line="240" w:lineRule="auto"/>
+        <w:rPr>
+          <w:rFonts w:ascii="Times New Roman" w:eastAsia="Times New Roman" w:hAnsi="Times New Roman" w:cs="Times New Roman"/>
+          <w:sz w:val="24"/>
+          <w:szCs w:val="24"/>
+          <w:lang w:eastAsia="en-IN"/>
+        </w:rPr>
+      </w:pPr>
+      <w:r>
+        <w:rPr>
+          <w:rFonts w:ascii="Segoe UI Symbol" w:eastAsia="Times New Roman" w:hAnsi="Segoe UI Symbol" w:cs="Segoe UI Symbol"/>
+          <w:sz w:val="24"/>
+          <w:szCs w:val="24"/>
+          <w:lang w:eastAsia="en-IN"/>
+        </w:rPr>
+        <w:t>👉</w:t>
+      </w:r>
+      <w:r>
+        <w:rPr>
+          <w:rFonts w:ascii="Times New Roman" w:eastAsia="Times New Roman" w:hAnsi="Times New Roman" w:cs="Times New Roman"/>
+          <w:sz w:val="24"/>
+          <w:szCs w:val="24"/>
+          <w:lang w:eastAsia="en-IN"/>
+        </w:rPr>
+        <w:t xml:space="preserve"> Scaling ensures:</w:t>
+      </w:r>
+    </w:p>
+    <w:p>
+      <w:pPr>
+        <w:numPr>
+          <w:ilvl w:val="0"/>
+          <w:numId w:val="58"/>
+        </w:numPr>
+        <w:spacing w:before="100" w:beforeAutospacing="1" w:after="100" w:afterAutospacing="1" w:line="240" w:lineRule="auto"/>
+        <w:rPr>
+          <w:rFonts w:ascii="Times New Roman" w:eastAsia="Times New Roman" w:hAnsi="Times New Roman" w:cs="Times New Roman"/>
+          <w:sz w:val="24"/>
+          <w:szCs w:val="24"/>
+          <w:lang w:eastAsia="en-IN"/>
+        </w:rPr>
+      </w:pPr>
+      <w:r>
+        <w:rPr>
+          <w:rFonts w:ascii="Times New Roman" w:eastAsia="Times New Roman" w:hAnsi="Times New Roman" w:cs="Times New Roman"/>
+          <w:sz w:val="24"/>
+          <w:szCs w:val="24"/>
+          <w:lang w:eastAsia="en-IN"/>
+        </w:rPr>
+        <w:t>fair combination</w:t>
+      </w:r>
+    </w:p>
+    <w:p>
+      <w:pPr>
+        <w:numPr>
+          <w:ilvl w:val="0"/>
+          <w:numId w:val="58"/>
+        </w:numPr>
+        <w:spacing w:before="100" w:beforeAutospacing="1" w:after="100" w:afterAutospacing="1" w:line="240" w:lineRule="auto"/>
+        <w:rPr>
+          <w:rFonts w:ascii="Times New Roman" w:eastAsia="Times New Roman" w:hAnsi="Times New Roman" w:cs="Times New Roman"/>
+          <w:sz w:val="24"/>
+          <w:szCs w:val="24"/>
+          <w:lang w:eastAsia="en-IN"/>
+        </w:rPr>
+      </w:pPr>
+      <w:r>
+        <w:rPr>
+          <w:rFonts w:ascii="Times New Roman" w:eastAsia="Times New Roman" w:hAnsi="Times New Roman" w:cs="Times New Roman"/>
+          <w:sz w:val="24"/>
+          <w:szCs w:val="24"/>
+          <w:lang w:eastAsia="en-IN"/>
+        </w:rPr>
+        <w:t>comparability</w:t>
+      </w:r>
+    </w:p>
+    <w:p>
+      <w:pPr>
+        <w:spacing w:after="0" w:line="240" w:lineRule="auto"/>
+        <w:rPr>
+          <w:rFonts w:ascii="Times New Roman" w:eastAsia="Times New Roman" w:hAnsi="Times New Roman" w:cs="Times New Roman"/>
+          <w:sz w:val="24"/>
+          <w:szCs w:val="24"/>
+          <w:lang w:eastAsia="en-IN"/>
+        </w:rPr>
+      </w:pPr>
+      <w:r>
+        <w:rPr>
+          <w:rFonts w:ascii="Times New Roman" w:eastAsia="Times New Roman" w:hAnsi="Times New Roman" w:cs="Times New Roman"/>
+          <w:sz w:val="24"/>
+          <w:szCs w:val="24"/>
+          <w:lang w:eastAsia="en-IN"/>
+        </w:rPr>
+        <w:pict>
+          <v:rect id="_x0000_i1184" style="width:0;height:1.5pt" o:hralign="center" o:hrstd="t" o:hr="t" fillcolor="#a0a0a0" stroked="f"/>
+        </w:pict>
+      </w:r>
+    </w:p>
+    <w:p>
+      <w:pPr>
+        <w:spacing w:before="100" w:beforeAutospacing="1" w:after="100" w:afterAutospacing="1" w:line="240" w:lineRule="auto"/>
+        <w:outlineLvl w:val="2"/>
+        <w:rPr>
+          <w:rFonts w:ascii="Times New Roman" w:eastAsia="Times New Roman" w:hAnsi="Times New Roman" w:cs="Times New Roman"/>
+          <w:b/>
+          <w:bCs/>
+          <w:sz w:val="27"/>
+          <w:szCs w:val="27"/>
+          <w:lang w:eastAsia="en-IN"/>
+        </w:rPr>
+      </w:pPr>
+      <w:r>
+        <w:rPr>
+          <w:rFonts w:ascii="Times New Roman" w:eastAsia="Times New Roman" w:hAnsi="Times New Roman" w:cs="Times New Roman"/>
+          <w:b/>
+          <w:bCs/>
+          <w:sz w:val="27"/>
+          <w:szCs w:val="27"/>
+          <w:lang w:eastAsia="en-IN"/>
+        </w:rPr>
+        <w:t>Step 3: Weighted Burnout Equation</w:t>
+      </w:r>
+    </w:p>
+    <w:p>
+      <w:pPr>
+        <w:tabs>
+          <w:tab w:val="left" w:pos="916"/>
+          <w:tab w:val="left" w:pos="1832"/>
+          <w:tab w:val="left" w:pos="2748"/>
+          <w:tab w:val="left" w:pos="3664"/>
+          <w:tab w:val="left" w:pos="4580"/>
+          <w:tab w:val="left" w:pos="5496"/>
+          <w:tab w:val="left" w:pos="6412"/>
+          <w:tab w:val="left" w:pos="7328"/>
+          <w:tab w:val="left" w:pos="8244"/>
+          <w:tab w:val="left" w:pos="9160"/>
+          <w:tab w:val="left" w:pos="10076"/>
+          <w:tab w:val="left" w:pos="10992"/>
+          <w:tab w:val="left" w:pos="11908"/>
+          <w:tab w:val="left" w:pos="12824"/>
+          <w:tab w:val="left" w:pos="13740"/>
+          <w:tab w:val="left" w:pos="14656"/>
+        </w:tabs>
+        <w:spacing w:after="0" w:line="240" w:lineRule="auto"/>
+        <w:rPr>
+          <w:rFonts w:ascii="Courier New" w:eastAsia="Times New Roman" w:hAnsi="Courier New" w:cs="Courier New"/>
+          <w:sz w:val="20"/>
+          <w:szCs w:val="20"/>
+          <w:lang w:eastAsia="en-IN"/>
+        </w:rPr>
+      </w:pPr>
+      <w:proofErr w:type="spellStart"/>
+      <w:r>
+        <w:rPr>
+          <w:rFonts w:ascii="Courier New" w:eastAsia="Times New Roman" w:hAnsi="Courier New" w:cs="Courier New"/>
+          <w:sz w:val="20"/>
+          <w:szCs w:val="20"/>
+          <w:lang w:eastAsia="en-IN"/>
+        </w:rPr>
+        <w:t>burnout_risk_score</w:t>
+      </w:r>
+      <w:proofErr w:type="spellEnd"/>
+      <w:r>
+        <w:rPr>
+          <w:rFonts w:ascii="Courier New" w:eastAsia="Times New Roman" w:hAnsi="Courier New" w:cs="Courier New"/>
+          <w:sz w:val="20"/>
+          <w:szCs w:val="20"/>
+          <w:lang w:eastAsia="en-IN"/>
+        </w:rPr>
+        <w:t xml:space="preserve"> =</w:t>
+      </w:r>
+    </w:p>
+    <w:p>
+      <w:pPr>
+        <w:tabs>
+          <w:tab w:val="left" w:pos="916"/>
+          <w:tab w:val="left" w:pos="1832"/>
+          <w:tab w:val="left" w:pos="2748"/>
+          <w:tab w:val="left" w:pos="3664"/>
+          <w:tab w:val="left" w:pos="4580"/>
+          <w:tab w:val="left" w:pos="5496"/>
+          <w:tab w:val="left" w:pos="6412"/>
+          <w:tab w:val="left" w:pos="7328"/>
+          <w:tab w:val="left" w:pos="8244"/>
+          <w:tab w:val="left" w:pos="9160"/>
+          <w:tab w:val="left" w:pos="10076"/>
+          <w:tab w:val="left" w:pos="10992"/>
+          <w:tab w:val="left" w:pos="11908"/>
+          <w:tab w:val="left" w:pos="12824"/>
+          <w:tab w:val="left" w:pos="13740"/>
+          <w:tab w:val="left" w:pos="14656"/>
+        </w:tabs>
+        <w:spacing w:after="0" w:line="240" w:lineRule="auto"/>
+        <w:rPr>
+          <w:rFonts w:ascii="Courier New" w:eastAsia="Times New Roman" w:hAnsi="Courier New" w:cs="Courier New"/>
+          <w:sz w:val="20"/>
+          <w:szCs w:val="20"/>
+          <w:lang w:eastAsia="en-IN"/>
+        </w:rPr>
+      </w:pPr>
+      <w:r>
+        <w:rPr>
+          <w:rFonts w:ascii="Courier New" w:eastAsia="Times New Roman" w:hAnsi="Courier New" w:cs="Courier New"/>
+          <w:sz w:val="20"/>
+          <w:szCs w:val="20"/>
+          <w:lang w:eastAsia="en-IN"/>
+        </w:rPr>
+        <w:t xml:space="preserve">    0.17 * </w:t>
+      </w:r>
+      <w:proofErr w:type="spellStart"/>
+      <w:r>
+        <w:rPr>
+          <w:rFonts w:ascii="Courier New" w:eastAsia="Times New Roman" w:hAnsi="Courier New" w:cs="Courier New"/>
+          <w:sz w:val="20"/>
+          <w:szCs w:val="20"/>
+          <w:lang w:eastAsia="en-IN"/>
+        </w:rPr>
+        <w:t>sleep_deficit_scaled</w:t>
+      </w:r>
+      <w:proofErr w:type="spellEnd"/>
+    </w:p>
+    <w:p>
+      <w:pPr>
+        <w:tabs>
+          <w:tab w:val="left" w:pos="916"/>
+          <w:tab w:val="left" w:pos="1832"/>
+          <w:tab w:val="left" w:pos="2748"/>
+          <w:tab w:val="left" w:pos="3664"/>
+          <w:tab w:val="left" w:pos="4580"/>
+          <w:tab w:val="left" w:pos="5496"/>
+          <w:tab w:val="left" w:pos="6412"/>
+          <w:tab w:val="left" w:pos="7328"/>
+          <w:tab w:val="left" w:pos="8244"/>
+          <w:tab w:val="left" w:pos="9160"/>
+          <w:tab w:val="left" w:pos="10076"/>
+          <w:tab w:val="left" w:pos="10992"/>
+          <w:tab w:val="left" w:pos="11908"/>
+          <w:tab w:val="left" w:pos="12824"/>
+          <w:tab w:val="left" w:pos="13740"/>
+          <w:tab w:val="left" w:pos="14656"/>
+        </w:tabs>
+        <w:spacing w:after="0" w:line="240" w:lineRule="auto"/>
+        <w:rPr>
+          <w:rFonts w:ascii="Courier New" w:eastAsia="Times New Roman" w:hAnsi="Courier New" w:cs="Courier New"/>
+          <w:sz w:val="20"/>
+          <w:szCs w:val="20"/>
+          <w:lang w:eastAsia="en-IN"/>
+        </w:rPr>
+      </w:pPr>
+      <w:r>
+        <w:rPr>
+          <w:rFonts w:ascii="Courier New" w:eastAsia="Times New Roman" w:hAnsi="Courier New" w:cs="Courier New"/>
+          <w:sz w:val="20"/>
+          <w:szCs w:val="20"/>
+          <w:lang w:eastAsia="en-IN"/>
+        </w:rPr>
+        <w:t xml:space="preserve">  + 0.20 * </w:t>
+      </w:r>
+      <w:proofErr w:type="spellStart"/>
+      <w:r>
+        <w:rPr>
+          <w:rFonts w:ascii="Courier New" w:eastAsia="Times New Roman" w:hAnsi="Courier New" w:cs="Courier New"/>
+          <w:sz w:val="20"/>
+          <w:szCs w:val="20"/>
+          <w:lang w:eastAsia="en-IN"/>
+        </w:rPr>
+        <w:t>stress_scaled</w:t>
+      </w:r>
+      <w:proofErr w:type="spellEnd"/>
+    </w:p>
+    <w:p>
+      <w:pPr>
+        <w:tabs>
+          <w:tab w:val="left" w:pos="916"/>
+          <w:tab w:val="left" w:pos="1832"/>
+          <w:tab w:val="left" w:pos="2748"/>
+          <w:tab w:val="left" w:pos="3664"/>
+          <w:tab w:val="left" w:pos="4580"/>
+          <w:tab w:val="left" w:pos="5496"/>
+          <w:tab w:val="left" w:pos="6412"/>
+          <w:tab w:val="left" w:pos="7328"/>
+          <w:tab w:val="left" w:pos="8244"/>
+          <w:tab w:val="left" w:pos="9160"/>
+          <w:tab w:val="left" w:pos="10076"/>
+          <w:tab w:val="left" w:pos="10992"/>
+          <w:tab w:val="left" w:pos="11908"/>
+          <w:tab w:val="left" w:pos="12824"/>
+          <w:tab w:val="left" w:pos="13740"/>
+          <w:tab w:val="left" w:pos="14656"/>
+        </w:tabs>
+        <w:spacing w:after="0" w:line="240" w:lineRule="auto"/>
+        <w:rPr>
+          <w:rFonts w:ascii="Courier New" w:eastAsia="Times New Roman" w:hAnsi="Courier New" w:cs="Courier New"/>
+          <w:sz w:val="20"/>
+          <w:szCs w:val="20"/>
+          <w:lang w:eastAsia="en-IN"/>
+        </w:rPr>
+      </w:pPr>
+      <w:r>
+        <w:rPr>
+          <w:rFonts w:ascii="Courier New" w:eastAsia="Times New Roman" w:hAnsi="Courier New" w:cs="Courier New"/>
+          <w:sz w:val="20"/>
+          <w:szCs w:val="20"/>
+          <w:lang w:eastAsia="en-IN"/>
+        </w:rPr>
+        <w:t xml:space="preserve">  + 0.16 * </w:t>
+      </w:r>
+      <w:proofErr w:type="spellStart"/>
+      <w:r>
+        <w:rPr>
+          <w:rFonts w:ascii="Courier New" w:eastAsia="Times New Roman" w:hAnsi="Courier New" w:cs="Courier New"/>
+          <w:sz w:val="20"/>
+          <w:szCs w:val="20"/>
+          <w:lang w:eastAsia="en-IN"/>
+        </w:rPr>
+        <w:t>fatigue_scaled</w:t>
+      </w:r>
+      <w:proofErr w:type="spellEnd"/>
+    </w:p>
+    <w:p>
+      <w:pPr>
+        <w:tabs>
+          <w:tab w:val="left" w:pos="916"/>
+          <w:tab w:val="left" w:pos="1832"/>
+          <w:tab w:val="left" w:pos="2748"/>
+          <w:tab w:val="left" w:pos="3664"/>
+          <w:tab w:val="left" w:pos="4580"/>
+          <w:tab w:val="left" w:pos="5496"/>
+          <w:tab w:val="left" w:pos="6412"/>
+          <w:tab w:val="left" w:pos="7328"/>
+          <w:tab w:val="left" w:pos="8244"/>
+          <w:tab w:val="left" w:pos="9160"/>
+          <w:tab w:val="left" w:pos="10076"/>
+          <w:tab w:val="left" w:pos="10992"/>
+          <w:tab w:val="left" w:pos="11908"/>
+          <w:tab w:val="left" w:pos="12824"/>
+          <w:tab w:val="left" w:pos="13740"/>
+          <w:tab w:val="left" w:pos="14656"/>
+        </w:tabs>
+        <w:spacing w:after="0" w:line="240" w:lineRule="auto"/>
+        <w:rPr>
+          <w:rFonts w:ascii="Courier New" w:eastAsia="Times New Roman" w:hAnsi="Courier New" w:cs="Courier New"/>
+          <w:sz w:val="20"/>
+          <w:szCs w:val="20"/>
+          <w:lang w:eastAsia="en-IN"/>
+        </w:rPr>
+      </w:pPr>
+      <w:r>
+        <w:rPr>
+          <w:rFonts w:ascii="Courier New" w:eastAsia="Times New Roman" w:hAnsi="Courier New" w:cs="Courier New"/>
+          <w:sz w:val="20"/>
+          <w:szCs w:val="20"/>
+          <w:lang w:eastAsia="en-IN"/>
+        </w:rPr>
+        <w:t xml:space="preserve">  + 0.16 * </w:t>
+      </w:r>
+      <w:proofErr w:type="spellStart"/>
+      <w:r>
+        <w:rPr>
+          <w:rFonts w:ascii="Courier New" w:eastAsia="Times New Roman" w:hAnsi="Courier New" w:cs="Courier New"/>
+          <w:sz w:val="20"/>
+          <w:szCs w:val="20"/>
+          <w:lang w:eastAsia="en-IN"/>
+        </w:rPr>
+        <w:t>workload_index_scaled</w:t>
+      </w:r>
+      <w:proofErr w:type="spellEnd"/>
+    </w:p>
+    <w:p>
+      <w:pPr>
+        <w:tabs>
+          <w:tab w:val="left" w:pos="916"/>
+          <w:tab w:val="left" w:pos="1832"/>
+          <w:tab w:val="left" w:pos="2748"/>
+          <w:tab w:val="left" w:pos="3664"/>
+          <w:tab w:val="left" w:pos="4580"/>
+          <w:tab w:val="left" w:pos="5496"/>
+          <w:tab w:val="left" w:pos="6412"/>
+          <w:tab w:val="left" w:pos="7328"/>
+          <w:tab w:val="left" w:pos="8244"/>
+          <w:tab w:val="left" w:pos="9160"/>
+          <w:tab w:val="left" w:pos="10076"/>
+          <w:tab w:val="left" w:pos="10992"/>
+          <w:tab w:val="left" w:pos="11908"/>
+          <w:tab w:val="left" w:pos="12824"/>
+          <w:tab w:val="left" w:pos="13740"/>
+          <w:tab w:val="left" w:pos="14656"/>
+        </w:tabs>
+        <w:spacing w:after="0" w:line="240" w:lineRule="auto"/>
+        <w:rPr>
+          <w:rFonts w:ascii="Courier New" w:eastAsia="Times New Roman" w:hAnsi="Courier New" w:cs="Courier New"/>
+          <w:sz w:val="20"/>
+          <w:szCs w:val="20"/>
+          <w:lang w:eastAsia="en-IN"/>
+        </w:rPr>
+      </w:pPr>
+      <w:r>
+        <w:rPr>
+          <w:rFonts w:ascii="Courier New" w:eastAsia="Times New Roman" w:hAnsi="Courier New" w:cs="Courier New"/>
+          <w:sz w:val="20"/>
+          <w:szCs w:val="20"/>
+          <w:lang w:eastAsia="en-IN"/>
+        </w:rPr>
+        <w:t xml:space="preserve">  + 0.10 * </w:t>
+      </w:r>
+      <w:proofErr w:type="spellStart"/>
+      <w:r>
+        <w:rPr>
+          <w:rFonts w:ascii="Courier New" w:eastAsia="Times New Roman" w:hAnsi="Courier New" w:cs="Courier New"/>
+          <w:sz w:val="20"/>
+          <w:szCs w:val="20"/>
+          <w:lang w:eastAsia="en-IN"/>
+        </w:rPr>
+        <w:t>deadline_pressure_scaled</w:t>
+      </w:r>
+      <w:proofErr w:type="spellEnd"/>
+    </w:p>
+    <w:p>
+      <w:pPr>
+        <w:tabs>
+          <w:tab w:val="left" w:pos="916"/>
+          <w:tab w:val="left" w:pos="1832"/>
+          <w:tab w:val="left" w:pos="2748"/>
+          <w:tab w:val="left" w:pos="3664"/>
+          <w:tab w:val="left" w:pos="4580"/>
+          <w:tab w:val="left" w:pos="5496"/>
+          <w:tab w:val="left" w:pos="6412"/>
+          <w:tab w:val="left" w:pos="7328"/>
+          <w:tab w:val="left" w:pos="8244"/>
+          <w:tab w:val="left" w:pos="9160"/>
+          <w:tab w:val="left" w:pos="10076"/>
+          <w:tab w:val="left" w:pos="10992"/>
+          <w:tab w:val="left" w:pos="11908"/>
+          <w:tab w:val="left" w:pos="12824"/>
+          <w:tab w:val="left" w:pos="13740"/>
+          <w:tab w:val="left" w:pos="14656"/>
+        </w:tabs>
+        <w:spacing w:after="0" w:line="240" w:lineRule="auto"/>
+        <w:rPr>
+          <w:rFonts w:ascii="Courier New" w:eastAsia="Times New Roman" w:hAnsi="Courier New" w:cs="Courier New"/>
+          <w:sz w:val="20"/>
+          <w:szCs w:val="20"/>
+          <w:lang w:eastAsia="en-IN"/>
+        </w:rPr>
+      </w:pPr>
+      <w:r>
+        <w:rPr>
+          <w:rFonts w:ascii="Courier New" w:eastAsia="Times New Roman" w:hAnsi="Courier New" w:cs="Courier New"/>
+          <w:sz w:val="20"/>
+          <w:szCs w:val="20"/>
+          <w:lang w:eastAsia="en-IN"/>
+        </w:rPr>
+        <w:t xml:space="preserve">  + 0.08 * </w:t>
+      </w:r>
+      <w:proofErr w:type="spellStart"/>
+      <w:r>
+        <w:rPr>
+          <w:rFonts w:ascii="Courier New" w:eastAsia="Times New Roman" w:hAnsi="Courier New" w:cs="Courier New"/>
+          <w:sz w:val="20"/>
+          <w:szCs w:val="20"/>
+          <w:lang w:eastAsia="en-IN"/>
+        </w:rPr>
+        <w:t>distraction_ratio_scaled</w:t>
+      </w:r>
+      <w:proofErr w:type="spellEnd"/>
+    </w:p>
+    <w:p>
+      <w:pPr>
+        <w:tabs>
+          <w:tab w:val="left" w:pos="916"/>
+          <w:tab w:val="left" w:pos="1832"/>
+          <w:tab w:val="left" w:pos="2748"/>
+          <w:tab w:val="left" w:pos="3664"/>
+          <w:tab w:val="left" w:pos="4580"/>
+          <w:tab w:val="left" w:pos="5496"/>
+          <w:tab w:val="left" w:pos="6412"/>
+          <w:tab w:val="left" w:pos="7328"/>
+          <w:tab w:val="left" w:pos="8244"/>
+          <w:tab w:val="left" w:pos="9160"/>
+          <w:tab w:val="left" w:pos="10076"/>
+          <w:tab w:val="left" w:pos="10992"/>
+          <w:tab w:val="left" w:pos="11908"/>
+          <w:tab w:val="left" w:pos="12824"/>
+          <w:tab w:val="left" w:pos="13740"/>
+          <w:tab w:val="left" w:pos="14656"/>
+        </w:tabs>
+        <w:spacing w:after="0" w:line="240" w:lineRule="auto"/>
+        <w:rPr>
+          <w:rFonts w:ascii="Courier New" w:eastAsia="Times New Roman" w:hAnsi="Courier New" w:cs="Courier New"/>
+          <w:sz w:val="20"/>
+          <w:szCs w:val="20"/>
+          <w:lang w:eastAsia="en-IN"/>
+        </w:rPr>
+      </w:pPr>
+      <w:r>
+        <w:rPr>
+          <w:rFonts w:ascii="Courier New" w:eastAsia="Times New Roman" w:hAnsi="Courier New" w:cs="Courier New"/>
+          <w:sz w:val="20"/>
+          <w:szCs w:val="20"/>
+          <w:lang w:eastAsia="en-IN"/>
+        </w:rPr>
+        <w:t xml:space="preserve">  - 0.08 * </w:t>
+      </w:r>
+      <w:proofErr w:type="spellStart"/>
+      <w:r>
+        <w:rPr>
+          <w:rFonts w:ascii="Courier New" w:eastAsia="Times New Roman" w:hAnsi="Courier New" w:cs="Courier New"/>
+          <w:sz w:val="20"/>
+          <w:szCs w:val="20"/>
+          <w:lang w:eastAsia="en-IN"/>
+        </w:rPr>
+        <w:t>recovery_balance_scaled</w:t>
+      </w:r>
+      <w:proofErr w:type="spellEnd"/>
+    </w:p>
+    <w:p>
+      <w:pPr>
+        <w:tabs>
+          <w:tab w:val="left" w:pos="916"/>
+          <w:tab w:val="left" w:pos="1832"/>
+          <w:tab w:val="left" w:pos="2748"/>
+          <w:tab w:val="left" w:pos="3664"/>
+          <w:tab w:val="left" w:pos="4580"/>
+          <w:tab w:val="left" w:pos="5496"/>
+          <w:tab w:val="left" w:pos="6412"/>
+          <w:tab w:val="left" w:pos="7328"/>
+          <w:tab w:val="left" w:pos="8244"/>
+          <w:tab w:val="left" w:pos="9160"/>
+          <w:tab w:val="left" w:pos="10076"/>
+          <w:tab w:val="left" w:pos="10992"/>
+          <w:tab w:val="left" w:pos="11908"/>
+          <w:tab w:val="left" w:pos="12824"/>
+          <w:tab w:val="left" w:pos="13740"/>
+          <w:tab w:val="left" w:pos="14656"/>
+        </w:tabs>
+        <w:spacing w:after="0" w:line="240" w:lineRule="auto"/>
+        <w:rPr>
+          <w:rFonts w:ascii="Courier New" w:eastAsia="Times New Roman" w:hAnsi="Courier New" w:cs="Courier New"/>
+          <w:sz w:val="20"/>
+          <w:szCs w:val="20"/>
+          <w:lang w:eastAsia="en-IN"/>
+        </w:rPr>
+      </w:pPr>
+      <w:r>
+        <w:rPr>
+          <w:rFonts w:ascii="Courier New" w:eastAsia="Times New Roman" w:hAnsi="Courier New" w:cs="Courier New"/>
+          <w:sz w:val="20"/>
+          <w:szCs w:val="20"/>
+          <w:lang w:eastAsia="en-IN"/>
+        </w:rPr>
+        <w:t xml:space="preserve">  - 0.05 * </w:t>
+      </w:r>
+      <w:proofErr w:type="spellStart"/>
+      <w:r>
+        <w:rPr>
+          <w:rFonts w:ascii="Courier New" w:eastAsia="Times New Roman" w:hAnsi="Courier New" w:cs="Courier New"/>
+          <w:sz w:val="20"/>
+          <w:szCs w:val="20"/>
+          <w:lang w:eastAsia="en-IN"/>
+        </w:rPr>
+        <w:t>mood_scaled</w:t>
+      </w:r>
+      <w:proofErr w:type="spellEnd"/>
+    </w:p>
+    <w:p>
+      <w:pPr>
+        <w:spacing w:after="0" w:line="240" w:lineRule="auto"/>
+        <w:rPr>
+          <w:rFonts w:ascii="Times New Roman" w:eastAsia="Times New Roman" w:hAnsi="Times New Roman" w:cs="Times New Roman"/>
+          <w:sz w:val="24"/>
+          <w:szCs w:val="24"/>
+          <w:lang w:eastAsia="en-IN"/>
+        </w:rPr>
+      </w:pPr>
+      <w:r>
+        <w:rPr>
+          <w:rFonts w:ascii="Times New Roman" w:eastAsia="Times New Roman" w:hAnsi="Times New Roman" w:cs="Times New Roman"/>
+          <w:sz w:val="24"/>
+          <w:szCs w:val="24"/>
+          <w:lang w:eastAsia="en-IN"/>
+        </w:rPr>
+        <w:pict>
+          <v:rect id="_x0000_i1185" style="width:0;height:1.5pt" o:hralign="center" o:hrstd="t" o:hr="t" fillcolor="#a0a0a0" stroked="f"/>
+        </w:pict>
+      </w:r>
+    </w:p>
+    <w:p>
+      <w:pPr>
+        <w:spacing w:before="100" w:beforeAutospacing="1" w:after="100" w:afterAutospacing="1" w:line="240" w:lineRule="auto"/>
+        <w:outlineLvl w:val="1"/>
+        <w:rPr>
+          <w:rFonts w:ascii="Times New Roman" w:eastAsia="Times New Roman" w:hAnsi="Times New Roman" w:cs="Times New Roman"/>
+          <w:b/>
+          <w:bCs/>
+          <w:sz w:val="36"/>
+          <w:szCs w:val="36"/>
+          <w:lang w:eastAsia="en-IN"/>
+        </w:rPr>
+      </w:pPr>
+      <w:r>
+        <w:rPr>
+          <w:rFonts w:ascii="Times New Roman" w:eastAsia="Times New Roman" w:hAnsi="Times New Roman" w:cs="Times New Roman"/>
+          <w:b/>
+          <w:bCs/>
+          <w:sz w:val="36"/>
+          <w:szCs w:val="36"/>
+          <w:lang w:eastAsia="en-IN"/>
+        </w:rPr>
+        <w:t>🧠 Important Properties</w:t>
+      </w:r>
+    </w:p>
+    <w:p>
+      <w:pPr>
+        <w:numPr>
+          <w:ilvl w:val="0"/>
+          <w:numId w:val="59"/>
+        </w:numPr>
+        <w:spacing w:before="100" w:beforeAutospacing="1" w:after="100" w:afterAutospacing="1" w:line="240" w:lineRule="auto"/>
+        <w:rPr>
+          <w:rFonts w:ascii="Times New Roman" w:eastAsia="Times New Roman" w:hAnsi="Times New Roman" w:cs="Times New Roman"/>
+          <w:sz w:val="24"/>
+          <w:szCs w:val="24"/>
+          <w:lang w:eastAsia="en-IN"/>
+        </w:rPr>
+      </w:pPr>
+      <w:r>
+        <w:rPr>
+          <w:rFonts w:ascii="Times New Roman" w:eastAsia="Times New Roman" w:hAnsi="Times New Roman" w:cs="Times New Roman"/>
+          <w:sz w:val="24"/>
+          <w:szCs w:val="24"/>
+          <w:lang w:eastAsia="en-IN"/>
+        </w:rPr>
+        <w:t xml:space="preserve">Total absolute coefficient sum = </w:t>
+      </w:r>
+      <w:r>
+        <w:rPr>
+          <w:rFonts w:ascii="Times New Roman" w:eastAsia="Times New Roman" w:hAnsi="Times New Roman" w:cs="Times New Roman"/>
+          <w:b/>
+          <w:bCs/>
+          <w:sz w:val="24"/>
+          <w:szCs w:val="24"/>
+          <w:lang w:eastAsia="en-IN"/>
+        </w:rPr>
+        <w:t>1.0</w:t>
+      </w:r>
+    </w:p>
+    <w:p>
+      <w:pPr>
+        <w:numPr>
+          <w:ilvl w:val="0"/>
+          <w:numId w:val="59"/>
+        </w:numPr>
+        <w:spacing w:before="100" w:beforeAutospacing="1" w:after="100" w:afterAutospacing="1" w:line="240" w:lineRule="auto"/>
+        <w:rPr>
+          <w:rFonts w:ascii="Times New Roman" w:eastAsia="Times New Roman" w:hAnsi="Times New Roman" w:cs="Times New Roman"/>
+          <w:sz w:val="24"/>
+          <w:szCs w:val="24"/>
+          <w:lang w:eastAsia="en-IN"/>
+        </w:rPr>
+      </w:pPr>
+      <w:r>
+        <w:rPr>
+          <w:rFonts w:ascii="Times New Roman" w:eastAsia="Times New Roman" w:hAnsi="Times New Roman" w:cs="Times New Roman"/>
+          <w:sz w:val="24"/>
+          <w:szCs w:val="24"/>
+          <w:lang w:eastAsia="en-IN"/>
+        </w:rPr>
+        <w:t xml:space="preserve">Output is bounded using clipping → </w:t>
+      </w:r>
+      <w:r>
+        <w:rPr>
+          <w:rFonts w:ascii="Times New Roman" w:eastAsia="Times New Roman" w:hAnsi="Times New Roman" w:cs="Times New Roman"/>
+          <w:b/>
+          <w:bCs/>
+          <w:sz w:val="24"/>
+          <w:szCs w:val="24"/>
+          <w:lang w:eastAsia="en-IN"/>
+        </w:rPr>
+        <w:t>0–100</w:t>
+      </w:r>
+    </w:p>
+    <w:p>
+      <w:pPr>
+        <w:numPr>
+          <w:ilvl w:val="0"/>
+          <w:numId w:val="59"/>
+        </w:numPr>
+        <w:spacing w:before="100" w:beforeAutospacing="1" w:after="100" w:afterAutospacing="1" w:line="240" w:lineRule="auto"/>
+        <w:rPr>
+          <w:rFonts w:ascii="Times New Roman" w:eastAsia="Times New Roman" w:hAnsi="Times New Roman" w:cs="Times New Roman"/>
+          <w:sz w:val="24"/>
+          <w:szCs w:val="24"/>
+          <w:lang w:eastAsia="en-IN"/>
+        </w:rPr>
+      </w:pPr>
+      <w:r>
+        <w:rPr>
+          <w:rFonts w:ascii="Times New Roman" w:eastAsia="Times New Roman" w:hAnsi="Times New Roman" w:cs="Times New Roman"/>
+          <w:sz w:val="24"/>
+          <w:szCs w:val="24"/>
+          <w:lang w:eastAsia="en-IN"/>
+        </w:rPr>
+        <w:t xml:space="preserve">Recovery and mood act as </w:t>
+      </w:r>
+      <w:r>
+        <w:rPr>
+          <w:rFonts w:ascii="Times New Roman" w:eastAsia="Times New Roman" w:hAnsi="Times New Roman" w:cs="Times New Roman"/>
+          <w:b/>
+          <w:bCs/>
+          <w:sz w:val="24"/>
+          <w:szCs w:val="24"/>
+          <w:lang w:eastAsia="en-IN"/>
+        </w:rPr>
+        <w:t>inverse correlations</w:t>
+      </w:r>
+    </w:p>
+    <w:p>
+      <w:pPr>
+        <w:spacing w:after="0" w:line="240" w:lineRule="auto"/>
+        <w:rPr>
+          <w:rFonts w:ascii="Times New Roman" w:eastAsia="Times New Roman" w:hAnsi="Times New Roman" w:cs="Times New Roman"/>
+          <w:sz w:val="24"/>
+          <w:szCs w:val="24"/>
+          <w:lang w:eastAsia="en-IN"/>
+        </w:rPr>
+      </w:pPr>
+      <w:r>
+        <w:rPr>
+          <w:rFonts w:ascii="Times New Roman" w:eastAsia="Times New Roman" w:hAnsi="Times New Roman" w:cs="Times New Roman"/>
+          <w:sz w:val="24"/>
+          <w:szCs w:val="24"/>
+          <w:lang w:eastAsia="en-IN"/>
+        </w:rPr>
+        <w:pict>
+          <v:rect id="_x0000_i1186" style="width:0;height:1.5pt" o:hralign="center" o:hrstd="t" o:hr="t" fillcolor="#a0a0a0" stroked="f"/>
+        </w:pict>
+      </w:r>
+    </w:p>
+    <w:p>
+      <w:pPr>
+        <w:spacing w:before="100" w:beforeAutospacing="1" w:after="100" w:afterAutospacing="1" w:line="240" w:lineRule="auto"/>
+        <w:outlineLvl w:val="1"/>
+        <w:rPr>
+          <w:rFonts w:ascii="Times New Roman" w:eastAsia="Times New Roman" w:hAnsi="Times New Roman" w:cs="Times New Roman"/>
+          <w:b/>
+          <w:bCs/>
+          <w:sz w:val="36"/>
+          <w:szCs w:val="36"/>
+          <w:lang w:eastAsia="en-IN"/>
+        </w:rPr>
+      </w:pPr>
+      <w:r>
+        <w:rPr>
+          <w:rFonts w:ascii="Times New Roman" w:eastAsia="Times New Roman" w:hAnsi="Times New Roman" w:cs="Times New Roman"/>
+          <w:b/>
+          <w:bCs/>
+          <w:sz w:val="36"/>
+          <w:szCs w:val="36"/>
+          <w:lang w:eastAsia="en-IN"/>
+        </w:rPr>
+        <w:t>🧠 4. Intuition Behind the Model</w:t>
+      </w:r>
+    </w:p>
+    <w:p>
+      <w:pPr>
+        <w:spacing w:before="100" w:beforeAutospacing="1" w:after="100" w:afterAutospacing="1" w:line="240" w:lineRule="auto"/>
+        <w:outlineLvl w:val="2"/>
+        <w:rPr>
+          <w:rFonts w:ascii="Times New Roman" w:eastAsia="Times New Roman" w:hAnsi="Times New Roman" w:cs="Times New Roman"/>
+          <w:b/>
+          <w:bCs/>
+          <w:sz w:val="27"/>
+          <w:szCs w:val="27"/>
+          <w:lang w:eastAsia="en-IN"/>
+        </w:rPr>
+      </w:pPr>
+      <w:r>
+        <w:rPr>
+          <w:rFonts w:ascii="Segoe UI Symbol" w:eastAsia="Times New Roman" w:hAnsi="Segoe UI Symbol" w:cs="Segoe UI Symbol"/>
+          <w:b/>
+          <w:bCs/>
+          <w:sz w:val="27"/>
+          <w:szCs w:val="27"/>
+          <w:lang w:eastAsia="en-IN"/>
+        </w:rPr>
+        <w:t>🔺</w:t>
+      </w:r>
+      <w:r>
+        <w:rPr>
+          <w:rFonts w:ascii="Times New Roman" w:eastAsia="Times New Roman" w:hAnsi="Times New Roman" w:cs="Times New Roman"/>
+          <w:b/>
+          <w:bCs/>
+          <w:sz w:val="27"/>
+          <w:szCs w:val="27"/>
+          <w:lang w:eastAsia="en-IN"/>
+        </w:rPr>
+        <w:t xml:space="preserve"> Factors that INCREASE burnout</w:t>
+      </w:r>
+    </w:p>
+    <w:p>
+      <w:pPr>
+        <w:numPr>
+          <w:ilvl w:val="0"/>
+          <w:numId w:val="60"/>
+        </w:numPr>
+        <w:spacing w:before="100" w:beforeAutospacing="1" w:after="100" w:afterAutospacing="1" w:line="240" w:lineRule="auto"/>
+        <w:rPr>
+          <w:rFonts w:ascii="Times New Roman" w:eastAsia="Times New Roman" w:hAnsi="Times New Roman" w:cs="Times New Roman"/>
+          <w:sz w:val="24"/>
+          <w:szCs w:val="24"/>
+          <w:lang w:eastAsia="en-IN"/>
+        </w:rPr>
+      </w:pPr>
+      <w:r>
+        <w:rPr>
+          <w:rFonts w:ascii="Times New Roman" w:eastAsia="Times New Roman" w:hAnsi="Times New Roman" w:cs="Times New Roman"/>
+          <w:sz w:val="24"/>
+          <w:szCs w:val="24"/>
+          <w:lang w:eastAsia="en-IN"/>
+        </w:rPr>
+        <w:lastRenderedPageBreak/>
+        <w:t>sleep deficit ↑</w:t>
+      </w:r>
+    </w:p>
+    <w:p>
+      <w:pPr>
+        <w:numPr>
+          <w:ilvl w:val="0"/>
+          <w:numId w:val="60"/>
+        </w:numPr>
+        <w:spacing w:before="100" w:beforeAutospacing="1" w:after="100" w:afterAutospacing="1" w:line="240" w:lineRule="auto"/>
+        <w:rPr>
+          <w:rFonts w:ascii="Times New Roman" w:eastAsia="Times New Roman" w:hAnsi="Times New Roman" w:cs="Times New Roman"/>
+          <w:sz w:val="24"/>
+          <w:szCs w:val="24"/>
+          <w:lang w:eastAsia="en-IN"/>
+        </w:rPr>
+      </w:pPr>
+      <w:r>
+        <w:rPr>
+          <w:rFonts w:ascii="Times New Roman" w:eastAsia="Times New Roman" w:hAnsi="Times New Roman" w:cs="Times New Roman"/>
+          <w:sz w:val="24"/>
+          <w:szCs w:val="24"/>
+          <w:lang w:eastAsia="en-IN"/>
+        </w:rPr>
+        <w:t>stress ↑</w:t>
+      </w:r>
+    </w:p>
+    <w:p>
+      <w:pPr>
+        <w:numPr>
+          <w:ilvl w:val="0"/>
+          <w:numId w:val="60"/>
+        </w:numPr>
+        <w:spacing w:before="100" w:beforeAutospacing="1" w:after="100" w:afterAutospacing="1" w:line="240" w:lineRule="auto"/>
+        <w:rPr>
+          <w:rFonts w:ascii="Times New Roman" w:eastAsia="Times New Roman" w:hAnsi="Times New Roman" w:cs="Times New Roman"/>
+          <w:sz w:val="24"/>
+          <w:szCs w:val="24"/>
+          <w:lang w:eastAsia="en-IN"/>
+        </w:rPr>
+      </w:pPr>
+      <w:r>
+        <w:rPr>
+          <w:rFonts w:ascii="Times New Roman" w:eastAsia="Times New Roman" w:hAnsi="Times New Roman" w:cs="Times New Roman"/>
+          <w:sz w:val="24"/>
+          <w:szCs w:val="24"/>
+          <w:lang w:eastAsia="en-IN"/>
+        </w:rPr>
+        <w:t>fatigue ↑</w:t>
+      </w:r>
+    </w:p>
+    <w:p>
+      <w:pPr>
+        <w:numPr>
+          <w:ilvl w:val="0"/>
+          <w:numId w:val="60"/>
+        </w:numPr>
+        <w:spacing w:before="100" w:beforeAutospacing="1" w:after="100" w:afterAutospacing="1" w:line="240" w:lineRule="auto"/>
+        <w:rPr>
+          <w:rFonts w:ascii="Times New Roman" w:eastAsia="Times New Roman" w:hAnsi="Times New Roman" w:cs="Times New Roman"/>
+          <w:sz w:val="24"/>
+          <w:szCs w:val="24"/>
+          <w:lang w:eastAsia="en-IN"/>
+        </w:rPr>
+      </w:pPr>
+      <w:r>
+        <w:rPr>
+          <w:rFonts w:ascii="Times New Roman" w:eastAsia="Times New Roman" w:hAnsi="Times New Roman" w:cs="Times New Roman"/>
+          <w:sz w:val="24"/>
+          <w:szCs w:val="24"/>
+          <w:lang w:eastAsia="en-IN"/>
+        </w:rPr>
+        <w:t>workload ↑</w:t>
+      </w:r>
+    </w:p>
+    <w:p>
+      <w:pPr>
+        <w:numPr>
+          <w:ilvl w:val="0"/>
+          <w:numId w:val="60"/>
+        </w:numPr>
+        <w:spacing w:before="100" w:beforeAutospacing="1" w:after="100" w:afterAutospacing="1" w:line="240" w:lineRule="auto"/>
+        <w:rPr>
+          <w:rFonts w:ascii="Times New Roman" w:eastAsia="Times New Roman" w:hAnsi="Times New Roman" w:cs="Times New Roman"/>
+          <w:sz w:val="24"/>
+          <w:szCs w:val="24"/>
+          <w:lang w:eastAsia="en-IN"/>
+        </w:rPr>
+      </w:pPr>
+      <w:r>
+        <w:rPr>
+          <w:rFonts w:ascii="Times New Roman" w:eastAsia="Times New Roman" w:hAnsi="Times New Roman" w:cs="Times New Roman"/>
+          <w:sz w:val="24"/>
+          <w:szCs w:val="24"/>
+          <w:lang w:eastAsia="en-IN"/>
+        </w:rPr>
+        <w:t>deadline pressure ↑</w:t>
+      </w:r>
+    </w:p>
+    <w:p>
+      <w:pPr>
+        <w:numPr>
+          <w:ilvl w:val="0"/>
+          <w:numId w:val="60"/>
+        </w:numPr>
+        <w:spacing w:before="100" w:beforeAutospacing="1" w:after="100" w:afterAutospacing="1" w:line="240" w:lineRule="auto"/>
+        <w:rPr>
+          <w:rFonts w:ascii="Times New Roman" w:eastAsia="Times New Roman" w:hAnsi="Times New Roman" w:cs="Times New Roman"/>
+          <w:sz w:val="24"/>
+          <w:szCs w:val="24"/>
+          <w:lang w:eastAsia="en-IN"/>
+        </w:rPr>
+      </w:pPr>
+      <w:r>
+        <w:rPr>
+          <w:rFonts w:ascii="Times New Roman" w:eastAsia="Times New Roman" w:hAnsi="Times New Roman" w:cs="Times New Roman"/>
+          <w:sz w:val="24"/>
+          <w:szCs w:val="24"/>
+          <w:lang w:eastAsia="en-IN"/>
+        </w:rPr>
+        <w:t>distraction ↑</w:t>
+      </w:r>
+    </w:p>
+    <w:p>
+      <w:pPr>
+        <w:spacing w:after="0" w:line="240" w:lineRule="auto"/>
+        <w:rPr>
+          <w:rFonts w:ascii="Times New Roman" w:eastAsia="Times New Roman" w:hAnsi="Times New Roman" w:cs="Times New Roman"/>
+          <w:sz w:val="24"/>
+          <w:szCs w:val="24"/>
+          <w:lang w:eastAsia="en-IN"/>
+        </w:rPr>
+      </w:pPr>
+      <w:r>
+        <w:rPr>
+          <w:rFonts w:ascii="Times New Roman" w:eastAsia="Times New Roman" w:hAnsi="Times New Roman" w:cs="Times New Roman"/>
+          <w:sz w:val="24"/>
+          <w:szCs w:val="24"/>
+          <w:lang w:eastAsia="en-IN"/>
+        </w:rPr>
+        <w:pict>
+          <v:rect id="_x0000_i1187" style="width:0;height:1.5pt" o:hralign="center" o:hrstd="t" o:hr="t" fillcolor="#a0a0a0" stroked="f"/>
+        </w:pict>
+      </w:r>
+    </w:p>
+    <w:p>
+      <w:pPr>
+        <w:spacing w:before="100" w:beforeAutospacing="1" w:after="100" w:afterAutospacing="1" w:line="240" w:lineRule="auto"/>
+        <w:outlineLvl w:val="2"/>
+        <w:rPr>
+          <w:rFonts w:ascii="Times New Roman" w:eastAsia="Times New Roman" w:hAnsi="Times New Roman" w:cs="Times New Roman"/>
+          <w:b/>
+          <w:bCs/>
+          <w:sz w:val="27"/>
+          <w:szCs w:val="27"/>
+          <w:lang w:eastAsia="en-IN"/>
+        </w:rPr>
+      </w:pPr>
+      <w:r>
+        <w:rPr>
+          <w:rFonts w:ascii="Segoe UI Symbol" w:eastAsia="Times New Roman" w:hAnsi="Segoe UI Symbol" w:cs="Segoe UI Symbol"/>
+          <w:b/>
+          <w:bCs/>
+          <w:sz w:val="27"/>
+          <w:szCs w:val="27"/>
+          <w:lang w:eastAsia="en-IN"/>
+        </w:rPr>
+        <w:t>🔻</w:t>
+      </w:r>
+      <w:r>
+        <w:rPr>
+          <w:rFonts w:ascii="Times New Roman" w:eastAsia="Times New Roman" w:hAnsi="Times New Roman" w:cs="Times New Roman"/>
+          <w:b/>
+          <w:bCs/>
+          <w:sz w:val="27"/>
+          <w:szCs w:val="27"/>
+          <w:lang w:eastAsia="en-IN"/>
+        </w:rPr>
+        <w:t xml:space="preserve"> Factors that REDUCE burnout</w:t>
+      </w:r>
+    </w:p>
+    <w:p>
+      <w:pPr>
+        <w:numPr>
+          <w:ilvl w:val="0"/>
+          <w:numId w:val="61"/>
+        </w:numPr>
+        <w:spacing w:before="100" w:beforeAutospacing="1" w:after="100" w:afterAutospacing="1" w:line="240" w:lineRule="auto"/>
+        <w:rPr>
+          <w:rFonts w:ascii="Times New Roman" w:eastAsia="Times New Roman" w:hAnsi="Times New Roman" w:cs="Times New Roman"/>
+          <w:sz w:val="24"/>
+          <w:szCs w:val="24"/>
+          <w:lang w:eastAsia="en-IN"/>
+        </w:rPr>
+      </w:pPr>
+      <w:r>
+        <w:rPr>
+          <w:rFonts w:ascii="Times New Roman" w:eastAsia="Times New Roman" w:hAnsi="Times New Roman" w:cs="Times New Roman"/>
+          <w:sz w:val="24"/>
+          <w:szCs w:val="24"/>
+          <w:lang w:eastAsia="en-IN"/>
+        </w:rPr>
+        <w:t>recovery (sleep + breaks + physical activity)</w:t>
+      </w:r>
+    </w:p>
+    <w:p>
+      <w:pPr>
+        <w:numPr>
+          <w:ilvl w:val="0"/>
+          <w:numId w:val="61"/>
+        </w:numPr>
+        <w:spacing w:before="100" w:beforeAutospacing="1" w:after="100" w:afterAutospacing="1" w:line="240" w:lineRule="auto"/>
+        <w:rPr>
+          <w:rFonts w:ascii="Times New Roman" w:eastAsia="Times New Roman" w:hAnsi="Times New Roman" w:cs="Times New Roman"/>
+          <w:sz w:val="24"/>
+          <w:szCs w:val="24"/>
+          <w:lang w:eastAsia="en-IN"/>
+        </w:rPr>
+      </w:pPr>
+      <w:r>
+        <w:rPr>
+          <w:rFonts w:ascii="Times New Roman" w:eastAsia="Times New Roman" w:hAnsi="Times New Roman" w:cs="Times New Roman"/>
+          <w:sz w:val="24"/>
+          <w:szCs w:val="24"/>
+          <w:lang w:eastAsia="en-IN"/>
+        </w:rPr>
+        <w:t>positive mood</w:t>
+      </w:r>
+    </w:p>
+    <w:p>
+      <w:pPr>
+        <w:spacing w:after="0" w:line="240" w:lineRule="auto"/>
+        <w:rPr>
+          <w:rFonts w:ascii="Times New Roman" w:eastAsia="Times New Roman" w:hAnsi="Times New Roman" w:cs="Times New Roman"/>
+          <w:sz w:val="24"/>
+          <w:szCs w:val="24"/>
+          <w:lang w:eastAsia="en-IN"/>
+        </w:rPr>
+      </w:pPr>
+      <w:r>
+        <w:rPr>
+          <w:rFonts w:ascii="Times New Roman" w:eastAsia="Times New Roman" w:hAnsi="Times New Roman" w:cs="Times New Roman"/>
+          <w:sz w:val="24"/>
+          <w:szCs w:val="24"/>
+          <w:lang w:eastAsia="en-IN"/>
+        </w:rPr>
+        <w:pict>
+          <v:rect id="_x0000_i1188" style="width:0;height:1.5pt" o:hralign="center" o:hrstd="t" o:hr="t" fillcolor="#a0a0a0" stroked="f"/>
+        </w:pict>
+      </w:r>
+    </w:p>
+    <w:p>
+      <w:pPr>
+        <w:spacing w:before="100" w:beforeAutospacing="1" w:after="100" w:afterAutospacing="1" w:line="240" w:lineRule="auto"/>
+        <w:outlineLvl w:val="1"/>
+        <w:rPr>
+          <w:rFonts w:ascii="Times New Roman" w:eastAsia="Times New Roman" w:hAnsi="Times New Roman" w:cs="Times New Roman"/>
+          <w:b/>
+          <w:bCs/>
+          <w:sz w:val="36"/>
+          <w:szCs w:val="36"/>
+          <w:lang w:eastAsia="en-IN"/>
+        </w:rPr>
+      </w:pPr>
+      <w:r>
+        <w:rPr>
+          <w:rFonts w:ascii="Times New Roman" w:eastAsia="Times New Roman" w:hAnsi="Times New Roman" w:cs="Times New Roman"/>
+          <w:b/>
+          <w:bCs/>
+          <w:sz w:val="36"/>
+          <w:szCs w:val="36"/>
+          <w:lang w:eastAsia="en-IN"/>
+        </w:rPr>
+        <w:t>🧠 Conceptual Model</w:t>
+      </w:r>
+    </w:p>
+    <w:p>
+      <w:pPr>
+        <w:spacing w:before="100" w:beforeAutospacing="1" w:after="100" w:afterAutospacing="1" w:line="240" w:lineRule="auto"/>
+        <w:rPr>
+          <w:rFonts w:ascii="Times New Roman" w:eastAsia="Times New Roman" w:hAnsi="Times New Roman" w:cs="Times New Roman"/>
+          <w:sz w:val="24"/>
+          <w:szCs w:val="24"/>
+          <w:lang w:eastAsia="en-IN"/>
+        </w:rPr>
+      </w:pPr>
+      <w:r>
+        <w:rPr>
+          <w:rFonts w:ascii="Times New Roman" w:eastAsia="Times New Roman" w:hAnsi="Times New Roman" w:cs="Times New Roman"/>
+          <w:b/>
+          <w:bCs/>
+          <w:sz w:val="24"/>
+          <w:szCs w:val="24"/>
+          <w:lang w:eastAsia="en-IN"/>
+        </w:rPr>
+        <w:t>Burnout Risk = Pressure + Strain − Recovery − Emotional Buffer</w:t>
+      </w:r>
+    </w:p>
+    <w:p>
+      <w:pPr>
+        <w:spacing w:after="0" w:line="240" w:lineRule="auto"/>
+        <w:rPr>
+          <w:rFonts w:ascii="Times New Roman" w:eastAsia="Times New Roman" w:hAnsi="Times New Roman" w:cs="Times New Roman"/>
+          <w:sz w:val="24"/>
+          <w:szCs w:val="24"/>
+          <w:lang w:eastAsia="en-IN"/>
+        </w:rPr>
+      </w:pPr>
+      <w:r>
+        <w:rPr>
+          <w:rFonts w:ascii="Times New Roman" w:eastAsia="Times New Roman" w:hAnsi="Times New Roman" w:cs="Times New Roman"/>
+          <w:sz w:val="24"/>
+          <w:szCs w:val="24"/>
+          <w:lang w:eastAsia="en-IN"/>
+        </w:rPr>
+        <w:pict>
+          <v:rect id="_x0000_i1189" style="width:0;height:1.5pt" o:hralign="center" o:hrstd="t" o:hr="t" fillcolor="#a0a0a0" stroked="f"/>
+        </w:pict>
+      </w:r>
+    </w:p>
+    <w:p>
+      <w:pPr>
+        <w:spacing w:before="100" w:beforeAutospacing="1" w:after="100" w:afterAutospacing="1" w:line="240" w:lineRule="auto"/>
+        <w:outlineLvl w:val="1"/>
+        <w:rPr>
+          <w:rFonts w:ascii="Times New Roman" w:eastAsia="Times New Roman" w:hAnsi="Times New Roman" w:cs="Times New Roman"/>
+          <w:b/>
+          <w:bCs/>
+          <w:sz w:val="36"/>
+          <w:szCs w:val="36"/>
+          <w:lang w:eastAsia="en-IN"/>
+        </w:rPr>
+      </w:pPr>
+      <w:r>
+        <w:rPr>
+          <w:rFonts w:ascii="Times New Roman" w:eastAsia="Times New Roman" w:hAnsi="Times New Roman" w:cs="Times New Roman"/>
+          <w:b/>
+          <w:bCs/>
+          <w:sz w:val="36"/>
+          <w:szCs w:val="36"/>
+          <w:lang w:eastAsia="en-IN"/>
+        </w:rPr>
+        <w:t>🧠 5. Why These Weights?</w:t>
+      </w:r>
+    </w:p>
+    <w:p>
+      <w:pPr>
+        <w:spacing w:before="100" w:beforeAutospacing="1" w:after="100" w:afterAutospacing="1" w:line="240" w:lineRule="auto"/>
+        <w:rPr>
+          <w:rFonts w:ascii="Times New Roman" w:eastAsia="Times New Roman" w:hAnsi="Times New Roman" w:cs="Times New Roman"/>
+          <w:sz w:val="24"/>
+          <w:szCs w:val="24"/>
+          <w:lang w:eastAsia="en-IN"/>
+        </w:rPr>
+      </w:pPr>
+      <w:r>
+        <w:rPr>
+          <w:rFonts w:ascii="Times New Roman" w:eastAsia="Times New Roman" w:hAnsi="Times New Roman" w:cs="Times New Roman"/>
+          <w:sz w:val="24"/>
+          <w:szCs w:val="24"/>
+          <w:lang w:eastAsia="en-IN"/>
+        </w:rPr>
+        <w:t xml:space="preserve">Weights are based on </w:t>
+      </w:r>
+      <w:r>
+        <w:rPr>
+          <w:rFonts w:ascii="Times New Roman" w:eastAsia="Times New Roman" w:hAnsi="Times New Roman" w:cs="Times New Roman"/>
+          <w:b/>
+          <w:bCs/>
+          <w:sz w:val="24"/>
+          <w:szCs w:val="24"/>
+          <w:lang w:eastAsia="en-IN"/>
+        </w:rPr>
+        <w:t>domain reasoning</w:t>
+      </w:r>
+      <w:r>
+        <w:rPr>
+          <w:rFonts w:ascii="Times New Roman" w:eastAsia="Times New Roman" w:hAnsi="Times New Roman" w:cs="Times New Roman"/>
+          <w:sz w:val="24"/>
+          <w:szCs w:val="24"/>
+          <w:lang w:eastAsia="en-IN"/>
+        </w:rPr>
+        <w:t xml:space="preserve"> rather than random assignment or ML training.</w:t>
+      </w:r>
+    </w:p>
+    <w:tbl>
+      <w:tblPr>
+        <w:tblW w:w="0" w:type="auto"/>
+        <w:tblCellSpacing w:w="15" w:type="dxa"/>
+        <w:tblCellMar>
+          <w:top w:w="15" w:type="dxa"/>
+          <w:left w:w="15" w:type="dxa"/>
+          <w:bottom w:w="15" w:type="dxa"/>
+          <w:right w:w="15" w:type="dxa"/>
+        </w:tblCellMar>
+        <w:tblLook w:val="04A0" w:firstRow="1" w:lastRow="0" w:firstColumn="1" w:lastColumn="0" w:noHBand="0" w:noVBand="1"/>
+      </w:tblPr>
+      <w:tblGrid>
+        <w:gridCol w:w="1801"/>
+        <w:gridCol w:w="807"/>
+        <w:gridCol w:w="3441"/>
+      </w:tblGrid>
+      <w:tr>
+        <w:trPr>
+          <w:tblHeader/>
+          <w:tblCellSpacing w:w="15" w:type="dxa"/>
+        </w:trPr>
+        <w:tc>
+          <w:tcPr>
+            <w:tcW w:w="0" w:type="auto"/>
+            <w:vAlign w:val="center"/>
+            <w:hideMark/>
+          </w:tcPr>
+          <w:p>
+            <w:pPr>
+              <w:spacing w:after="0" w:line="240" w:lineRule="auto"/>
+              <w:jc w:val="center"/>
+              <w:rPr>
+                <w:rFonts w:ascii="Times New Roman" w:eastAsia="Times New Roman" w:hAnsi="Times New Roman" w:cs="Times New Roman"/>
+                <w:b/>
+                <w:bCs/>
+                <w:sz w:val="24"/>
+                <w:szCs w:val="24"/>
+                <w:lang w:eastAsia="en-IN"/>
+              </w:rPr>
+            </w:pPr>
+            <w:r>
+              <w:rPr>
+                <w:rFonts w:ascii="Times New Roman" w:eastAsia="Times New Roman" w:hAnsi="Times New Roman" w:cs="Times New Roman"/>
+                <w:b/>
+                <w:bCs/>
+                <w:sz w:val="24"/>
+                <w:szCs w:val="24"/>
+                <w:lang w:eastAsia="en-IN"/>
+              </w:rPr>
+              <w:t>Factor</w:t>
+            </w:r>
+          </w:p>
+        </w:tc>
+        <w:tc>
+          <w:tcPr>
+            <w:tcW w:w="0" w:type="auto"/>
+            <w:vAlign w:val="center"/>
+            <w:hideMark/>
+          </w:tcPr>
+          <w:p>
+            <w:pPr>
+              <w:spacing w:after="0" w:line="240" w:lineRule="auto"/>
+              <w:jc w:val="right"/>
+              <w:rPr>
+                <w:rFonts w:ascii="Times New Roman" w:eastAsia="Times New Roman" w:hAnsi="Times New Roman" w:cs="Times New Roman"/>
+                <w:b/>
+                <w:bCs/>
+                <w:sz w:val="24"/>
+                <w:szCs w:val="24"/>
+                <w:lang w:eastAsia="en-IN"/>
+              </w:rPr>
+            </w:pPr>
+            <w:r>
+              <w:rPr>
+                <w:rFonts w:ascii="Times New Roman" w:eastAsia="Times New Roman" w:hAnsi="Times New Roman" w:cs="Times New Roman"/>
+                <w:b/>
+                <w:bCs/>
+                <w:sz w:val="24"/>
+                <w:szCs w:val="24"/>
+                <w:lang w:eastAsia="en-IN"/>
+              </w:rPr>
+              <w:t>Weight</w:t>
+            </w:r>
+          </w:p>
+        </w:tc>
+        <w:tc>
+          <w:tcPr>
+            <w:tcW w:w="0" w:type="auto"/>
+            <w:vAlign w:val="center"/>
+            <w:hideMark/>
+          </w:tcPr>
+          <w:p>
+            <w:pPr>
+              <w:spacing w:after="0" w:line="240" w:lineRule="auto"/>
+              <w:jc w:val="center"/>
+              <w:rPr>
+                <w:rFonts w:ascii="Times New Roman" w:eastAsia="Times New Roman" w:hAnsi="Times New Roman" w:cs="Times New Roman"/>
+                <w:b/>
+                <w:bCs/>
+                <w:sz w:val="24"/>
+                <w:szCs w:val="24"/>
+                <w:lang w:eastAsia="en-IN"/>
+              </w:rPr>
+            </w:pPr>
+            <w:r>
+              <w:rPr>
+                <w:rFonts w:ascii="Times New Roman" w:eastAsia="Times New Roman" w:hAnsi="Times New Roman" w:cs="Times New Roman"/>
+                <w:b/>
+                <w:bCs/>
+                <w:sz w:val="24"/>
+                <w:szCs w:val="24"/>
+                <w:lang w:eastAsia="en-IN"/>
+              </w:rPr>
+              <w:t>Reason</w:t>
+            </w:r>
+          </w:p>
+        </w:tc>
+      </w:tr>
+      <w:tr>
+        <w:trPr>
+          <w:tblCellSpacing w:w="15" w:type="dxa"/>
+        </w:trPr>
+        <w:tc>
+          <w:tcPr>
+            <w:tcW w:w="0" w:type="auto"/>
+            <w:vAlign w:val="center"/>
+            <w:hideMark/>
+          </w:tcPr>
+          <w:p>
+            <w:pPr>
+              <w:spacing w:after="0" w:line="240" w:lineRule="auto"/>
+              <w:rPr>
+                <w:rFonts w:ascii="Times New Roman" w:eastAsia="Times New Roman" w:hAnsi="Times New Roman" w:cs="Times New Roman"/>
+                <w:sz w:val="24"/>
+                <w:szCs w:val="24"/>
+                <w:lang w:eastAsia="en-IN"/>
+              </w:rPr>
+            </w:pPr>
+            <w:r>
+              <w:rPr>
+                <w:rFonts w:ascii="Times New Roman" w:eastAsia="Times New Roman" w:hAnsi="Times New Roman" w:cs="Times New Roman"/>
+                <w:sz w:val="24"/>
+                <w:szCs w:val="24"/>
+                <w:lang w:eastAsia="en-IN"/>
+              </w:rPr>
+              <w:t>Sleep deficit</w:t>
+            </w:r>
+          </w:p>
+        </w:tc>
+        <w:tc>
+          <w:tcPr>
+            <w:tcW w:w="0" w:type="auto"/>
+            <w:vAlign w:val="center"/>
+            <w:hideMark/>
+          </w:tcPr>
+          <w:p>
+            <w:pPr>
+              <w:spacing w:after="0" w:line="240" w:lineRule="auto"/>
+              <w:jc w:val="right"/>
+              <w:rPr>
+                <w:rFonts w:ascii="Times New Roman" w:eastAsia="Times New Roman" w:hAnsi="Times New Roman" w:cs="Times New Roman"/>
+                <w:sz w:val="24"/>
+                <w:szCs w:val="24"/>
+                <w:lang w:eastAsia="en-IN"/>
+              </w:rPr>
+            </w:pPr>
+            <w:r>
+              <w:rPr>
+                <w:rFonts w:ascii="Times New Roman" w:eastAsia="Times New Roman" w:hAnsi="Times New Roman" w:cs="Times New Roman"/>
+                <w:sz w:val="24"/>
+                <w:szCs w:val="24"/>
+                <w:lang w:eastAsia="en-IN"/>
+              </w:rPr>
+              <w:t>0.17</w:t>
+            </w:r>
+          </w:p>
+        </w:tc>
+        <w:tc>
+          <w:tcPr>
+            <w:tcW w:w="0" w:type="auto"/>
+            <w:vAlign w:val="center"/>
+            <w:hideMark/>
+          </w:tcPr>
+          <w:p>
+            <w:pPr>
+              <w:spacing w:after="0" w:line="240" w:lineRule="auto"/>
+              <w:rPr>
+                <w:rFonts w:ascii="Times New Roman" w:eastAsia="Times New Roman" w:hAnsi="Times New Roman" w:cs="Times New Roman"/>
+                <w:sz w:val="24"/>
+                <w:szCs w:val="24"/>
+                <w:lang w:eastAsia="en-IN"/>
+              </w:rPr>
+            </w:pPr>
+            <w:r>
+              <w:rPr>
+                <w:rFonts w:ascii="Times New Roman" w:eastAsia="Times New Roman" w:hAnsi="Times New Roman" w:cs="Times New Roman"/>
+                <w:sz w:val="24"/>
+                <w:szCs w:val="24"/>
+                <w:lang w:eastAsia="en-IN"/>
+              </w:rPr>
+              <w:t>Direct loss of recovery</w:t>
+            </w:r>
+          </w:p>
+        </w:tc>
+      </w:tr>
+      <w:tr>
+        <w:trPr>
+          <w:tblCellSpacing w:w="15" w:type="dxa"/>
+        </w:trPr>
+        <w:tc>
+          <w:tcPr>
+            <w:tcW w:w="0" w:type="auto"/>
+            <w:vAlign w:val="center"/>
+            <w:hideMark/>
+          </w:tcPr>
+          <w:p>
+            <w:pPr>
+              <w:spacing w:after="0" w:line="240" w:lineRule="auto"/>
+              <w:rPr>
+                <w:rFonts w:ascii="Times New Roman" w:eastAsia="Times New Roman" w:hAnsi="Times New Roman" w:cs="Times New Roman"/>
+                <w:sz w:val="24"/>
+                <w:szCs w:val="24"/>
+                <w:lang w:eastAsia="en-IN"/>
+              </w:rPr>
+            </w:pPr>
+            <w:r>
+              <w:rPr>
+                <w:rFonts w:ascii="Times New Roman" w:eastAsia="Times New Roman" w:hAnsi="Times New Roman" w:cs="Times New Roman"/>
+                <w:sz w:val="24"/>
+                <w:szCs w:val="24"/>
+                <w:lang w:eastAsia="en-IN"/>
+              </w:rPr>
+              <w:t>Stress</w:t>
+            </w:r>
+          </w:p>
+        </w:tc>
+        <w:tc>
+          <w:tcPr>
+            <w:tcW w:w="0" w:type="auto"/>
+            <w:vAlign w:val="center"/>
+            <w:hideMark/>
+          </w:tcPr>
+          <w:p>
+            <w:pPr>
+              <w:spacing w:after="0" w:line="240" w:lineRule="auto"/>
+              <w:jc w:val="right"/>
+              <w:rPr>
+                <w:rFonts w:ascii="Times New Roman" w:eastAsia="Times New Roman" w:hAnsi="Times New Roman" w:cs="Times New Roman"/>
+                <w:sz w:val="24"/>
+                <w:szCs w:val="24"/>
+                <w:lang w:eastAsia="en-IN"/>
+              </w:rPr>
+            </w:pPr>
+            <w:r>
+              <w:rPr>
+                <w:rFonts w:ascii="Times New Roman" w:eastAsia="Times New Roman" w:hAnsi="Times New Roman" w:cs="Times New Roman"/>
+                <w:sz w:val="24"/>
+                <w:szCs w:val="24"/>
+                <w:lang w:eastAsia="en-IN"/>
+              </w:rPr>
+              <w:t>0.20</w:t>
+            </w:r>
+          </w:p>
+        </w:tc>
+        <w:tc>
+          <w:tcPr>
+            <w:tcW w:w="0" w:type="auto"/>
+            <w:vAlign w:val="center"/>
+            <w:hideMark/>
+          </w:tcPr>
+          <w:p>
+            <w:pPr>
+              <w:spacing w:after="0" w:line="240" w:lineRule="auto"/>
+              <w:rPr>
+                <w:rFonts w:ascii="Times New Roman" w:eastAsia="Times New Roman" w:hAnsi="Times New Roman" w:cs="Times New Roman"/>
+                <w:sz w:val="24"/>
+                <w:szCs w:val="24"/>
+                <w:lang w:eastAsia="en-IN"/>
+              </w:rPr>
+            </w:pPr>
+            <w:r>
+              <w:rPr>
+                <w:rFonts w:ascii="Times New Roman" w:eastAsia="Times New Roman" w:hAnsi="Times New Roman" w:cs="Times New Roman"/>
+                <w:sz w:val="24"/>
+                <w:szCs w:val="24"/>
+                <w:lang w:eastAsia="en-IN"/>
+              </w:rPr>
+              <w:t>Strong self-reported burnout signal</w:t>
+            </w:r>
+          </w:p>
+        </w:tc>
+      </w:tr>
+      <w:tr>
+        <w:trPr>
+          <w:tblCellSpacing w:w="15" w:type="dxa"/>
+        </w:trPr>
+        <w:tc>
+          <w:tcPr>
+            <w:tcW w:w="0" w:type="auto"/>
+            <w:vAlign w:val="center"/>
+            <w:hideMark/>
+          </w:tcPr>
+          <w:p>
+            <w:pPr>
+              <w:spacing w:after="0" w:line="240" w:lineRule="auto"/>
+              <w:rPr>
+                <w:rFonts w:ascii="Times New Roman" w:eastAsia="Times New Roman" w:hAnsi="Times New Roman" w:cs="Times New Roman"/>
+                <w:sz w:val="24"/>
+                <w:szCs w:val="24"/>
+                <w:lang w:eastAsia="en-IN"/>
+              </w:rPr>
+            </w:pPr>
+            <w:r>
+              <w:rPr>
+                <w:rFonts w:ascii="Times New Roman" w:eastAsia="Times New Roman" w:hAnsi="Times New Roman" w:cs="Times New Roman"/>
+                <w:sz w:val="24"/>
+                <w:szCs w:val="24"/>
+                <w:lang w:eastAsia="en-IN"/>
+              </w:rPr>
+              <w:t>Fatigue</w:t>
+            </w:r>
+          </w:p>
+        </w:tc>
+        <w:tc>
+          <w:tcPr>
+            <w:tcW w:w="0" w:type="auto"/>
+            <w:vAlign w:val="center"/>
+            <w:hideMark/>
+          </w:tcPr>
+          <w:p>
+            <w:pPr>
+              <w:spacing w:after="0" w:line="240" w:lineRule="auto"/>
+              <w:jc w:val="right"/>
+              <w:rPr>
+                <w:rFonts w:ascii="Times New Roman" w:eastAsia="Times New Roman" w:hAnsi="Times New Roman" w:cs="Times New Roman"/>
+                <w:sz w:val="24"/>
+                <w:szCs w:val="24"/>
+                <w:lang w:eastAsia="en-IN"/>
+              </w:rPr>
+            </w:pPr>
+            <w:r>
+              <w:rPr>
+                <w:rFonts w:ascii="Times New Roman" w:eastAsia="Times New Roman" w:hAnsi="Times New Roman" w:cs="Times New Roman"/>
+                <w:sz w:val="24"/>
+                <w:szCs w:val="24"/>
+                <w:lang w:eastAsia="en-IN"/>
+              </w:rPr>
+              <w:t>0.16</w:t>
+            </w:r>
+          </w:p>
+        </w:tc>
+        <w:tc>
+          <w:tcPr>
+            <w:tcW w:w="0" w:type="auto"/>
+            <w:vAlign w:val="center"/>
+            <w:hideMark/>
+          </w:tcPr>
+          <w:p>
+            <w:pPr>
+              <w:spacing w:after="0" w:line="240" w:lineRule="auto"/>
+              <w:rPr>
+                <w:rFonts w:ascii="Times New Roman" w:eastAsia="Times New Roman" w:hAnsi="Times New Roman" w:cs="Times New Roman"/>
+                <w:sz w:val="24"/>
+                <w:szCs w:val="24"/>
+                <w:lang w:eastAsia="en-IN"/>
+              </w:rPr>
+            </w:pPr>
+            <w:r>
+              <w:rPr>
+                <w:rFonts w:ascii="Times New Roman" w:eastAsia="Times New Roman" w:hAnsi="Times New Roman" w:cs="Times New Roman"/>
+                <w:sz w:val="24"/>
+                <w:szCs w:val="24"/>
+                <w:lang w:eastAsia="en-IN"/>
+              </w:rPr>
+              <w:t>Physical and mental exhaustion</w:t>
+            </w:r>
+          </w:p>
+        </w:tc>
+      </w:tr>
+      <w:tr>
+        <w:trPr>
+          <w:tblCellSpacing w:w="15" w:type="dxa"/>
+        </w:trPr>
+        <w:tc>
+          <w:tcPr>
+            <w:tcW w:w="0" w:type="auto"/>
+            <w:vAlign w:val="center"/>
+            <w:hideMark/>
+          </w:tcPr>
+          <w:p>
+            <w:pPr>
+              <w:spacing w:after="0" w:line="240" w:lineRule="auto"/>
+              <w:rPr>
+                <w:rFonts w:ascii="Times New Roman" w:eastAsia="Times New Roman" w:hAnsi="Times New Roman" w:cs="Times New Roman"/>
+                <w:sz w:val="24"/>
+                <w:szCs w:val="24"/>
+                <w:lang w:eastAsia="en-IN"/>
+              </w:rPr>
+            </w:pPr>
+            <w:r>
+              <w:rPr>
+                <w:rFonts w:ascii="Times New Roman" w:eastAsia="Times New Roman" w:hAnsi="Times New Roman" w:cs="Times New Roman"/>
+                <w:sz w:val="24"/>
+                <w:szCs w:val="24"/>
+                <w:lang w:eastAsia="en-IN"/>
+              </w:rPr>
+              <w:t>Workload</w:t>
+            </w:r>
+          </w:p>
+        </w:tc>
+        <w:tc>
+          <w:tcPr>
+            <w:tcW w:w="0" w:type="auto"/>
+            <w:vAlign w:val="center"/>
+            <w:hideMark/>
+          </w:tcPr>
+          <w:p>
+            <w:pPr>
+              <w:spacing w:after="0" w:line="240" w:lineRule="auto"/>
+              <w:jc w:val="right"/>
+              <w:rPr>
+                <w:rFonts w:ascii="Times New Roman" w:eastAsia="Times New Roman" w:hAnsi="Times New Roman" w:cs="Times New Roman"/>
+                <w:sz w:val="24"/>
+                <w:szCs w:val="24"/>
+                <w:lang w:eastAsia="en-IN"/>
+              </w:rPr>
+            </w:pPr>
+            <w:r>
+              <w:rPr>
+                <w:rFonts w:ascii="Times New Roman" w:eastAsia="Times New Roman" w:hAnsi="Times New Roman" w:cs="Times New Roman"/>
+                <w:sz w:val="24"/>
+                <w:szCs w:val="24"/>
+                <w:lang w:eastAsia="en-IN"/>
+              </w:rPr>
+              <w:t>0.16</w:t>
+            </w:r>
+          </w:p>
+        </w:tc>
+        <w:tc>
+          <w:tcPr>
+            <w:tcW w:w="0" w:type="auto"/>
+            <w:vAlign w:val="center"/>
+            <w:hideMark/>
+          </w:tcPr>
+          <w:p>
+            <w:pPr>
+              <w:spacing w:after="0" w:line="240" w:lineRule="auto"/>
+              <w:rPr>
+                <w:rFonts w:ascii="Times New Roman" w:eastAsia="Times New Roman" w:hAnsi="Times New Roman" w:cs="Times New Roman"/>
+                <w:sz w:val="24"/>
+                <w:szCs w:val="24"/>
+                <w:lang w:eastAsia="en-IN"/>
+              </w:rPr>
+            </w:pPr>
+            <w:r>
+              <w:rPr>
+                <w:rFonts w:ascii="Times New Roman" w:eastAsia="Times New Roman" w:hAnsi="Times New Roman" w:cs="Times New Roman"/>
+                <w:sz w:val="24"/>
+                <w:szCs w:val="24"/>
+                <w:lang w:eastAsia="en-IN"/>
+              </w:rPr>
+              <w:t>Academic pressure accumulation</w:t>
+            </w:r>
+          </w:p>
+        </w:tc>
+      </w:tr>
+      <w:tr>
+        <w:trPr>
+          <w:tblCellSpacing w:w="15" w:type="dxa"/>
+        </w:trPr>
+        <w:tc>
+          <w:tcPr>
+            <w:tcW w:w="0" w:type="auto"/>
+            <w:vAlign w:val="center"/>
+            <w:hideMark/>
+          </w:tcPr>
+          <w:p>
+            <w:pPr>
+              <w:spacing w:after="0" w:line="240" w:lineRule="auto"/>
+              <w:rPr>
+                <w:rFonts w:ascii="Times New Roman" w:eastAsia="Times New Roman" w:hAnsi="Times New Roman" w:cs="Times New Roman"/>
+                <w:sz w:val="24"/>
+                <w:szCs w:val="24"/>
+                <w:lang w:eastAsia="en-IN"/>
+              </w:rPr>
+            </w:pPr>
+            <w:r>
+              <w:rPr>
+                <w:rFonts w:ascii="Times New Roman" w:eastAsia="Times New Roman" w:hAnsi="Times New Roman" w:cs="Times New Roman"/>
+                <w:sz w:val="24"/>
+                <w:szCs w:val="24"/>
+                <w:lang w:eastAsia="en-IN"/>
+              </w:rPr>
+              <w:t>Deadline pressure</w:t>
+            </w:r>
+          </w:p>
+        </w:tc>
+        <w:tc>
+          <w:tcPr>
+            <w:tcW w:w="0" w:type="auto"/>
+            <w:vAlign w:val="center"/>
+            <w:hideMark/>
+          </w:tcPr>
+          <w:p>
+            <w:pPr>
+              <w:spacing w:after="0" w:line="240" w:lineRule="auto"/>
+              <w:jc w:val="right"/>
+              <w:rPr>
+                <w:rFonts w:ascii="Times New Roman" w:eastAsia="Times New Roman" w:hAnsi="Times New Roman" w:cs="Times New Roman"/>
+                <w:sz w:val="24"/>
+                <w:szCs w:val="24"/>
+                <w:lang w:eastAsia="en-IN"/>
+              </w:rPr>
+            </w:pPr>
+            <w:r>
+              <w:rPr>
+                <w:rFonts w:ascii="Times New Roman" w:eastAsia="Times New Roman" w:hAnsi="Times New Roman" w:cs="Times New Roman"/>
+                <w:sz w:val="24"/>
+                <w:szCs w:val="24"/>
+                <w:lang w:eastAsia="en-IN"/>
+              </w:rPr>
+              <w:t>0.10</w:t>
+            </w:r>
+          </w:p>
+        </w:tc>
+        <w:tc>
+          <w:tcPr>
+            <w:tcW w:w="0" w:type="auto"/>
+            <w:vAlign w:val="center"/>
+            <w:hideMark/>
+          </w:tcPr>
+          <w:p>
+            <w:pPr>
+              <w:spacing w:after="0" w:line="240" w:lineRule="auto"/>
+              <w:rPr>
+                <w:rFonts w:ascii="Times New Roman" w:eastAsia="Times New Roman" w:hAnsi="Times New Roman" w:cs="Times New Roman"/>
+                <w:sz w:val="24"/>
+                <w:szCs w:val="24"/>
+                <w:lang w:eastAsia="en-IN"/>
+              </w:rPr>
+            </w:pPr>
+            <w:r>
+              <w:rPr>
+                <w:rFonts w:ascii="Times New Roman" w:eastAsia="Times New Roman" w:hAnsi="Times New Roman" w:cs="Times New Roman"/>
+                <w:sz w:val="24"/>
+                <w:szCs w:val="24"/>
+                <w:lang w:eastAsia="en-IN"/>
+              </w:rPr>
+              <w:t>Short-term spike factor</w:t>
+            </w:r>
+          </w:p>
+        </w:tc>
+      </w:tr>
+      <w:tr>
+        <w:trPr>
+          <w:tblCellSpacing w:w="15" w:type="dxa"/>
+        </w:trPr>
+        <w:tc>
+          <w:tcPr>
+            <w:tcW w:w="0" w:type="auto"/>
+            <w:vAlign w:val="center"/>
+            <w:hideMark/>
+          </w:tcPr>
+          <w:p>
+            <w:pPr>
+              <w:spacing w:after="0" w:line="240" w:lineRule="auto"/>
+              <w:rPr>
+                <w:rFonts w:ascii="Times New Roman" w:eastAsia="Times New Roman" w:hAnsi="Times New Roman" w:cs="Times New Roman"/>
+                <w:sz w:val="24"/>
+                <w:szCs w:val="24"/>
+                <w:lang w:eastAsia="en-IN"/>
+              </w:rPr>
+            </w:pPr>
+            <w:r>
+              <w:rPr>
+                <w:rFonts w:ascii="Times New Roman" w:eastAsia="Times New Roman" w:hAnsi="Times New Roman" w:cs="Times New Roman"/>
+                <w:sz w:val="24"/>
+                <w:szCs w:val="24"/>
+                <w:lang w:eastAsia="en-IN"/>
+              </w:rPr>
+              <w:t>Distraction</w:t>
+            </w:r>
+          </w:p>
+        </w:tc>
+        <w:tc>
+          <w:tcPr>
+            <w:tcW w:w="0" w:type="auto"/>
+            <w:vAlign w:val="center"/>
+            <w:hideMark/>
+          </w:tcPr>
+          <w:p>
+            <w:pPr>
+              <w:spacing w:after="0" w:line="240" w:lineRule="auto"/>
+              <w:jc w:val="right"/>
+              <w:rPr>
+                <w:rFonts w:ascii="Times New Roman" w:eastAsia="Times New Roman" w:hAnsi="Times New Roman" w:cs="Times New Roman"/>
+                <w:sz w:val="24"/>
+                <w:szCs w:val="24"/>
+                <w:lang w:eastAsia="en-IN"/>
+              </w:rPr>
+            </w:pPr>
+            <w:r>
+              <w:rPr>
+                <w:rFonts w:ascii="Times New Roman" w:eastAsia="Times New Roman" w:hAnsi="Times New Roman" w:cs="Times New Roman"/>
+                <w:sz w:val="24"/>
+                <w:szCs w:val="24"/>
+                <w:lang w:eastAsia="en-IN"/>
+              </w:rPr>
+              <w:t>0.08</w:t>
+            </w:r>
+          </w:p>
+        </w:tc>
+        <w:tc>
+          <w:tcPr>
+            <w:tcW w:w="0" w:type="auto"/>
+            <w:vAlign w:val="center"/>
+            <w:hideMark/>
+          </w:tcPr>
+          <w:p>
+            <w:pPr>
+              <w:spacing w:after="0" w:line="240" w:lineRule="auto"/>
+              <w:rPr>
+                <w:rFonts w:ascii="Times New Roman" w:eastAsia="Times New Roman" w:hAnsi="Times New Roman" w:cs="Times New Roman"/>
+                <w:sz w:val="24"/>
+                <w:szCs w:val="24"/>
+                <w:lang w:eastAsia="en-IN"/>
+              </w:rPr>
+            </w:pPr>
+            <w:r>
+              <w:rPr>
+                <w:rFonts w:ascii="Times New Roman" w:eastAsia="Times New Roman" w:hAnsi="Times New Roman" w:cs="Times New Roman"/>
+                <w:sz w:val="24"/>
+                <w:szCs w:val="24"/>
+                <w:lang w:eastAsia="en-IN"/>
+              </w:rPr>
+              <w:t>Indirect contributor</w:t>
+            </w:r>
+          </w:p>
+        </w:tc>
+      </w:tr>
+      <w:tr>
+        <w:trPr>
+          <w:tblCellSpacing w:w="15" w:type="dxa"/>
+        </w:trPr>
+        <w:tc>
+          <w:tcPr>
+            <w:tcW w:w="0" w:type="auto"/>
+            <w:vAlign w:val="center"/>
+            <w:hideMark/>
+          </w:tcPr>
+          <w:p>
+            <w:pPr>
+              <w:spacing w:after="0" w:line="240" w:lineRule="auto"/>
+              <w:rPr>
+                <w:rFonts w:ascii="Times New Roman" w:eastAsia="Times New Roman" w:hAnsi="Times New Roman" w:cs="Times New Roman"/>
+                <w:sz w:val="24"/>
+                <w:szCs w:val="24"/>
+                <w:lang w:eastAsia="en-IN"/>
+              </w:rPr>
+            </w:pPr>
+            <w:r>
+              <w:rPr>
+                <w:rFonts w:ascii="Times New Roman" w:eastAsia="Times New Roman" w:hAnsi="Times New Roman" w:cs="Times New Roman"/>
+                <w:sz w:val="24"/>
+                <w:szCs w:val="24"/>
+                <w:lang w:eastAsia="en-IN"/>
+              </w:rPr>
+              <w:t>Recovery</w:t>
+            </w:r>
+          </w:p>
+        </w:tc>
+        <w:tc>
+          <w:tcPr>
+            <w:tcW w:w="0" w:type="auto"/>
+            <w:vAlign w:val="center"/>
+            <w:hideMark/>
+          </w:tcPr>
+          <w:p>
+            <w:pPr>
+              <w:spacing w:after="0" w:line="240" w:lineRule="auto"/>
+              <w:jc w:val="right"/>
+              <w:rPr>
+                <w:rFonts w:ascii="Times New Roman" w:eastAsia="Times New Roman" w:hAnsi="Times New Roman" w:cs="Times New Roman"/>
+                <w:sz w:val="24"/>
+                <w:szCs w:val="24"/>
+                <w:lang w:eastAsia="en-IN"/>
+              </w:rPr>
+            </w:pPr>
+            <w:r>
+              <w:rPr>
+                <w:rFonts w:ascii="Times New Roman" w:eastAsia="Times New Roman" w:hAnsi="Times New Roman" w:cs="Times New Roman"/>
+                <w:sz w:val="24"/>
+                <w:szCs w:val="24"/>
+                <w:lang w:eastAsia="en-IN"/>
+              </w:rPr>
+              <w:t>-0.08</w:t>
+            </w:r>
+          </w:p>
+        </w:tc>
+        <w:tc>
+          <w:tcPr>
+            <w:tcW w:w="0" w:type="auto"/>
+            <w:vAlign w:val="center"/>
+            <w:hideMark/>
+          </w:tcPr>
+          <w:p>
+            <w:pPr>
+              <w:spacing w:after="0" w:line="240" w:lineRule="auto"/>
+              <w:rPr>
+                <w:rFonts w:ascii="Times New Roman" w:eastAsia="Times New Roman" w:hAnsi="Times New Roman" w:cs="Times New Roman"/>
+                <w:sz w:val="24"/>
+                <w:szCs w:val="24"/>
+                <w:lang w:eastAsia="en-IN"/>
+              </w:rPr>
+            </w:pPr>
+            <w:r>
+              <w:rPr>
+                <w:rFonts w:ascii="Times New Roman" w:eastAsia="Times New Roman" w:hAnsi="Times New Roman" w:cs="Times New Roman"/>
+                <w:sz w:val="24"/>
+                <w:szCs w:val="24"/>
+                <w:lang w:eastAsia="en-IN"/>
+              </w:rPr>
+              <w:t>Inversely related to burnout</w:t>
+            </w:r>
+          </w:p>
+        </w:tc>
+      </w:tr>
+      <w:tr>
+        <w:trPr>
+          <w:tblCellSpacing w:w="15" w:type="dxa"/>
+        </w:trPr>
+        <w:tc>
+          <w:tcPr>
+            <w:tcW w:w="0" w:type="auto"/>
+            <w:vAlign w:val="center"/>
+            <w:hideMark/>
+          </w:tcPr>
+          <w:p>
+            <w:pPr>
+              <w:spacing w:after="0" w:line="240" w:lineRule="auto"/>
+              <w:rPr>
+                <w:rFonts w:ascii="Times New Roman" w:eastAsia="Times New Roman" w:hAnsi="Times New Roman" w:cs="Times New Roman"/>
+                <w:sz w:val="24"/>
+                <w:szCs w:val="24"/>
+                <w:lang w:eastAsia="en-IN"/>
+              </w:rPr>
+            </w:pPr>
+            <w:r>
+              <w:rPr>
+                <w:rFonts w:ascii="Times New Roman" w:eastAsia="Times New Roman" w:hAnsi="Times New Roman" w:cs="Times New Roman"/>
+                <w:sz w:val="24"/>
+                <w:szCs w:val="24"/>
+                <w:lang w:eastAsia="en-IN"/>
+              </w:rPr>
+              <w:t>Mood</w:t>
+            </w:r>
+          </w:p>
+        </w:tc>
+        <w:tc>
+          <w:tcPr>
+            <w:tcW w:w="0" w:type="auto"/>
+            <w:vAlign w:val="center"/>
+            <w:hideMark/>
+          </w:tcPr>
+          <w:p>
+            <w:pPr>
+              <w:spacing w:after="0" w:line="240" w:lineRule="auto"/>
+              <w:jc w:val="right"/>
+              <w:rPr>
+                <w:rFonts w:ascii="Times New Roman" w:eastAsia="Times New Roman" w:hAnsi="Times New Roman" w:cs="Times New Roman"/>
+                <w:sz w:val="24"/>
+                <w:szCs w:val="24"/>
+                <w:lang w:eastAsia="en-IN"/>
+              </w:rPr>
+            </w:pPr>
+            <w:r>
+              <w:rPr>
+                <w:rFonts w:ascii="Times New Roman" w:eastAsia="Times New Roman" w:hAnsi="Times New Roman" w:cs="Times New Roman"/>
+                <w:sz w:val="24"/>
+                <w:szCs w:val="24"/>
+                <w:lang w:eastAsia="en-IN"/>
+              </w:rPr>
+              <w:t>-0.05</w:t>
+            </w:r>
+          </w:p>
+        </w:tc>
+        <w:tc>
+          <w:tcPr>
+            <w:tcW w:w="0" w:type="auto"/>
+            <w:vAlign w:val="center"/>
+            <w:hideMark/>
+          </w:tcPr>
+          <w:p>
+            <w:pPr>
+              <w:spacing w:after="0" w:line="240" w:lineRule="auto"/>
+              <w:rPr>
+                <w:rFonts w:ascii="Times New Roman" w:eastAsia="Times New Roman" w:hAnsi="Times New Roman" w:cs="Times New Roman"/>
+                <w:sz w:val="24"/>
+                <w:szCs w:val="24"/>
+                <w:lang w:eastAsia="en-IN"/>
+              </w:rPr>
+            </w:pPr>
+            <w:r>
+              <w:rPr>
+                <w:rFonts w:ascii="Times New Roman" w:eastAsia="Times New Roman" w:hAnsi="Times New Roman" w:cs="Times New Roman"/>
+                <w:sz w:val="24"/>
+                <w:szCs w:val="24"/>
+                <w:lang w:eastAsia="en-IN"/>
+              </w:rPr>
+              <w:t>Emotional resilience / buffer</w:t>
+            </w:r>
+          </w:p>
+        </w:tc>
+      </w:tr>
+    </w:tbl>
+    <w:p>
+      <w:pPr>
+        <w:spacing w:after="0" w:line="240" w:lineRule="auto"/>
+        <w:rPr>
+          <w:rFonts w:ascii="Times New Roman" w:eastAsia="Times New Roman" w:hAnsi="Times New Roman" w:cs="Times New Roman"/>
+          <w:sz w:val="24"/>
+          <w:szCs w:val="24"/>
+          <w:lang w:eastAsia="en-IN"/>
+        </w:rPr>
+      </w:pPr>
+      <w:r>
+        <w:rPr>
+          <w:rFonts w:ascii="Times New Roman" w:eastAsia="Times New Roman" w:hAnsi="Times New Roman" w:cs="Times New Roman"/>
+          <w:sz w:val="24"/>
+          <w:szCs w:val="24"/>
+          <w:lang w:eastAsia="en-IN"/>
+        </w:rPr>
+        <w:pict>
+          <v:rect id="_x0000_i1190" style="width:0;height:1.5pt" o:hralign="center" o:hrstd="t" o:hr="t" fillcolor="#a0a0a0" stroked="f"/>
+        </w:pict>
+      </w:r>
+    </w:p>
+    <w:p>
+      <w:pPr>
+        <w:spacing w:before="100" w:beforeAutospacing="1" w:after="100" w:afterAutospacing="1" w:line="240" w:lineRule="auto"/>
+        <w:outlineLvl w:val="1"/>
+        <w:rPr>
+          <w:rFonts w:ascii="Times New Roman" w:eastAsia="Times New Roman" w:hAnsi="Times New Roman" w:cs="Times New Roman"/>
+          <w:b/>
+          <w:bCs/>
+          <w:sz w:val="36"/>
+          <w:szCs w:val="36"/>
+          <w:lang w:eastAsia="en-IN"/>
+        </w:rPr>
+      </w:pPr>
+      <w:r>
+        <w:rPr>
+          <w:rFonts w:ascii="Times New Roman" w:eastAsia="Times New Roman" w:hAnsi="Times New Roman" w:cs="Times New Roman"/>
+          <w:b/>
+          <w:bCs/>
+          <w:sz w:val="36"/>
+          <w:szCs w:val="36"/>
+          <w:lang w:eastAsia="en-IN"/>
+        </w:rPr>
+        <w:t>🧠 Technical Framing</w:t>
+      </w:r>
+    </w:p>
+    <w:p>
+      <w:pPr>
+        <w:spacing w:before="100" w:beforeAutospacing="1" w:after="100" w:afterAutospacing="1" w:line="240" w:lineRule="auto"/>
+        <w:rPr>
+          <w:rFonts w:ascii="Times New Roman" w:eastAsia="Times New Roman" w:hAnsi="Times New Roman" w:cs="Times New Roman"/>
+          <w:sz w:val="24"/>
+          <w:szCs w:val="24"/>
+          <w:lang w:eastAsia="en-IN"/>
+        </w:rPr>
+      </w:pPr>
+      <w:r>
+        <w:rPr>
+          <w:rFonts w:ascii="Times New Roman" w:eastAsia="Times New Roman" w:hAnsi="Times New Roman" w:cs="Times New Roman"/>
+          <w:sz w:val="24"/>
+          <w:szCs w:val="24"/>
+          <w:lang w:eastAsia="en-IN"/>
+        </w:rPr>
+        <w:t xml:space="preserve">Recovery and mood are </w:t>
+      </w:r>
+      <w:proofErr w:type="spellStart"/>
+      <w:r>
+        <w:rPr>
+          <w:rFonts w:ascii="Times New Roman" w:eastAsia="Times New Roman" w:hAnsi="Times New Roman" w:cs="Times New Roman"/>
+          <w:sz w:val="24"/>
+          <w:szCs w:val="24"/>
+          <w:lang w:eastAsia="en-IN"/>
+        </w:rPr>
+        <w:t>modeled</w:t>
+      </w:r>
+      <w:proofErr w:type="spellEnd"/>
+      <w:r>
+        <w:rPr>
+          <w:rFonts w:ascii="Times New Roman" w:eastAsia="Times New Roman" w:hAnsi="Times New Roman" w:cs="Times New Roman"/>
+          <w:sz w:val="24"/>
+          <w:szCs w:val="24"/>
+          <w:lang w:eastAsia="en-IN"/>
+        </w:rPr>
+        <w:t xml:space="preserve"> as </w:t>
+      </w:r>
+      <w:r>
+        <w:rPr>
+          <w:rFonts w:ascii="Times New Roman" w:eastAsia="Times New Roman" w:hAnsi="Times New Roman" w:cs="Times New Roman"/>
+          <w:b/>
+          <w:bCs/>
+          <w:sz w:val="24"/>
+          <w:szCs w:val="24"/>
+          <w:lang w:eastAsia="en-IN"/>
+        </w:rPr>
+        <w:t>inverse correlations</w:t>
+      </w:r>
+      <w:r>
+        <w:rPr>
+          <w:rFonts w:ascii="Times New Roman" w:eastAsia="Times New Roman" w:hAnsi="Times New Roman" w:cs="Times New Roman"/>
+          <w:sz w:val="24"/>
+          <w:szCs w:val="24"/>
+          <w:lang w:eastAsia="en-IN"/>
+        </w:rPr>
+        <w:t xml:space="preserve"> with burnout risk.</w:t>
+      </w:r>
+    </w:p>
+    <w:p>
+      <w:pPr>
+        <w:spacing w:after="0" w:line="240" w:lineRule="auto"/>
+        <w:rPr>
+          <w:rFonts w:ascii="Times New Roman" w:eastAsia="Times New Roman" w:hAnsi="Times New Roman" w:cs="Times New Roman"/>
+          <w:sz w:val="24"/>
+          <w:szCs w:val="24"/>
+          <w:lang w:eastAsia="en-IN"/>
+        </w:rPr>
+      </w:pPr>
+      <w:r>
+        <w:rPr>
+          <w:rFonts w:ascii="Times New Roman" w:eastAsia="Times New Roman" w:hAnsi="Times New Roman" w:cs="Times New Roman"/>
+          <w:sz w:val="24"/>
+          <w:szCs w:val="24"/>
+          <w:lang w:eastAsia="en-IN"/>
+        </w:rPr>
+        <w:pict>
+          <v:rect id="_x0000_i1191" style="width:0;height:1.5pt" o:hralign="center" o:hrstd="t" o:hr="t" fillcolor="#a0a0a0" stroked="f"/>
+        </w:pict>
+      </w:r>
+    </w:p>
+    <w:p>
+      <w:pPr>
+        <w:spacing w:before="100" w:beforeAutospacing="1" w:after="100" w:afterAutospacing="1" w:line="240" w:lineRule="auto"/>
+        <w:outlineLvl w:val="1"/>
+        <w:rPr>
+          <w:rFonts w:ascii="Times New Roman" w:eastAsia="Times New Roman" w:hAnsi="Times New Roman" w:cs="Times New Roman"/>
+          <w:b/>
+          <w:bCs/>
+          <w:sz w:val="36"/>
+          <w:szCs w:val="36"/>
+          <w:lang w:eastAsia="en-IN"/>
+        </w:rPr>
+      </w:pPr>
+      <w:r>
+        <w:rPr>
+          <w:rFonts w:ascii="Times New Roman" w:eastAsia="Times New Roman" w:hAnsi="Times New Roman" w:cs="Times New Roman"/>
+          <w:b/>
+          <w:bCs/>
+          <w:sz w:val="36"/>
+          <w:szCs w:val="36"/>
+          <w:lang w:eastAsia="en-IN"/>
+        </w:rPr>
+        <w:t>🧠 6. Final Step: Categorization</w:t>
+      </w:r>
+    </w:p>
+    <w:p>
+      <w:pPr>
+        <w:spacing w:before="100" w:beforeAutospacing="1" w:after="100" w:afterAutospacing="1" w:line="240" w:lineRule="auto"/>
+        <w:rPr>
+          <w:rFonts w:ascii="Times New Roman" w:eastAsia="Times New Roman" w:hAnsi="Times New Roman" w:cs="Times New Roman"/>
+          <w:sz w:val="24"/>
+          <w:szCs w:val="24"/>
+          <w:lang w:eastAsia="en-IN"/>
+        </w:rPr>
+      </w:pPr>
+      <w:r>
+        <w:rPr>
+          <w:rFonts w:ascii="Times New Roman" w:eastAsia="Times New Roman" w:hAnsi="Times New Roman" w:cs="Times New Roman"/>
+          <w:sz w:val="24"/>
+          <w:szCs w:val="24"/>
+          <w:lang w:eastAsia="en-IN"/>
+        </w:rPr>
+        <w:lastRenderedPageBreak/>
+        <w:t>After computing the score (0–100), we classify it at two levels.</w:t>
+      </w:r>
+    </w:p>
+    <w:p>
+      <w:pPr>
+        <w:spacing w:after="0" w:line="240" w:lineRule="auto"/>
+        <w:rPr>
+          <w:rFonts w:ascii="Times New Roman" w:eastAsia="Times New Roman" w:hAnsi="Times New Roman" w:cs="Times New Roman"/>
+          <w:sz w:val="24"/>
+          <w:szCs w:val="24"/>
+          <w:lang w:eastAsia="en-IN"/>
+        </w:rPr>
+      </w:pPr>
+      <w:r>
+        <w:rPr>
+          <w:rFonts w:ascii="Times New Roman" w:eastAsia="Times New Roman" w:hAnsi="Times New Roman" w:cs="Times New Roman"/>
+          <w:sz w:val="24"/>
+          <w:szCs w:val="24"/>
+          <w:lang w:eastAsia="en-IN"/>
+        </w:rPr>
+        <w:pict>
+          <v:rect id="_x0000_i1192" style="width:0;height:1.5pt" o:hralign="center" o:hrstd="t" o:hr="t" fillcolor="#a0a0a0" stroked="f"/>
+        </w:pict>
+      </w:r>
+    </w:p>
+    <w:p>
+      <w:pPr>
+        <w:spacing w:before="100" w:beforeAutospacing="1" w:after="100" w:afterAutospacing="1" w:line="240" w:lineRule="auto"/>
+        <w:outlineLvl w:val="2"/>
+        <w:rPr>
+          <w:rFonts w:ascii="Times New Roman" w:eastAsia="Times New Roman" w:hAnsi="Times New Roman" w:cs="Times New Roman"/>
+          <w:b/>
+          <w:bCs/>
+          <w:sz w:val="27"/>
+          <w:szCs w:val="27"/>
+          <w:lang w:eastAsia="en-IN"/>
+        </w:rPr>
+      </w:pPr>
+      <w:r>
+        <w:rPr>
+          <w:rFonts w:ascii="Times New Roman" w:eastAsia="Times New Roman" w:hAnsi="Times New Roman" w:cs="Times New Roman"/>
+          <w:b/>
+          <w:bCs/>
+          <w:sz w:val="27"/>
+          <w:szCs w:val="27"/>
+          <w:lang w:eastAsia="en-IN"/>
+        </w:rPr>
+        <w:t>Primary Classification</w:t>
+      </w:r>
+    </w:p>
+    <w:p>
+      <w:pPr>
+        <w:numPr>
+          <w:ilvl w:val="0"/>
+          <w:numId w:val="62"/>
+        </w:numPr>
+        <w:spacing w:before="100" w:beforeAutospacing="1" w:after="100" w:afterAutospacing="1" w:line="240" w:lineRule="auto"/>
+        <w:rPr>
+          <w:rFonts w:ascii="Times New Roman" w:eastAsia="Times New Roman" w:hAnsi="Times New Roman" w:cs="Times New Roman"/>
+          <w:sz w:val="24"/>
+          <w:szCs w:val="24"/>
+          <w:lang w:eastAsia="en-IN"/>
+        </w:rPr>
+      </w:pPr>
+      <w:r>
+        <w:rPr>
+          <w:rFonts w:ascii="Times New Roman" w:eastAsia="Times New Roman" w:hAnsi="Times New Roman" w:cs="Times New Roman"/>
+          <w:sz w:val="24"/>
+          <w:szCs w:val="24"/>
+          <w:lang w:eastAsia="en-IN"/>
+        </w:rPr>
+        <w:t>if score &lt; 40 → Low</w:t>
+      </w:r>
+    </w:p>
+    <w:p>
+      <w:pPr>
+        <w:numPr>
+          <w:ilvl w:val="0"/>
+          <w:numId w:val="62"/>
+        </w:numPr>
+        <w:spacing w:before="100" w:beforeAutospacing="1" w:after="100" w:afterAutospacing="1" w:line="240" w:lineRule="auto"/>
+        <w:rPr>
+          <w:rFonts w:ascii="Times New Roman" w:eastAsia="Times New Roman" w:hAnsi="Times New Roman" w:cs="Times New Roman"/>
+          <w:sz w:val="24"/>
+          <w:szCs w:val="24"/>
+          <w:lang w:eastAsia="en-IN"/>
+        </w:rPr>
+      </w:pPr>
+      <w:proofErr w:type="spellStart"/>
+      <w:r>
+        <w:rPr>
+          <w:rFonts w:ascii="Times New Roman" w:eastAsia="Times New Roman" w:hAnsi="Times New Roman" w:cs="Times New Roman"/>
+          <w:sz w:val="24"/>
+          <w:szCs w:val="24"/>
+          <w:lang w:eastAsia="en-IN"/>
+        </w:rPr>
+        <w:t>elif</w:t>
+      </w:r>
+      <w:proofErr w:type="spellEnd"/>
+      <w:r>
+        <w:rPr>
+          <w:rFonts w:ascii="Times New Roman" w:eastAsia="Times New Roman" w:hAnsi="Times New Roman" w:cs="Times New Roman"/>
+          <w:sz w:val="24"/>
+          <w:szCs w:val="24"/>
+          <w:lang w:eastAsia="en-IN"/>
+        </w:rPr>
+        <w:t xml:space="preserve"> score &lt; 70 → Moderate</w:t>
+      </w:r>
+    </w:p>
+    <w:p>
+      <w:pPr>
+        <w:numPr>
+          <w:ilvl w:val="0"/>
+          <w:numId w:val="62"/>
+        </w:numPr>
+        <w:spacing w:before="100" w:beforeAutospacing="1" w:after="100" w:afterAutospacing="1" w:line="240" w:lineRule="auto"/>
+        <w:rPr>
+          <w:rFonts w:ascii="Times New Roman" w:eastAsia="Times New Roman" w:hAnsi="Times New Roman" w:cs="Times New Roman"/>
+          <w:sz w:val="24"/>
+          <w:szCs w:val="24"/>
+          <w:lang w:eastAsia="en-IN"/>
+        </w:rPr>
+      </w:pPr>
+      <w:r>
+        <w:rPr>
+          <w:rFonts w:ascii="Times New Roman" w:eastAsia="Times New Roman" w:hAnsi="Times New Roman" w:cs="Times New Roman"/>
+          <w:sz w:val="24"/>
+          <w:szCs w:val="24"/>
+          <w:lang w:eastAsia="en-IN"/>
+        </w:rPr>
+        <w:t>else → High</w:t>
+      </w:r>
+    </w:p>
+    <w:p>
+      <w:pPr>
+        <w:spacing w:after="0" w:line="240" w:lineRule="auto"/>
+        <w:rPr>
+          <w:rFonts w:ascii="Times New Roman" w:eastAsia="Times New Roman" w:hAnsi="Times New Roman" w:cs="Times New Roman"/>
+          <w:sz w:val="24"/>
+          <w:szCs w:val="24"/>
+          <w:lang w:eastAsia="en-IN"/>
+        </w:rPr>
+      </w:pPr>
+      <w:r>
+        <w:rPr>
+          <w:rFonts w:ascii="Times New Roman" w:eastAsia="Times New Roman" w:hAnsi="Times New Roman" w:cs="Times New Roman"/>
+          <w:sz w:val="24"/>
+          <w:szCs w:val="24"/>
+          <w:lang w:eastAsia="en-IN"/>
+        </w:rPr>
+        <w:pict>
+          <v:rect id="_x0000_i1193" style="width:0;height:1.5pt" o:hralign="center" o:hrstd="t" o:hr="t" fillcolor="#a0a0a0" stroked="f"/>
+        </w:pict>
+      </w:r>
+    </w:p>
+    <w:p>
+      <w:pPr>
+        <w:spacing w:before="100" w:beforeAutospacing="1" w:after="100" w:afterAutospacing="1" w:line="240" w:lineRule="auto"/>
+        <w:outlineLvl w:val="2"/>
+        <w:rPr>
+          <w:rFonts w:ascii="Times New Roman" w:eastAsia="Times New Roman" w:hAnsi="Times New Roman" w:cs="Times New Roman"/>
+          <w:b/>
+          <w:bCs/>
+          <w:sz w:val="27"/>
+          <w:szCs w:val="27"/>
+          <w:lang w:eastAsia="en-IN"/>
+        </w:rPr>
+      </w:pPr>
+      <w:r>
+        <w:rPr>
+          <w:rFonts w:ascii="Times New Roman" w:eastAsia="Times New Roman" w:hAnsi="Times New Roman" w:cs="Times New Roman"/>
+          <w:b/>
+          <w:bCs/>
+          <w:sz w:val="27"/>
+          <w:szCs w:val="27"/>
+          <w:lang w:eastAsia="en-IN"/>
+        </w:rPr>
+        <w:t>Detailed Classification</w:t>
+      </w:r>
+    </w:p>
+    <w:p>
+      <w:pPr>
+        <w:numPr>
+          <w:ilvl w:val="0"/>
+          <w:numId w:val="63"/>
+        </w:numPr>
+        <w:spacing w:before="100" w:beforeAutospacing="1" w:after="100" w:afterAutospacing="1" w:line="240" w:lineRule="auto"/>
+        <w:rPr>
+          <w:rFonts w:ascii="Times New Roman" w:eastAsia="Times New Roman" w:hAnsi="Times New Roman" w:cs="Times New Roman"/>
+          <w:sz w:val="24"/>
+          <w:szCs w:val="24"/>
+          <w:lang w:eastAsia="en-IN"/>
+        </w:rPr>
+      </w:pPr>
+      <w:r>
+        <w:rPr>
+          <w:rFonts w:ascii="Times New Roman" w:eastAsia="Times New Roman" w:hAnsi="Times New Roman" w:cs="Times New Roman"/>
+          <w:sz w:val="24"/>
+          <w:szCs w:val="24"/>
+          <w:lang w:eastAsia="en-IN"/>
+        </w:rPr>
+        <w:t>0–19 → Very Low</w:t>
+      </w:r>
+    </w:p>
+    <w:p>
+      <w:pPr>
+        <w:numPr>
+          <w:ilvl w:val="0"/>
+          <w:numId w:val="63"/>
+        </w:numPr>
+        <w:spacing w:before="100" w:beforeAutospacing="1" w:after="100" w:afterAutospacing="1" w:line="240" w:lineRule="auto"/>
+        <w:rPr>
+          <w:rFonts w:ascii="Times New Roman" w:eastAsia="Times New Roman" w:hAnsi="Times New Roman" w:cs="Times New Roman"/>
+          <w:sz w:val="24"/>
+          <w:szCs w:val="24"/>
+          <w:lang w:eastAsia="en-IN"/>
+        </w:rPr>
+      </w:pPr>
+      <w:r>
+        <w:rPr>
+          <w:rFonts w:ascii="Times New Roman" w:eastAsia="Times New Roman" w:hAnsi="Times New Roman" w:cs="Times New Roman"/>
+          <w:sz w:val="24"/>
+          <w:szCs w:val="24"/>
+          <w:lang w:eastAsia="en-IN"/>
+        </w:rPr>
+        <w:t>20–39 → Low</w:t>
+      </w:r>
+    </w:p>
+    <w:p>
+      <w:pPr>
+        <w:numPr>
+          <w:ilvl w:val="0"/>
+          <w:numId w:val="63"/>
+        </w:numPr>
+        <w:spacing w:before="100" w:beforeAutospacing="1" w:after="100" w:afterAutospacing="1" w:line="240" w:lineRule="auto"/>
+        <w:rPr>
+          <w:rFonts w:ascii="Times New Roman" w:eastAsia="Times New Roman" w:hAnsi="Times New Roman" w:cs="Times New Roman"/>
+          <w:sz w:val="24"/>
+          <w:szCs w:val="24"/>
+          <w:lang w:eastAsia="en-IN"/>
+        </w:rPr>
+      </w:pPr>
+      <w:r>
+        <w:rPr>
+          <w:rFonts w:ascii="Times New Roman" w:eastAsia="Times New Roman" w:hAnsi="Times New Roman" w:cs="Times New Roman"/>
+          <w:sz w:val="24"/>
+          <w:szCs w:val="24"/>
+          <w:lang w:eastAsia="en-IN"/>
+        </w:rPr>
+        <w:t>40–54 → Moderate</w:t>
+      </w:r>
+    </w:p>
+    <w:p>
+      <w:pPr>
+        <w:numPr>
+          <w:ilvl w:val="0"/>
+          <w:numId w:val="63"/>
+        </w:numPr>
+        <w:spacing w:before="100" w:beforeAutospacing="1" w:after="100" w:afterAutospacing="1" w:line="240" w:lineRule="auto"/>
+        <w:rPr>
+          <w:rFonts w:ascii="Times New Roman" w:eastAsia="Times New Roman" w:hAnsi="Times New Roman" w:cs="Times New Roman"/>
+          <w:sz w:val="24"/>
+          <w:szCs w:val="24"/>
+          <w:lang w:eastAsia="en-IN"/>
+        </w:rPr>
+      </w:pPr>
+      <w:r>
+        <w:rPr>
+          <w:rFonts w:ascii="Times New Roman" w:eastAsia="Times New Roman" w:hAnsi="Times New Roman" w:cs="Times New Roman"/>
+          <w:sz w:val="24"/>
+          <w:szCs w:val="24"/>
+          <w:lang w:eastAsia="en-IN"/>
+        </w:rPr>
+        <w:t>55–69 → Elevated</w:t>
+      </w:r>
+    </w:p>
+    <w:p>
+      <w:pPr>
+        <w:numPr>
+          <w:ilvl w:val="0"/>
+          <w:numId w:val="63"/>
+        </w:numPr>
+        <w:spacing w:before="100" w:beforeAutospacing="1" w:after="100" w:afterAutospacing="1" w:line="240" w:lineRule="auto"/>
+        <w:rPr>
+          <w:rFonts w:ascii="Times New Roman" w:eastAsia="Times New Roman" w:hAnsi="Times New Roman" w:cs="Times New Roman"/>
+          <w:sz w:val="24"/>
+          <w:szCs w:val="24"/>
+          <w:lang w:eastAsia="en-IN"/>
+        </w:rPr>
+      </w:pPr>
+      <w:r>
+        <w:rPr>
+          <w:rFonts w:ascii="Times New Roman" w:eastAsia="Times New Roman" w:hAnsi="Times New Roman" w:cs="Times New Roman"/>
+          <w:sz w:val="24"/>
+          <w:szCs w:val="24"/>
+          <w:lang w:eastAsia="en-IN"/>
+        </w:rPr>
+        <w:t>70–84 → High</w:t>
+      </w:r>
+    </w:p>
+    <w:p>
+      <w:pPr>
+        <w:numPr>
+          <w:ilvl w:val="0"/>
+          <w:numId w:val="63"/>
+        </w:numPr>
+        <w:spacing w:before="100" w:beforeAutospacing="1" w:after="100" w:afterAutospacing="1" w:line="240" w:lineRule="auto"/>
+        <w:rPr>
+          <w:rFonts w:ascii="Times New Roman" w:eastAsia="Times New Roman" w:hAnsi="Times New Roman" w:cs="Times New Roman"/>
+          <w:sz w:val="24"/>
+          <w:szCs w:val="24"/>
+          <w:lang w:eastAsia="en-IN"/>
+        </w:rPr>
+      </w:pPr>
+      <w:r>
+        <w:rPr>
+          <w:rFonts w:ascii="Times New Roman" w:eastAsia="Times New Roman" w:hAnsi="Times New Roman" w:cs="Times New Roman"/>
+          <w:sz w:val="24"/>
+          <w:szCs w:val="24"/>
+          <w:lang w:eastAsia="en-IN"/>
+        </w:rPr>
+        <w:t>85–100 → Critical</w:t>
+      </w:r>
+    </w:p>
+    <w:p>
+      <w:pPr>
+        <w:spacing w:after="0" w:line="240" w:lineRule="auto"/>
+        <w:rPr>
+          <w:rFonts w:ascii="Times New Roman" w:eastAsia="Times New Roman" w:hAnsi="Times New Roman" w:cs="Times New Roman"/>
+          <w:sz w:val="24"/>
+          <w:szCs w:val="24"/>
+          <w:lang w:eastAsia="en-IN"/>
+        </w:rPr>
+      </w:pPr>
+      <w:r>
+        <w:rPr>
+          <w:rFonts w:ascii="Times New Roman" w:eastAsia="Times New Roman" w:hAnsi="Times New Roman" w:cs="Times New Roman"/>
+          <w:sz w:val="24"/>
+          <w:szCs w:val="24"/>
+          <w:lang w:eastAsia="en-IN"/>
+        </w:rPr>
+        <w:pict>
+          <v:rect id="_x0000_i1194" style="width:0;height:1.5pt" o:hralign="center" o:hrstd="t" o:hr="t" fillcolor="#a0a0a0" stroked="f"/>
+        </w:pict>
+      </w:r>
+    </w:p>
+    <w:p>
+      <w:pPr>
+        <w:spacing w:before="100" w:beforeAutospacing="1" w:after="100" w:afterAutospacing="1" w:line="240" w:lineRule="auto"/>
+        <w:outlineLvl w:val="1"/>
+        <w:rPr>
+          <w:rFonts w:ascii="Times New Roman" w:eastAsia="Times New Roman" w:hAnsi="Times New Roman" w:cs="Times New Roman"/>
+          <w:b/>
+          <w:bCs/>
+          <w:sz w:val="36"/>
+          <w:szCs w:val="36"/>
+          <w:lang w:eastAsia="en-IN"/>
+        </w:rPr>
+      </w:pPr>
+      <w:r>
+        <w:rPr>
+          <w:rFonts w:ascii="Times New Roman" w:eastAsia="Times New Roman" w:hAnsi="Times New Roman" w:cs="Times New Roman"/>
+          <w:b/>
+          <w:bCs/>
+          <w:sz w:val="36"/>
+          <w:szCs w:val="36"/>
+          <w:lang w:eastAsia="en-IN"/>
+        </w:rPr>
+        <w:t>🧠 Interpretation Insight</w:t>
+      </w:r>
+    </w:p>
+    <w:p>
+      <w:pPr>
+        <w:numPr>
+          <w:ilvl w:val="0"/>
+          <w:numId w:val="64"/>
+        </w:numPr>
+        <w:spacing w:before="100" w:beforeAutospacing="1" w:after="100" w:afterAutospacing="1" w:line="240" w:lineRule="auto"/>
+        <w:rPr>
+          <w:rFonts w:ascii="Times New Roman" w:eastAsia="Times New Roman" w:hAnsi="Times New Roman" w:cs="Times New Roman"/>
+          <w:sz w:val="24"/>
+          <w:szCs w:val="24"/>
+          <w:lang w:eastAsia="en-IN"/>
+        </w:rPr>
+      </w:pPr>
+      <w:r>
+        <w:rPr>
+          <w:rFonts w:ascii="Times New Roman" w:eastAsia="Times New Roman" w:hAnsi="Times New Roman" w:cs="Times New Roman"/>
+          <w:b/>
+          <w:bCs/>
+          <w:sz w:val="24"/>
+          <w:szCs w:val="24"/>
+          <w:lang w:eastAsia="en-IN"/>
+        </w:rPr>
+        <w:t>Elevated</w:t>
+      </w:r>
+      <w:r>
+        <w:rPr>
+          <w:rFonts w:ascii="Times New Roman" w:eastAsia="Times New Roman" w:hAnsi="Times New Roman" w:cs="Times New Roman"/>
+          <w:sz w:val="24"/>
+          <w:szCs w:val="24"/>
+          <w:lang w:eastAsia="en-IN"/>
+        </w:rPr>
+        <w:t xml:space="preserve"> = upper-moderate risk</w:t>
+      </w:r>
+    </w:p>
+    <w:p>
+      <w:pPr>
+        <w:numPr>
+          <w:ilvl w:val="0"/>
+          <w:numId w:val="64"/>
+        </w:numPr>
+        <w:spacing w:before="100" w:beforeAutospacing="1" w:after="100" w:afterAutospacing="1" w:line="240" w:lineRule="auto"/>
+        <w:rPr>
+          <w:rFonts w:ascii="Times New Roman" w:eastAsia="Times New Roman" w:hAnsi="Times New Roman" w:cs="Times New Roman"/>
+          <w:sz w:val="24"/>
+          <w:szCs w:val="24"/>
+          <w:lang w:eastAsia="en-IN"/>
+        </w:rPr>
+      </w:pPr>
+      <w:r>
+        <w:rPr>
+          <w:rFonts w:ascii="Times New Roman" w:eastAsia="Times New Roman" w:hAnsi="Times New Roman" w:cs="Times New Roman"/>
+          <w:sz w:val="24"/>
+          <w:szCs w:val="24"/>
+          <w:lang w:eastAsia="en-IN"/>
+        </w:rPr>
+        <w:t>Represents students approaching high burnout</w:t>
+      </w:r>
+    </w:p>
+    <w:p>
+      <w:pPr>
+        <w:numPr>
+          <w:ilvl w:val="0"/>
+          <w:numId w:val="64"/>
+        </w:numPr>
+        <w:spacing w:before="100" w:beforeAutospacing="1" w:after="100" w:afterAutospacing="1" w:line="240" w:lineRule="auto"/>
+        <w:rPr>
+          <w:rFonts w:ascii="Times New Roman" w:eastAsia="Times New Roman" w:hAnsi="Times New Roman" w:cs="Times New Roman"/>
+          <w:sz w:val="24"/>
+          <w:szCs w:val="24"/>
+          <w:lang w:eastAsia="en-IN"/>
+        </w:rPr>
+      </w:pPr>
+      <w:r>
+        <w:rPr>
+          <w:rFonts w:ascii="Times New Roman" w:eastAsia="Times New Roman" w:hAnsi="Times New Roman" w:cs="Times New Roman"/>
+          <w:sz w:val="24"/>
+          <w:szCs w:val="24"/>
+          <w:lang w:eastAsia="en-IN"/>
+        </w:rPr>
+        <w:t>Important group for early intervention</w:t>
+      </w:r>
+    </w:p>
+    <w:p>
+      <w:pPr>
+        <w:numPr>
+          <w:ilvl w:val="0"/>
+          <w:numId w:val="64"/>
+        </w:numPr>
+        <w:spacing w:before="100" w:beforeAutospacing="1" w:after="100" w:afterAutospacing="1" w:line="240" w:lineRule="auto"/>
+        <w:rPr>
+          <w:rFonts w:ascii="Times New Roman" w:eastAsia="Times New Roman" w:hAnsi="Times New Roman" w:cs="Times New Roman"/>
+          <w:sz w:val="24"/>
+          <w:szCs w:val="24"/>
+          <w:lang w:eastAsia="en-IN"/>
+        </w:rPr>
+      </w:pPr>
+      <w:r>
+        <w:rPr>
+          <w:rFonts w:ascii="Times New Roman" w:eastAsia="Times New Roman" w:hAnsi="Times New Roman" w:cs="Times New Roman"/>
+          <w:b/>
+          <w:bCs/>
+          <w:sz w:val="24"/>
+          <w:szCs w:val="24"/>
+          <w:lang w:eastAsia="en-IN"/>
+        </w:rPr>
+        <w:t>High</w:t>
+      </w:r>
+      <w:r>
+        <w:rPr>
+          <w:rFonts w:ascii="Times New Roman" w:eastAsia="Times New Roman" w:hAnsi="Times New Roman" w:cs="Times New Roman"/>
+          <w:sz w:val="24"/>
+          <w:szCs w:val="24"/>
+          <w:lang w:eastAsia="en-IN"/>
+        </w:rPr>
+        <w:t xml:space="preserve"> = strong burnout risk</w:t>
+      </w:r>
+    </w:p>
+    <w:p>
+      <w:pPr>
+        <w:numPr>
+          <w:ilvl w:val="0"/>
+          <w:numId w:val="64"/>
+        </w:numPr>
+        <w:spacing w:before="100" w:beforeAutospacing="1" w:after="100" w:afterAutospacing="1" w:line="240" w:lineRule="auto"/>
+        <w:rPr>
+          <w:rFonts w:ascii="Times New Roman" w:eastAsia="Times New Roman" w:hAnsi="Times New Roman" w:cs="Times New Roman"/>
+          <w:sz w:val="24"/>
+          <w:szCs w:val="24"/>
+          <w:lang w:eastAsia="en-IN"/>
+        </w:rPr>
+      </w:pPr>
+      <w:r>
+        <w:rPr>
+          <w:rFonts w:ascii="Times New Roman" w:eastAsia="Times New Roman" w:hAnsi="Times New Roman" w:cs="Times New Roman"/>
+          <w:b/>
+          <w:bCs/>
+          <w:sz w:val="24"/>
+          <w:szCs w:val="24"/>
+          <w:lang w:eastAsia="en-IN"/>
+        </w:rPr>
+        <w:t>Critical</w:t>
+      </w:r>
+      <w:r>
+        <w:rPr>
+          <w:rFonts w:ascii="Times New Roman" w:eastAsia="Times New Roman" w:hAnsi="Times New Roman" w:cs="Times New Roman"/>
+          <w:sz w:val="24"/>
+          <w:szCs w:val="24"/>
+          <w:lang w:eastAsia="en-IN"/>
+        </w:rPr>
+        <w:t xml:space="preserve"> = most severe risk group, requiring immediate attention</w:t>
+      </w:r>
+    </w:p>
+    <w:p>
+      <w:pPr>
+        <w:spacing w:after="0" w:line="240" w:lineRule="auto"/>
+        <w:rPr>
+          <w:rFonts w:ascii="Times New Roman" w:eastAsia="Times New Roman" w:hAnsi="Times New Roman" w:cs="Times New Roman"/>
+          <w:sz w:val="24"/>
+          <w:szCs w:val="24"/>
+          <w:lang w:eastAsia="en-IN"/>
+        </w:rPr>
+      </w:pPr>
+      <w:r>
+        <w:rPr>
+          <w:rFonts w:ascii="Times New Roman" w:eastAsia="Times New Roman" w:hAnsi="Times New Roman" w:cs="Times New Roman"/>
+          <w:sz w:val="24"/>
+          <w:szCs w:val="24"/>
+          <w:lang w:eastAsia="en-IN"/>
+        </w:rPr>
+        <w:pict>
+          <v:rect id="_x0000_i1195" style="width:0;height:1.5pt" o:hralign="center" o:hrstd="t" o:hr="t" fillcolor="#a0a0a0" stroked="f"/>
+        </w:pict>
+      </w:r>
+    </w:p>
+    <w:p>
+      <w:pPr>
+        <w:spacing w:before="100" w:beforeAutospacing="1" w:after="100" w:afterAutospacing="1" w:line="240" w:lineRule="auto"/>
+        <w:outlineLvl w:val="1"/>
+        <w:rPr>
+          <w:rFonts w:ascii="Times New Roman" w:eastAsia="Times New Roman" w:hAnsi="Times New Roman" w:cs="Times New Roman"/>
+          <w:b/>
+          <w:bCs/>
+          <w:sz w:val="36"/>
+          <w:szCs w:val="36"/>
+          <w:lang w:eastAsia="en-IN"/>
+        </w:rPr>
+      </w:pPr>
+      <w:r>
+        <w:rPr>
+          <w:rFonts w:ascii="Segoe UI Symbol" w:eastAsia="Times New Roman" w:hAnsi="Segoe UI Symbol" w:cs="Segoe UI Symbol"/>
+          <w:b/>
+          <w:bCs/>
+          <w:sz w:val="36"/>
+          <w:szCs w:val="36"/>
+          <w:lang w:eastAsia="en-IN"/>
+        </w:rPr>
+        <w:t>💬</w:t>
+      </w:r>
+      <w:r>
+        <w:rPr>
+          <w:rFonts w:ascii="Times New Roman" w:eastAsia="Times New Roman" w:hAnsi="Times New Roman" w:cs="Times New Roman"/>
+          <w:b/>
+          <w:bCs/>
+          <w:sz w:val="36"/>
+          <w:szCs w:val="36"/>
+          <w:lang w:eastAsia="en-IN"/>
+        </w:rPr>
+        <w:t xml:space="preserve"> Key Viva Answers</w:t>
+      </w:r>
+    </w:p>
+    <w:p>
+      <w:pPr>
+        <w:spacing w:before="100" w:beforeAutospacing="1" w:after="100" w:afterAutospacing="1" w:line="240" w:lineRule="auto"/>
+        <w:outlineLvl w:val="2"/>
+        <w:rPr>
+          <w:rFonts w:ascii="Times New Roman" w:eastAsia="Times New Roman" w:hAnsi="Times New Roman" w:cs="Times New Roman"/>
+          <w:b/>
+          <w:bCs/>
+          <w:sz w:val="27"/>
+          <w:szCs w:val="27"/>
+          <w:lang w:eastAsia="en-IN"/>
+        </w:rPr>
+      </w:pPr>
+      <w:r>
+        <w:rPr>
+          <w:rFonts w:ascii="Times New Roman" w:eastAsia="Times New Roman" w:hAnsi="Times New Roman" w:cs="Times New Roman"/>
+          <w:b/>
+          <w:bCs/>
+          <w:sz w:val="27"/>
+          <w:szCs w:val="27"/>
+          <w:lang w:eastAsia="en-IN"/>
+        </w:rPr>
+        <w:t>“How did you calculate burnout?”</w:t>
+      </w:r>
+    </w:p>
+    <w:p>
+      <w:pPr>
+        <w:spacing w:before="100" w:beforeAutospacing="1" w:after="100" w:afterAutospacing="1" w:line="240" w:lineRule="auto"/>
+        <w:rPr>
+          <w:rFonts w:ascii="Times New Roman" w:eastAsia="Times New Roman" w:hAnsi="Times New Roman" w:cs="Times New Roman"/>
+          <w:sz w:val="24"/>
+          <w:szCs w:val="24"/>
+          <w:lang w:eastAsia="en-IN"/>
+        </w:rPr>
+      </w:pPr>
+      <w:r>
+        <w:rPr>
+          <w:rFonts w:ascii="Times New Roman" w:eastAsia="Times New Roman" w:hAnsi="Times New Roman" w:cs="Times New Roman"/>
+          <w:sz w:val="24"/>
+          <w:szCs w:val="24"/>
+          <w:lang w:eastAsia="en-IN"/>
+        </w:rPr>
+        <w:t xml:space="preserve">The burnout risk score was computed using a normalized weighted combination of </w:t>
+      </w:r>
+      <w:proofErr w:type="spellStart"/>
+      <w:r>
+        <w:rPr>
+          <w:rFonts w:ascii="Times New Roman" w:eastAsia="Times New Roman" w:hAnsi="Times New Roman" w:cs="Times New Roman"/>
+          <w:sz w:val="24"/>
+          <w:szCs w:val="24"/>
+          <w:lang w:eastAsia="en-IN"/>
+        </w:rPr>
+        <w:t>behavioral</w:t>
+      </w:r>
+      <w:proofErr w:type="spellEnd"/>
+      <w:r>
+        <w:rPr>
+          <w:rFonts w:ascii="Times New Roman" w:eastAsia="Times New Roman" w:hAnsi="Times New Roman" w:cs="Times New Roman"/>
+          <w:sz w:val="24"/>
+          <w:szCs w:val="24"/>
+          <w:lang w:eastAsia="en-IN"/>
+        </w:rPr>
+        <w:t xml:space="preserve"> and wellbeing features such as sleep deficit, stress, fatigue, workload, deadline pressure, distraction, recovery, and mood. Each feature was scaled to a 0–100 range and combined using domain-informed coefficients, where stress-related variables increase risk and recovery-related variables reduce it.</w:t>
+      </w:r>
+    </w:p>
+    <w:p>
+      <w:pPr>
+        <w:spacing w:after="0" w:line="240" w:lineRule="auto"/>
+        <w:rPr>
+          <w:rFonts w:ascii="Times New Roman" w:eastAsia="Times New Roman" w:hAnsi="Times New Roman" w:cs="Times New Roman"/>
+          <w:sz w:val="24"/>
+          <w:szCs w:val="24"/>
+          <w:lang w:eastAsia="en-IN"/>
+        </w:rPr>
+      </w:pPr>
+      <w:r>
+        <w:rPr>
+          <w:rFonts w:ascii="Times New Roman" w:eastAsia="Times New Roman" w:hAnsi="Times New Roman" w:cs="Times New Roman"/>
+          <w:sz w:val="24"/>
+          <w:szCs w:val="24"/>
+          <w:lang w:eastAsia="en-IN"/>
+        </w:rPr>
+        <w:pict>
+          <v:rect id="_x0000_i1196" style="width:0;height:1.5pt" o:hralign="center" o:hrstd="t" o:hr="t" fillcolor="#a0a0a0" stroked="f"/>
+        </w:pict>
+      </w:r>
+    </w:p>
+    <w:p>
+      <w:pPr>
+        <w:spacing w:before="100" w:beforeAutospacing="1" w:after="100" w:afterAutospacing="1" w:line="240" w:lineRule="auto"/>
+        <w:outlineLvl w:val="2"/>
+        <w:rPr>
+          <w:rFonts w:ascii="Times New Roman" w:eastAsia="Times New Roman" w:hAnsi="Times New Roman" w:cs="Times New Roman"/>
+          <w:b/>
+          <w:bCs/>
+          <w:sz w:val="27"/>
+          <w:szCs w:val="27"/>
+          <w:lang w:eastAsia="en-IN"/>
+        </w:rPr>
+      </w:pPr>
+      <w:r>
+        <w:rPr>
+          <w:rFonts w:ascii="Times New Roman" w:eastAsia="Times New Roman" w:hAnsi="Times New Roman" w:cs="Times New Roman"/>
+          <w:b/>
+          <w:bCs/>
+          <w:sz w:val="27"/>
+          <w:szCs w:val="27"/>
+          <w:lang w:eastAsia="en-IN"/>
+        </w:rPr>
+        <w:t>“Why two categorizations?”</w:t>
+      </w:r>
+    </w:p>
+    <w:p>
+      <w:pPr>
+        <w:spacing w:before="100" w:beforeAutospacing="1" w:after="100" w:afterAutospacing="1" w:line="240" w:lineRule="auto"/>
+        <w:rPr>
+          <w:rFonts w:ascii="Times New Roman" w:eastAsia="Times New Roman" w:hAnsi="Times New Roman" w:cs="Times New Roman"/>
+          <w:sz w:val="24"/>
+          <w:szCs w:val="24"/>
+          <w:lang w:eastAsia="en-IN"/>
+        </w:rPr>
+      </w:pPr>
+      <w:r>
+        <w:rPr>
+          <w:rFonts w:ascii="Times New Roman" w:eastAsia="Times New Roman" w:hAnsi="Times New Roman" w:cs="Times New Roman"/>
+          <w:sz w:val="24"/>
+          <w:szCs w:val="24"/>
+          <w:lang w:eastAsia="en-IN"/>
+        </w:rPr>
+        <w:lastRenderedPageBreak/>
+        <w:t xml:space="preserve">A dual-level classification system was implemented. The primary three-level segmentation supports high-level decision-making, while the more detailed six-level classification enables finer </w:t>
+      </w:r>
+      <w:proofErr w:type="spellStart"/>
+      <w:r>
+        <w:rPr>
+          <w:rFonts w:ascii="Times New Roman" w:eastAsia="Times New Roman" w:hAnsi="Times New Roman" w:cs="Times New Roman"/>
+          <w:sz w:val="24"/>
+          <w:szCs w:val="24"/>
+          <w:lang w:eastAsia="en-IN"/>
+        </w:rPr>
+        <w:t>behavioral</w:t>
+      </w:r>
+      <w:proofErr w:type="spellEnd"/>
+      <w:r>
+        <w:rPr>
+          <w:rFonts w:ascii="Times New Roman" w:eastAsia="Times New Roman" w:hAnsi="Times New Roman" w:cs="Times New Roman"/>
+          <w:sz w:val="24"/>
+          <w:szCs w:val="24"/>
+          <w:lang w:eastAsia="en-IN"/>
+        </w:rPr>
+        <w:t xml:space="preserve"> analysis and helps identify students transitioning toward higher risk states.</w:t>
+      </w:r>
+    </w:p>
+    <w:p>
+      <w:pPr>
+        <w:spacing w:after="0" w:line="240" w:lineRule="auto"/>
+        <w:rPr>
+          <w:rFonts w:ascii="Times New Roman" w:eastAsia="Times New Roman" w:hAnsi="Times New Roman" w:cs="Times New Roman"/>
+          <w:sz w:val="24"/>
+          <w:szCs w:val="24"/>
+          <w:lang w:eastAsia="en-IN"/>
+        </w:rPr>
+      </w:pPr>
+      <w:r>
+        <w:rPr>
+          <w:rFonts w:ascii="Times New Roman" w:eastAsia="Times New Roman" w:hAnsi="Times New Roman" w:cs="Times New Roman"/>
+          <w:sz w:val="24"/>
+          <w:szCs w:val="24"/>
+          <w:lang w:eastAsia="en-IN"/>
+        </w:rPr>
+        <w:pict>
+          <v:rect id="_x0000_i1197" style="width:0;height:1.5pt" o:hralign="center" o:hrstd="t" o:hr="t" fillcolor="#a0a0a0" stroked="f"/>
+        </w:pict>
+      </w:r>
+    </w:p>
+    <w:p>
+      <w:pPr>
+        <w:spacing w:before="100" w:beforeAutospacing="1" w:after="100" w:afterAutospacing="1" w:line="240" w:lineRule="auto"/>
+        <w:outlineLvl w:val="1"/>
+        <w:rPr>
+          <w:rFonts w:ascii="Times New Roman" w:eastAsia="Times New Roman" w:hAnsi="Times New Roman" w:cs="Times New Roman"/>
+          <w:b/>
+          <w:bCs/>
+          <w:sz w:val="36"/>
+          <w:szCs w:val="36"/>
+          <w:lang w:eastAsia="en-IN"/>
+        </w:rPr>
+      </w:pPr>
+      <w:r>
+        <w:rPr>
+          <w:rFonts w:ascii="Times New Roman" w:eastAsia="Times New Roman" w:hAnsi="Times New Roman" w:cs="Times New Roman"/>
+          <w:b/>
+          <w:bCs/>
+          <w:sz w:val="36"/>
+          <w:szCs w:val="36"/>
+          <w:lang w:eastAsia="en-IN"/>
+        </w:rPr>
+        <w:t>🧠 Final Intuition</w:t>
+      </w:r>
+    </w:p>
+    <w:p>
+      <w:pPr>
+        <w:spacing w:before="100" w:beforeAutospacing="1" w:after="100" w:afterAutospacing="1" w:line="240" w:lineRule="auto"/>
+        <w:rPr>
+          <w:rFonts w:ascii="Times New Roman" w:eastAsia="Times New Roman" w:hAnsi="Times New Roman" w:cs="Times New Roman"/>
+          <w:sz w:val="24"/>
+          <w:szCs w:val="24"/>
+          <w:lang w:eastAsia="en-IN"/>
+        </w:rPr>
+      </w:pPr>
+      <w:r>
+        <w:rPr>
+          <w:rFonts w:ascii="Segoe UI Symbol" w:eastAsia="Times New Roman" w:hAnsi="Segoe UI Symbol" w:cs="Segoe UI Symbol"/>
+          <w:sz w:val="24"/>
+          <w:szCs w:val="24"/>
+          <w:lang w:eastAsia="en-IN"/>
+        </w:rPr>
+        <w:t>👉</w:t>
+      </w:r>
+      <w:r>
+        <w:rPr>
+          <w:rFonts w:ascii="Times New Roman" w:eastAsia="Times New Roman" w:hAnsi="Times New Roman" w:cs="Times New Roman"/>
+          <w:sz w:val="24"/>
+          <w:szCs w:val="24"/>
+          <w:lang w:eastAsia="en-IN"/>
+        </w:rPr>
+        <w:t xml:space="preserve"> Raw data = observations</w:t>
+      </w:r>
+      <w:r>
+        <w:rPr>
+          <w:rFonts w:ascii="Times New Roman" w:eastAsia="Times New Roman" w:hAnsi="Times New Roman" w:cs="Times New Roman"/>
+          <w:sz w:val="24"/>
+          <w:szCs w:val="24"/>
+          <w:lang w:eastAsia="en-IN"/>
+        </w:rPr>
+        <w:br/>
+      </w:r>
+      <w:r>
+        <w:rPr>
+          <w:rFonts w:ascii="Segoe UI Symbol" w:eastAsia="Times New Roman" w:hAnsi="Segoe UI Symbol" w:cs="Segoe UI Symbol"/>
+          <w:sz w:val="24"/>
+          <w:szCs w:val="24"/>
+          <w:lang w:eastAsia="en-IN"/>
+        </w:rPr>
+        <w:t>👉</w:t>
+      </w:r>
+      <w:r>
+        <w:rPr>
+          <w:rFonts w:ascii="Times New Roman" w:eastAsia="Times New Roman" w:hAnsi="Times New Roman" w:cs="Times New Roman"/>
+          <w:sz w:val="24"/>
+          <w:szCs w:val="24"/>
+          <w:lang w:eastAsia="en-IN"/>
+        </w:rPr>
+        <w:t xml:space="preserve"> Features = meaning</w:t>
+      </w:r>
+      <w:r>
+        <w:rPr>
+          <w:rFonts w:ascii="Times New Roman" w:eastAsia="Times New Roman" w:hAnsi="Times New Roman" w:cs="Times New Roman"/>
+          <w:sz w:val="24"/>
+          <w:szCs w:val="24"/>
+          <w:lang w:eastAsia="en-IN"/>
+        </w:rPr>
+        <w:br/>
+      </w:r>
+      <w:r>
+        <w:rPr>
+          <w:rFonts w:ascii="Segoe UI Symbol" w:eastAsia="Times New Roman" w:hAnsi="Segoe UI Symbol" w:cs="Segoe UI Symbol"/>
+          <w:sz w:val="24"/>
+          <w:szCs w:val="24"/>
+          <w:lang w:eastAsia="en-IN"/>
+        </w:rPr>
+        <w:t>👉</w:t>
+      </w:r>
+      <w:r>
+        <w:rPr>
+          <w:rFonts w:ascii="Times New Roman" w:eastAsia="Times New Roman" w:hAnsi="Times New Roman" w:cs="Times New Roman"/>
+          <w:sz w:val="24"/>
+          <w:szCs w:val="24"/>
+          <w:lang w:eastAsia="en-IN"/>
+        </w:rPr>
+        <w:t xml:space="preserve"> Score = intelligence</w:t>
+      </w:r>
+      <w:r>
+        <w:rPr>
+          <w:rFonts w:ascii="Times New Roman" w:eastAsia="Times New Roman" w:hAnsi="Times New Roman" w:cs="Times New Roman"/>
+          <w:sz w:val="24"/>
+          <w:szCs w:val="24"/>
+          <w:lang w:eastAsia="en-IN"/>
+        </w:rPr>
+        <w:br/>
+      </w:r>
+      <w:r>
+        <w:rPr>
+          <w:rFonts w:ascii="Segoe UI Symbol" w:eastAsia="Times New Roman" w:hAnsi="Segoe UI Symbol" w:cs="Segoe UI Symbol"/>
+          <w:sz w:val="24"/>
+          <w:szCs w:val="24"/>
+          <w:lang w:eastAsia="en-IN"/>
+        </w:rPr>
+        <w:t>👉</w:t>
+      </w:r>
+      <w:r>
+        <w:rPr>
+          <w:rFonts w:ascii="Times New Roman" w:eastAsia="Times New Roman" w:hAnsi="Times New Roman" w:cs="Times New Roman"/>
+          <w:sz w:val="24"/>
+          <w:szCs w:val="24"/>
+          <w:lang w:eastAsia="en-IN"/>
+        </w:rPr>
+        <w:t xml:space="preserve"> Categories = interpretation</w:t>
+      </w:r>
+    </w:p>
+    <w:p>
+      <w:pPr>
+        <w:spacing w:after="0" w:line="240" w:lineRule="auto"/>
+        <w:rPr>
+          <w:rFonts w:ascii="Times New Roman" w:eastAsia="Times New Roman" w:hAnsi="Times New Roman" w:cs="Times New Roman"/>
+          <w:sz w:val="24"/>
+          <w:szCs w:val="24"/>
+          <w:lang w:eastAsia="en-IN"/>
+        </w:rPr>
+      </w:pPr>
+      <w:r>
+        <w:rPr>
+          <w:rFonts w:ascii="Times New Roman" w:eastAsia="Times New Roman" w:hAnsi="Times New Roman" w:cs="Times New Roman"/>
+          <w:sz w:val="24"/>
+          <w:szCs w:val="24"/>
+          <w:lang w:eastAsia="en-IN"/>
+        </w:rPr>
+        <w:pict>
+          <v:rect id="_x0000_i1198" style="width:0;height:1.5pt" o:hralign="center" o:hrstd="t" o:hr="t" fillcolor="#a0a0a0" stroked="f"/>
+        </w:pict>
+      </w:r>
+    </w:p>
+    <w:p>
+      <w:pPr>
+        <w:spacing w:before="100" w:beforeAutospacing="1" w:after="100" w:afterAutospacing="1" w:line="240" w:lineRule="auto"/>
+        <w:outlineLvl w:val="1"/>
+        <w:rPr>
+          <w:rFonts w:ascii="Times New Roman" w:eastAsia="Times New Roman" w:hAnsi="Times New Roman" w:cs="Times New Roman"/>
+          <w:b/>
+          <w:bCs/>
+          <w:sz w:val="36"/>
+          <w:szCs w:val="36"/>
+          <w:lang w:eastAsia="en-IN"/>
+        </w:rPr>
+      </w:pPr>
+      <w:r>
+        <w:rPr>
+          <w:rFonts w:ascii="Segoe UI Symbol" w:eastAsia="Times New Roman" w:hAnsi="Segoe UI Symbol" w:cs="Segoe UI Symbol"/>
+          <w:b/>
+          <w:bCs/>
+          <w:sz w:val="36"/>
+          <w:szCs w:val="36"/>
+          <w:lang w:eastAsia="en-IN"/>
+        </w:rPr>
+        <w:t>🔥</w:t>
+      </w:r>
+      <w:r>
+        <w:rPr>
+          <w:rFonts w:ascii="Times New Roman" w:eastAsia="Times New Roman" w:hAnsi="Times New Roman" w:cs="Times New Roman"/>
+          <w:b/>
+          <w:bCs/>
+          <w:sz w:val="36"/>
+          <w:szCs w:val="36"/>
+          <w:lang w:eastAsia="en-IN"/>
+        </w:rPr>
+        <w:t xml:space="preserve"> Final One-Line Summary</w:t>
+      </w:r>
+    </w:p>
+    <w:p>
+      <w:pPr>
+        <w:spacing w:before="100" w:beforeAutospacing="1" w:after="100" w:afterAutospacing="1" w:line="240" w:lineRule="auto"/>
+        <w:rPr>
+          <w:rFonts w:ascii="Times New Roman" w:eastAsia="Times New Roman" w:hAnsi="Times New Roman" w:cs="Times New Roman"/>
+          <w:sz w:val="24"/>
+          <w:szCs w:val="24"/>
+          <w:lang w:eastAsia="en-IN"/>
+        </w:rPr>
+      </w:pPr>
+      <w:r>
+        <w:rPr>
+          <w:rFonts w:ascii="Times New Roman" w:eastAsia="Times New Roman" w:hAnsi="Times New Roman" w:cs="Times New Roman"/>
+          <w:sz w:val="24"/>
+          <w:szCs w:val="24"/>
+          <w:lang w:eastAsia="en-IN"/>
+        </w:rPr>
+        <w:t>The system models burnout as a weighted balance between stress-inducing factors and recovery mechanisms, producing an interpretable risk score and a hierarchical classification for both decision-making and detailed analysis.</w:t>
+      </w:r>
+    </w:p>
+    <w:p>
+      <w:pPr>
+        <w:pStyle w:val="Title"/>
+        <w:jc w:val="center"/>
+        <w:rPr>
+          <w:rFonts w:ascii="Times New Roman" w:eastAsia="Times New Roman" w:hAnsi="Times New Roman" w:cs="Times New Roman"/>
+          <w:sz w:val="24"/>
+          <w:szCs w:val="24"/>
+          <w:lang w:eastAsia="en-IN"/>
+        </w:rPr>
+      </w:pPr>
     </w:p>
     <w:sectPr>
       <w:pgSz w:w="11906" w:h="16838"/>
@@ -13576,6 +19353,155 @@
     </w:lvl>
   </w:abstractNum>
   <w:abstractNum w:abstractNumId="9" w15:restartNumberingAfterBreak="0">
+    <w:nsid w:val="1C7434C8"/>
+    <w:multiLevelType w:val="multilevel"/>
+    <w:tmpl w:val="4E5ECE42"/>
+    <w:lvl w:ilvl="0">
+      <w:start w:val="1"/>
+      <w:numFmt w:val="bullet"/>
+      <w:lvlText w:val=""/>
+      <w:lvlJc w:val="left"/>
+      <w:pPr>
+        <w:tabs>
+          <w:tab w:val="num" w:pos="720"/>
+        </w:tabs>
+        <w:ind w:left="720" w:hanging="360"/>
+      </w:pPr>
+      <w:rPr>
+        <w:rFonts w:ascii="Symbol" w:hAnsi="Symbol" w:hint="default"/>
+        <w:sz w:val="20"/>
+      </w:rPr>
+    </w:lvl>
+    <w:lvl w:ilvl="1" w:tentative="1">
+      <w:start w:val="1"/>
+      <w:numFmt w:val="bullet"/>
+      <w:lvlText w:val="o"/>
+      <w:lvlJc w:val="left"/>
+      <w:pPr>
+        <w:tabs>
+          <w:tab w:val="num" w:pos="1440"/>
+        </w:tabs>
+        <w:ind w:left="1440" w:hanging="360"/>
+      </w:pPr>
+      <w:rPr>
+        <w:rFonts w:ascii="Courier New" w:hAnsi="Courier New" w:hint="default"/>
+        <w:sz w:val="20"/>
+      </w:rPr>
+    </w:lvl>
+    <w:lvl w:ilvl="2" w:tentative="1">
+      <w:start w:val="1"/>
+      <w:numFmt w:val="bullet"/>
+      <w:lvlText w:val=""/>
+      <w:lvlJc w:val="left"/>
+      <w:pPr>
+        <w:tabs>
+          <w:tab w:val="num" w:pos="2160"/>
+        </w:tabs>
+        <w:ind w:left="2160" w:hanging="360"/>
+      </w:pPr>
+      <w:rPr>
+        <w:rFonts w:ascii="Wingdings" w:hAnsi="Wingdings" w:hint="default"/>
+        <w:sz w:val="20"/>
+      </w:rPr>
+    </w:lvl>
+    <w:lvl w:ilvl="3" w:tentative="1">
+      <w:start w:val="1"/>
+      <w:numFmt w:val="bullet"/>
+      <w:lvlText w:val=""/>
+      <w:lvlJc w:val="left"/>
+      <w:pPr>
+        <w:tabs>
+          <w:tab w:val="num" w:pos="2880"/>
+        </w:tabs>
+        <w:ind w:left="2880" w:hanging="360"/>
+      </w:pPr>
+      <w:rPr>
+        <w:rFonts w:ascii="Wingdings" w:hAnsi="Wingdings" w:hint="default"/>
+        <w:sz w:val="20"/>
+      </w:rPr>
+    </w:lvl>
+    <w:lvl w:ilvl="4" w:tentative="1">
+      <w:start w:val="1"/>
+      <w:numFmt w:val="bullet"/>
+      <w:lvlText w:val=""/>
+      <w:lvlJc w:val="left"/>
+      <w:pPr>
+        <w:tabs>
+          <w:tab w:val="num" w:pos="3600"/>
+        </w:tabs>
+        <w:ind w:left="3600" w:hanging="360"/>
+      </w:pPr>
+      <w:rPr>
+        <w:rFonts w:ascii="Wingdings" w:hAnsi="Wingdings" w:hint="default"/>
+        <w:sz w:val="20"/>
+      </w:rPr>
+    </w:lvl>
+    <w:lvl w:ilvl="5" w:tentative="1">
+      <w:start w:val="1"/>
+      <w:numFmt w:val="bullet"/>
+      <w:lvlText w:val=""/>
+      <w:lvlJc w:val="left"/>
+      <w:pPr>
+        <w:tabs>
+          <w:tab w:val="num" w:pos="4320"/>
+        </w:tabs>
+        <w:ind w:left="4320" w:hanging="360"/>
+      </w:pPr>
+      <w:rPr>
+        <w:rFonts w:ascii="Wingdings" w:hAnsi="Wingdings" w:hint="default"/>
+        <w:sz w:val="20"/>
+      </w:rPr>
+    </w:lvl>
+    <w:lvl w:ilvl="6" w:tentative="1">
+      <w:start w:val="1"/>
+      <w:numFmt w:val="bullet"/>
+      <w:lvlText w:val=""/>
+      <w:lvlJc w:val="left"/>
+      <w:pPr>
+        <w:tabs>
+          <w:tab w:val="num" w:pos="5040"/>
+        </w:tabs>
+        <w:ind w:left="5040" w:hanging="360"/>
+      </w:pPr>
+      <w:rPr>
+        <w:rFonts w:ascii="Wingdings" w:hAnsi="Wingdings" w:hint="default"/>
+        <w:sz w:val="20"/>
+      </w:rPr>
+    </w:lvl>
+    <w:lvl w:ilvl="7" w:tentative="1">
+      <w:start w:val="1"/>
+      <w:numFmt w:val="bullet"/>
+      <w:lvlText w:val=""/>
+      <w:lvlJc w:val="left"/>
+      <w:pPr>
+        <w:tabs>
+          <w:tab w:val="num" w:pos="5760"/>
+        </w:tabs>
+        <w:ind w:left="5760" w:hanging="360"/>
+      </w:pPr>
+      <w:rPr>
+        <w:rFonts w:ascii="Wingdings" w:hAnsi="Wingdings" w:hint="default"/>
+        <w:sz w:val="20"/>
+      </w:rPr>
+    </w:lvl>
+    <w:lvl w:ilvl="8" w:tentative="1">
+      <w:start w:val="1"/>
+      <w:numFmt w:val="bullet"/>
+      <w:lvlText w:val=""/>
+      <w:lvlJc w:val="left"/>
+      <w:pPr>
+        <w:tabs>
+          <w:tab w:val="num" w:pos="6480"/>
+        </w:tabs>
+        <w:ind w:left="6480" w:hanging="360"/>
+      </w:pPr>
+      <w:rPr>
+        <w:rFonts w:ascii="Wingdings" w:hAnsi="Wingdings" w:hint="default"/>
+        <w:sz w:val="20"/>
+      </w:rPr>
+    </w:lvl>
+  </w:abstractNum>
+  <w:abstractNum w:abstractNumId="10" w15:restartNumberingAfterBreak="0">
     <w:nsid w:val="1E322BE2"/>
     <w:multiLevelType w:val="multilevel"/>
     <w:tmpl w:val="83DACCD4"/>
@@ -13724,7 +19650,7 @@
       </w:rPr>
     </w:lvl>
   </w:abstractNum>
-  <w:abstractNum w:abstractNumId="10" w15:restartNumberingAfterBreak="0">
+  <w:abstractNum w:abstractNumId="11" w15:restartNumberingAfterBreak="0">
     <w:nsid w:val="20B4485F"/>
     <w:multiLevelType w:val="multilevel"/>
     <w:tmpl w:val="5E8ED876"/>
@@ -13873,7 +19799,156 @@
       </w:rPr>
     </w:lvl>
   </w:abstractNum>
-  <w:abstractNum w:abstractNumId="11" w15:restartNumberingAfterBreak="0">
+  <w:abstractNum w:abstractNumId="12" w15:restartNumberingAfterBreak="0">
+    <w:nsid w:val="23385D44"/>
+    <w:multiLevelType w:val="multilevel"/>
+    <w:tmpl w:val="ACD26FC6"/>
+    <w:lvl w:ilvl="0">
+      <w:start w:val="1"/>
+      <w:numFmt w:val="bullet"/>
+      <w:lvlText w:val=""/>
+      <w:lvlJc w:val="left"/>
+      <w:pPr>
+        <w:tabs>
+          <w:tab w:val="num" w:pos="720"/>
+        </w:tabs>
+        <w:ind w:left="720" w:hanging="360"/>
+      </w:pPr>
+      <w:rPr>
+        <w:rFonts w:ascii="Symbol" w:hAnsi="Symbol" w:hint="default"/>
+        <w:sz w:val="20"/>
+      </w:rPr>
+    </w:lvl>
+    <w:lvl w:ilvl="1" w:tentative="1">
+      <w:start w:val="1"/>
+      <w:numFmt w:val="bullet"/>
+      <w:lvlText w:val="o"/>
+      <w:lvlJc w:val="left"/>
+      <w:pPr>
+        <w:tabs>
+          <w:tab w:val="num" w:pos="1440"/>
+        </w:tabs>
+        <w:ind w:left="1440" w:hanging="360"/>
+      </w:pPr>
+      <w:rPr>
+        <w:rFonts w:ascii="Courier New" w:hAnsi="Courier New" w:hint="default"/>
+        <w:sz w:val="20"/>
+      </w:rPr>
+    </w:lvl>
+    <w:lvl w:ilvl="2" w:tentative="1">
+      <w:start w:val="1"/>
+      <w:numFmt w:val="bullet"/>
+      <w:lvlText w:val=""/>
+      <w:lvlJc w:val="left"/>
+      <w:pPr>
+        <w:tabs>
+          <w:tab w:val="num" w:pos="2160"/>
+        </w:tabs>
+        <w:ind w:left="2160" w:hanging="360"/>
+      </w:pPr>
+      <w:rPr>
+        <w:rFonts w:ascii="Wingdings" w:hAnsi="Wingdings" w:hint="default"/>
+        <w:sz w:val="20"/>
+      </w:rPr>
+    </w:lvl>
+    <w:lvl w:ilvl="3" w:tentative="1">
+      <w:start w:val="1"/>
+      <w:numFmt w:val="bullet"/>
+      <w:lvlText w:val=""/>
+      <w:lvlJc w:val="left"/>
+      <w:pPr>
+        <w:tabs>
+          <w:tab w:val="num" w:pos="2880"/>
+        </w:tabs>
+        <w:ind w:left="2880" w:hanging="360"/>
+      </w:pPr>
+      <w:rPr>
+        <w:rFonts w:ascii="Wingdings" w:hAnsi="Wingdings" w:hint="default"/>
+        <w:sz w:val="20"/>
+      </w:rPr>
+    </w:lvl>
+    <w:lvl w:ilvl="4" w:tentative="1">
+      <w:start w:val="1"/>
+      <w:numFmt w:val="bullet"/>
+      <w:lvlText w:val=""/>
+      <w:lvlJc w:val="left"/>
+      <w:pPr>
+        <w:tabs>
+          <w:tab w:val="num" w:pos="3600"/>
+        </w:tabs>
+        <w:ind w:left="3600" w:hanging="360"/>
+      </w:pPr>
+      <w:rPr>
+        <w:rFonts w:ascii="Wingdings" w:hAnsi="Wingdings" w:hint="default"/>
+        <w:sz w:val="20"/>
+      </w:rPr>
+    </w:lvl>
+    <w:lvl w:ilvl="5" w:tentative="1">
+      <w:start w:val="1"/>
+      <w:numFmt w:val="bullet"/>
+      <w:lvlText w:val=""/>
+      <w:lvlJc w:val="left"/>
+      <w:pPr>
+        <w:tabs>
+          <w:tab w:val="num" w:pos="4320"/>
+        </w:tabs>
+        <w:ind w:left="4320" w:hanging="360"/>
+      </w:pPr>
+      <w:rPr>
+        <w:rFonts w:ascii="Wingdings" w:hAnsi="Wingdings" w:hint="default"/>
+        <w:sz w:val="20"/>
+      </w:rPr>
+    </w:lvl>
+    <w:lvl w:ilvl="6" w:tentative="1">
+      <w:start w:val="1"/>
+      <w:numFmt w:val="bullet"/>
+      <w:lvlText w:val=""/>
+      <w:lvlJc w:val="left"/>
+      <w:pPr>
+        <w:tabs>
+          <w:tab w:val="num" w:pos="5040"/>
+        </w:tabs>
+        <w:ind w:left="5040" w:hanging="360"/>
+      </w:pPr>
+      <w:rPr>
+        <w:rFonts w:ascii="Wingdings" w:hAnsi="Wingdings" w:hint="default"/>
+        <w:sz w:val="20"/>
+      </w:rPr>
+    </w:lvl>
+    <w:lvl w:ilvl="7" w:tentative="1">
+      <w:start w:val="1"/>
+      <w:numFmt w:val="bullet"/>
+      <w:lvlText w:val=""/>
+      <w:lvlJc w:val="left"/>
+      <w:pPr>
+        <w:tabs>
+          <w:tab w:val="num" w:pos="5760"/>
+        </w:tabs>
+        <w:ind w:left="5760" w:hanging="360"/>
+      </w:pPr>
+      <w:rPr>
+        <w:rFonts w:ascii="Wingdings" w:hAnsi="Wingdings" w:hint="default"/>
+        <w:sz w:val="20"/>
+      </w:rPr>
+    </w:lvl>
+    <w:lvl w:ilvl="8" w:tentative="1">
+      <w:start w:val="1"/>
+      <w:numFmt w:val="bullet"/>
+      <w:lvlText w:val=""/>
+      <w:lvlJc w:val="left"/>
+      <w:pPr>
+        <w:tabs>
+          <w:tab w:val="num" w:pos="6480"/>
+        </w:tabs>
+        <w:ind w:left="6480" w:hanging="360"/>
+      </w:pPr>
+      <w:rPr>
+        <w:rFonts w:ascii="Wingdings" w:hAnsi="Wingdings" w:hint="default"/>
+        <w:sz w:val="20"/>
+      </w:rPr>
+    </w:lvl>
+  </w:abstractNum>
+  <w:abstractNum w:abstractNumId="13" w15:restartNumberingAfterBreak="0">
     <w:nsid w:val="286975C8"/>
     <w:multiLevelType w:val="multilevel"/>
     <w:tmpl w:val="961C268A"/>
@@ -14022,7 +20097,7 @@
       </w:rPr>
     </w:lvl>
   </w:abstractNum>
-  <w:abstractNum w:abstractNumId="12" w15:restartNumberingAfterBreak="0">
+  <w:abstractNum w:abstractNumId="14" w15:restartNumberingAfterBreak="0">
     <w:nsid w:val="2A4678CC"/>
     <w:multiLevelType w:val="multilevel"/>
     <w:tmpl w:val="1BF0106C"/>
@@ -14171,7 +20246,7 @@
       </w:rPr>
     </w:lvl>
   </w:abstractNum>
-  <w:abstractNum w:abstractNumId="13" w15:restartNumberingAfterBreak="0">
+  <w:abstractNum w:abstractNumId="15" w15:restartNumberingAfterBreak="0">
     <w:nsid w:val="2AF77839"/>
     <w:multiLevelType w:val="multilevel"/>
     <w:tmpl w:val="F6D0472A"/>
@@ -14320,7 +20395,7 @@
       </w:rPr>
     </w:lvl>
   </w:abstractNum>
-  <w:abstractNum w:abstractNumId="14" w15:restartNumberingAfterBreak="0">
+  <w:abstractNum w:abstractNumId="16" w15:restartNumberingAfterBreak="0">
     <w:nsid w:val="2F3A7A48"/>
     <w:multiLevelType w:val="multilevel"/>
     <w:tmpl w:val="BE682F50"/>
@@ -14469,7 +20544,156 @@
       </w:rPr>
     </w:lvl>
   </w:abstractNum>
-  <w:abstractNum w:abstractNumId="15" w15:restartNumberingAfterBreak="0">
+  <w:abstractNum w:abstractNumId="17" w15:restartNumberingAfterBreak="0">
+    <w:nsid w:val="35A77C07"/>
+    <w:multiLevelType w:val="multilevel"/>
+    <w:tmpl w:val="FD7624F0"/>
+    <w:lvl w:ilvl="0">
+      <w:start w:val="1"/>
+      <w:numFmt w:val="bullet"/>
+      <w:lvlText w:val=""/>
+      <w:lvlJc w:val="left"/>
+      <w:pPr>
+        <w:tabs>
+          <w:tab w:val="num" w:pos="720"/>
+        </w:tabs>
+        <w:ind w:left="720" w:hanging="360"/>
+      </w:pPr>
+      <w:rPr>
+        <w:rFonts w:ascii="Symbol" w:hAnsi="Symbol" w:hint="default"/>
+        <w:sz w:val="20"/>
+      </w:rPr>
+    </w:lvl>
+    <w:lvl w:ilvl="1" w:tentative="1">
+      <w:start w:val="1"/>
+      <w:numFmt w:val="bullet"/>
+      <w:lvlText w:val="o"/>
+      <w:lvlJc w:val="left"/>
+      <w:pPr>
+        <w:tabs>
+          <w:tab w:val="num" w:pos="1440"/>
+        </w:tabs>
+        <w:ind w:left="1440" w:hanging="360"/>
+      </w:pPr>
+      <w:rPr>
+        <w:rFonts w:ascii="Courier New" w:hAnsi="Courier New" w:hint="default"/>
+        <w:sz w:val="20"/>
+      </w:rPr>
+    </w:lvl>
+    <w:lvl w:ilvl="2" w:tentative="1">
+      <w:start w:val="1"/>
+      <w:numFmt w:val="bullet"/>
+      <w:lvlText w:val=""/>
+      <w:lvlJc w:val="left"/>
+      <w:pPr>
+        <w:tabs>
+          <w:tab w:val="num" w:pos="2160"/>
+        </w:tabs>
+        <w:ind w:left="2160" w:hanging="360"/>
+      </w:pPr>
+      <w:rPr>
+        <w:rFonts w:ascii="Wingdings" w:hAnsi="Wingdings" w:hint="default"/>
+        <w:sz w:val="20"/>
+      </w:rPr>
+    </w:lvl>
+    <w:lvl w:ilvl="3" w:tentative="1">
+      <w:start w:val="1"/>
+      <w:numFmt w:val="bullet"/>
+      <w:lvlText w:val=""/>
+      <w:lvlJc w:val="left"/>
+      <w:pPr>
+        <w:tabs>
+          <w:tab w:val="num" w:pos="2880"/>
+        </w:tabs>
+        <w:ind w:left="2880" w:hanging="360"/>
+      </w:pPr>
+      <w:rPr>
+        <w:rFonts w:ascii="Wingdings" w:hAnsi="Wingdings" w:hint="default"/>
+        <w:sz w:val="20"/>
+      </w:rPr>
+    </w:lvl>
+    <w:lvl w:ilvl="4" w:tentative="1">
+      <w:start w:val="1"/>
+      <w:numFmt w:val="bullet"/>
+      <w:lvlText w:val=""/>
+      <w:lvlJc w:val="left"/>
+      <w:pPr>
+        <w:tabs>
+          <w:tab w:val="num" w:pos="3600"/>
+        </w:tabs>
+        <w:ind w:left="3600" w:hanging="360"/>
+      </w:pPr>
+      <w:rPr>
+        <w:rFonts w:ascii="Wingdings" w:hAnsi="Wingdings" w:hint="default"/>
+        <w:sz w:val="20"/>
+      </w:rPr>
+    </w:lvl>
+    <w:lvl w:ilvl="5" w:tentative="1">
+      <w:start w:val="1"/>
+      <w:numFmt w:val="bullet"/>
+      <w:lvlText w:val=""/>
+      <w:lvlJc w:val="left"/>
+      <w:pPr>
+        <w:tabs>
+          <w:tab w:val="num" w:pos="4320"/>
+        </w:tabs>
+        <w:ind w:left="4320" w:hanging="360"/>
+      </w:pPr>
+      <w:rPr>
+        <w:rFonts w:ascii="Wingdings" w:hAnsi="Wingdings" w:hint="default"/>
+        <w:sz w:val="20"/>
+      </w:rPr>
+    </w:lvl>
+    <w:lvl w:ilvl="6" w:tentative="1">
+      <w:start w:val="1"/>
+      <w:numFmt w:val="bullet"/>
+      <w:lvlText w:val=""/>
+      <w:lvlJc w:val="left"/>
+      <w:pPr>
+        <w:tabs>
+          <w:tab w:val="num" w:pos="5040"/>
+        </w:tabs>
+        <w:ind w:left="5040" w:hanging="360"/>
+      </w:pPr>
+      <w:rPr>
+        <w:rFonts w:ascii="Wingdings" w:hAnsi="Wingdings" w:hint="default"/>
+        <w:sz w:val="20"/>
+      </w:rPr>
+    </w:lvl>
+    <w:lvl w:ilvl="7" w:tentative="1">
+      <w:start w:val="1"/>
+      <w:numFmt w:val="bullet"/>
+      <w:lvlText w:val=""/>
+      <w:lvlJc w:val="left"/>
+      <w:pPr>
+        <w:tabs>
+          <w:tab w:val="num" w:pos="5760"/>
+        </w:tabs>
+        <w:ind w:left="5760" w:hanging="360"/>
+      </w:pPr>
+      <w:rPr>
+        <w:rFonts w:ascii="Wingdings" w:hAnsi="Wingdings" w:hint="default"/>
+        <w:sz w:val="20"/>
+      </w:rPr>
+    </w:lvl>
+    <w:lvl w:ilvl="8" w:tentative="1">
+      <w:start w:val="1"/>
+      <w:numFmt w:val="bullet"/>
+      <w:lvlText w:val=""/>
+      <w:lvlJc w:val="left"/>
+      <w:pPr>
+        <w:tabs>
+          <w:tab w:val="num" w:pos="6480"/>
+        </w:tabs>
+        <w:ind w:left="6480" w:hanging="360"/>
+      </w:pPr>
+      <w:rPr>
+        <w:rFonts w:ascii="Wingdings" w:hAnsi="Wingdings" w:hint="default"/>
+        <w:sz w:val="20"/>
+      </w:rPr>
+    </w:lvl>
+  </w:abstractNum>
+  <w:abstractNum w:abstractNumId="18" w15:restartNumberingAfterBreak="0">
     <w:nsid w:val="366C05CE"/>
     <w:multiLevelType w:val="multilevel"/>
     <w:tmpl w:val="B5727A1E"/>
@@ -14618,7 +20842,7 @@
       </w:rPr>
     </w:lvl>
   </w:abstractNum>
-  <w:abstractNum w:abstractNumId="16" w15:restartNumberingAfterBreak="0">
+  <w:abstractNum w:abstractNumId="19" w15:restartNumberingAfterBreak="0">
     <w:nsid w:val="36B1670E"/>
     <w:multiLevelType w:val="multilevel"/>
     <w:tmpl w:val="B4BE642A"/>
@@ -14767,7 +20991,156 @@
       </w:rPr>
     </w:lvl>
   </w:abstractNum>
-  <w:abstractNum w:abstractNumId="17" w15:restartNumberingAfterBreak="0">
+  <w:abstractNum w:abstractNumId="20" w15:restartNumberingAfterBreak="0">
+    <w:nsid w:val="37481209"/>
+    <w:multiLevelType w:val="multilevel"/>
+    <w:tmpl w:val="0A604526"/>
+    <w:lvl w:ilvl="0">
+      <w:start w:val="1"/>
+      <w:numFmt w:val="bullet"/>
+      <w:lvlText w:val=""/>
+      <w:lvlJc w:val="left"/>
+      <w:pPr>
+        <w:tabs>
+          <w:tab w:val="num" w:pos="720"/>
+        </w:tabs>
+        <w:ind w:left="720" w:hanging="360"/>
+      </w:pPr>
+      <w:rPr>
+        <w:rFonts w:ascii="Symbol" w:hAnsi="Symbol" w:hint="default"/>
+        <w:sz w:val="20"/>
+      </w:rPr>
+    </w:lvl>
+    <w:lvl w:ilvl="1" w:tentative="1">
+      <w:start w:val="1"/>
+      <w:numFmt w:val="bullet"/>
+      <w:lvlText w:val="o"/>
+      <w:lvlJc w:val="left"/>
+      <w:pPr>
+        <w:tabs>
+          <w:tab w:val="num" w:pos="1440"/>
+        </w:tabs>
+        <w:ind w:left="1440" w:hanging="360"/>
+      </w:pPr>
+      <w:rPr>
+        <w:rFonts w:ascii="Courier New" w:hAnsi="Courier New" w:hint="default"/>
+        <w:sz w:val="20"/>
+      </w:rPr>
+    </w:lvl>
+    <w:lvl w:ilvl="2" w:tentative="1">
+      <w:start w:val="1"/>
+      <w:numFmt w:val="bullet"/>
+      <w:lvlText w:val=""/>
+      <w:lvlJc w:val="left"/>
+      <w:pPr>
+        <w:tabs>
+          <w:tab w:val="num" w:pos="2160"/>
+        </w:tabs>
+        <w:ind w:left="2160" w:hanging="360"/>
+      </w:pPr>
+      <w:rPr>
+        <w:rFonts w:ascii="Wingdings" w:hAnsi="Wingdings" w:hint="default"/>
+        <w:sz w:val="20"/>
+      </w:rPr>
+    </w:lvl>
+    <w:lvl w:ilvl="3" w:tentative="1">
+      <w:start w:val="1"/>
+      <w:numFmt w:val="bullet"/>
+      <w:lvlText w:val=""/>
+      <w:lvlJc w:val="left"/>
+      <w:pPr>
+        <w:tabs>
+          <w:tab w:val="num" w:pos="2880"/>
+        </w:tabs>
+        <w:ind w:left="2880" w:hanging="360"/>
+      </w:pPr>
+      <w:rPr>
+        <w:rFonts w:ascii="Wingdings" w:hAnsi="Wingdings" w:hint="default"/>
+        <w:sz w:val="20"/>
+      </w:rPr>
+    </w:lvl>
+    <w:lvl w:ilvl="4" w:tentative="1">
+      <w:start w:val="1"/>
+      <w:numFmt w:val="bullet"/>
+      <w:lvlText w:val=""/>
+      <w:lvlJc w:val="left"/>
+      <w:pPr>
+        <w:tabs>
+          <w:tab w:val="num" w:pos="3600"/>
+        </w:tabs>
+        <w:ind w:left="3600" w:hanging="360"/>
+      </w:pPr>
+      <w:rPr>
+        <w:rFonts w:ascii="Wingdings" w:hAnsi="Wingdings" w:hint="default"/>
+        <w:sz w:val="20"/>
+      </w:rPr>
+    </w:lvl>
+    <w:lvl w:ilvl="5" w:tentative="1">
+      <w:start w:val="1"/>
+      <w:numFmt w:val="bullet"/>
+      <w:lvlText w:val=""/>
+      <w:lvlJc w:val="left"/>
+      <w:pPr>
+        <w:tabs>
+          <w:tab w:val="num" w:pos="4320"/>
+        </w:tabs>
+        <w:ind w:left="4320" w:hanging="360"/>
+      </w:pPr>
+      <w:rPr>
+        <w:rFonts w:ascii="Wingdings" w:hAnsi="Wingdings" w:hint="default"/>
+        <w:sz w:val="20"/>
+      </w:rPr>
+    </w:lvl>
+    <w:lvl w:ilvl="6" w:tentative="1">
+      <w:start w:val="1"/>
+      <w:numFmt w:val="bullet"/>
+      <w:lvlText w:val=""/>
+      <w:lvlJc w:val="left"/>
+      <w:pPr>
+        <w:tabs>
+          <w:tab w:val="num" w:pos="5040"/>
+        </w:tabs>
+        <w:ind w:left="5040" w:hanging="360"/>
+      </w:pPr>
+      <w:rPr>
+        <w:rFonts w:ascii="Wingdings" w:hAnsi="Wingdings" w:hint="default"/>
+        <w:sz w:val="20"/>
+      </w:rPr>
+    </w:lvl>
+    <w:lvl w:ilvl="7" w:tentative="1">
+      <w:start w:val="1"/>
+      <w:numFmt w:val="bullet"/>
+      <w:lvlText w:val=""/>
+      <w:lvlJc w:val="left"/>
+      <w:pPr>
+        <w:tabs>
+          <w:tab w:val="num" w:pos="5760"/>
+        </w:tabs>
+        <w:ind w:left="5760" w:hanging="360"/>
+      </w:pPr>
+      <w:rPr>
+        <w:rFonts w:ascii="Wingdings" w:hAnsi="Wingdings" w:hint="default"/>
+        <w:sz w:val="20"/>
+      </w:rPr>
+    </w:lvl>
+    <w:lvl w:ilvl="8" w:tentative="1">
+      <w:start w:val="1"/>
+      <w:numFmt w:val="bullet"/>
+      <w:lvlText w:val=""/>
+      <w:lvlJc w:val="left"/>
+      <w:pPr>
+        <w:tabs>
+          <w:tab w:val="num" w:pos="6480"/>
+        </w:tabs>
+        <w:ind w:left="6480" w:hanging="360"/>
+      </w:pPr>
+      <w:rPr>
+        <w:rFonts w:ascii="Wingdings" w:hAnsi="Wingdings" w:hint="default"/>
+        <w:sz w:val="20"/>
+      </w:rPr>
+    </w:lvl>
+  </w:abstractNum>
+  <w:abstractNum w:abstractNumId="21" w15:restartNumberingAfterBreak="0">
     <w:nsid w:val="38555E1D"/>
     <w:multiLevelType w:val="multilevel"/>
     <w:tmpl w:val="8D707272"/>
@@ -14916,7 +21289,7 @@
       </w:rPr>
     </w:lvl>
   </w:abstractNum>
-  <w:abstractNum w:abstractNumId="18" w15:restartNumberingAfterBreak="0">
+  <w:abstractNum w:abstractNumId="22" w15:restartNumberingAfterBreak="0">
     <w:nsid w:val="3A1873EE"/>
     <w:multiLevelType w:val="multilevel"/>
     <w:tmpl w:val="8982DF7A"/>
@@ -15065,7 +21438,7 @@
       </w:rPr>
     </w:lvl>
   </w:abstractNum>
-  <w:abstractNum w:abstractNumId="19" w15:restartNumberingAfterBreak="0">
+  <w:abstractNum w:abstractNumId="23" w15:restartNumberingAfterBreak="0">
     <w:nsid w:val="3AA34B89"/>
     <w:multiLevelType w:val="multilevel"/>
     <w:tmpl w:val="34D41F62"/>
@@ -15214,7 +21587,7 @@
       </w:rPr>
     </w:lvl>
   </w:abstractNum>
-  <w:abstractNum w:abstractNumId="20" w15:restartNumberingAfterBreak="0">
+  <w:abstractNum w:abstractNumId="24" w15:restartNumberingAfterBreak="0">
     <w:nsid w:val="3C164EAE"/>
     <w:multiLevelType w:val="multilevel"/>
     <w:tmpl w:val="764A7F80"/>
@@ -15363,7 +21736,7 @@
       </w:rPr>
     </w:lvl>
   </w:abstractNum>
-  <w:abstractNum w:abstractNumId="21" w15:restartNumberingAfterBreak="0">
+  <w:abstractNum w:abstractNumId="25" w15:restartNumberingAfterBreak="0">
     <w:nsid w:val="3C4D2170"/>
     <w:multiLevelType w:val="multilevel"/>
     <w:tmpl w:val="F5D0C846"/>
@@ -15512,7 +21885,7 @@
       </w:rPr>
     </w:lvl>
   </w:abstractNum>
-  <w:abstractNum w:abstractNumId="22" w15:restartNumberingAfterBreak="0">
+  <w:abstractNum w:abstractNumId="26" w15:restartNumberingAfterBreak="0">
     <w:nsid w:val="3C9553DC"/>
     <w:multiLevelType w:val="multilevel"/>
     <w:tmpl w:val="B5B45D70"/>
@@ -15661,7 +22034,7 @@
       </w:rPr>
     </w:lvl>
   </w:abstractNum>
-  <w:abstractNum w:abstractNumId="23" w15:restartNumberingAfterBreak="0">
+  <w:abstractNum w:abstractNumId="27" w15:restartNumberingAfterBreak="0">
     <w:nsid w:val="3DD719C5"/>
     <w:multiLevelType w:val="multilevel"/>
     <w:tmpl w:val="865E28D0"/>
@@ -15810,7 +22183,156 @@
       </w:rPr>
     </w:lvl>
   </w:abstractNum>
-  <w:abstractNum w:abstractNumId="24" w15:restartNumberingAfterBreak="0">
+  <w:abstractNum w:abstractNumId="28" w15:restartNumberingAfterBreak="0">
+    <w:nsid w:val="3EC54915"/>
+    <w:multiLevelType w:val="multilevel"/>
+    <w:tmpl w:val="D226B374"/>
+    <w:lvl w:ilvl="0">
+      <w:start w:val="1"/>
+      <w:numFmt w:val="bullet"/>
+      <w:lvlText w:val=""/>
+      <w:lvlJc w:val="left"/>
+      <w:pPr>
+        <w:tabs>
+          <w:tab w:val="num" w:pos="720"/>
+        </w:tabs>
+        <w:ind w:left="720" w:hanging="360"/>
+      </w:pPr>
+      <w:rPr>
+        <w:rFonts w:ascii="Symbol" w:hAnsi="Symbol" w:hint="default"/>
+        <w:sz w:val="20"/>
+      </w:rPr>
+    </w:lvl>
+    <w:lvl w:ilvl="1" w:tentative="1">
+      <w:start w:val="1"/>
+      <w:numFmt w:val="bullet"/>
+      <w:lvlText w:val="o"/>
+      <w:lvlJc w:val="left"/>
+      <w:pPr>
+        <w:tabs>
+          <w:tab w:val="num" w:pos="1440"/>
+        </w:tabs>
+        <w:ind w:left="1440" w:hanging="360"/>
+      </w:pPr>
+      <w:rPr>
+        <w:rFonts w:ascii="Courier New" w:hAnsi="Courier New" w:hint="default"/>
+        <w:sz w:val="20"/>
+      </w:rPr>
+    </w:lvl>
+    <w:lvl w:ilvl="2" w:tentative="1">
+      <w:start w:val="1"/>
+      <w:numFmt w:val="bullet"/>
+      <w:lvlText w:val=""/>
+      <w:lvlJc w:val="left"/>
+      <w:pPr>
+        <w:tabs>
+          <w:tab w:val="num" w:pos="2160"/>
+        </w:tabs>
+        <w:ind w:left="2160" w:hanging="360"/>
+      </w:pPr>
+      <w:rPr>
+        <w:rFonts w:ascii="Wingdings" w:hAnsi="Wingdings" w:hint="default"/>
+        <w:sz w:val="20"/>
+      </w:rPr>
+    </w:lvl>
+    <w:lvl w:ilvl="3" w:tentative="1">
+      <w:start w:val="1"/>
+      <w:numFmt w:val="bullet"/>
+      <w:lvlText w:val=""/>
+      <w:lvlJc w:val="left"/>
+      <w:pPr>
+        <w:tabs>
+          <w:tab w:val="num" w:pos="2880"/>
+        </w:tabs>
+        <w:ind w:left="2880" w:hanging="360"/>
+      </w:pPr>
+      <w:rPr>
+        <w:rFonts w:ascii="Wingdings" w:hAnsi="Wingdings" w:hint="default"/>
+        <w:sz w:val="20"/>
+      </w:rPr>
+    </w:lvl>
+    <w:lvl w:ilvl="4" w:tentative="1">
+      <w:start w:val="1"/>
+      <w:numFmt w:val="bullet"/>
+      <w:lvlText w:val=""/>
+      <w:lvlJc w:val="left"/>
+      <w:pPr>
+        <w:tabs>
+          <w:tab w:val="num" w:pos="3600"/>
+        </w:tabs>
+        <w:ind w:left="3600" w:hanging="360"/>
+      </w:pPr>
+      <w:rPr>
+        <w:rFonts w:ascii="Wingdings" w:hAnsi="Wingdings" w:hint="default"/>
+        <w:sz w:val="20"/>
+      </w:rPr>
+    </w:lvl>
+    <w:lvl w:ilvl="5" w:tentative="1">
+      <w:start w:val="1"/>
+      <w:numFmt w:val="bullet"/>
+      <w:lvlText w:val=""/>
+      <w:lvlJc w:val="left"/>
+      <w:pPr>
+        <w:tabs>
+          <w:tab w:val="num" w:pos="4320"/>
+        </w:tabs>
+        <w:ind w:left="4320" w:hanging="360"/>
+      </w:pPr>
+      <w:rPr>
+        <w:rFonts w:ascii="Wingdings" w:hAnsi="Wingdings" w:hint="default"/>
+        <w:sz w:val="20"/>
+      </w:rPr>
+    </w:lvl>
+    <w:lvl w:ilvl="6" w:tentative="1">
+      <w:start w:val="1"/>
+      <w:numFmt w:val="bullet"/>
+      <w:lvlText w:val=""/>
+      <w:lvlJc w:val="left"/>
+      <w:pPr>
+        <w:tabs>
+          <w:tab w:val="num" w:pos="5040"/>
+        </w:tabs>
+        <w:ind w:left="5040" w:hanging="360"/>
+      </w:pPr>
+      <w:rPr>
+        <w:rFonts w:ascii="Wingdings" w:hAnsi="Wingdings" w:hint="default"/>
+        <w:sz w:val="20"/>
+      </w:rPr>
+    </w:lvl>
+    <w:lvl w:ilvl="7" w:tentative="1">
+      <w:start w:val="1"/>
+      <w:numFmt w:val="bullet"/>
+      <w:lvlText w:val=""/>
+      <w:lvlJc w:val="left"/>
+      <w:pPr>
+        <w:tabs>
+          <w:tab w:val="num" w:pos="5760"/>
+        </w:tabs>
+        <w:ind w:left="5760" w:hanging="360"/>
+      </w:pPr>
+      <w:rPr>
+        <w:rFonts w:ascii="Wingdings" w:hAnsi="Wingdings" w:hint="default"/>
+        <w:sz w:val="20"/>
+      </w:rPr>
+    </w:lvl>
+    <w:lvl w:ilvl="8" w:tentative="1">
+      <w:start w:val="1"/>
+      <w:numFmt w:val="bullet"/>
+      <w:lvlText w:val=""/>
+      <w:lvlJc w:val="left"/>
+      <w:pPr>
+        <w:tabs>
+          <w:tab w:val="num" w:pos="6480"/>
+        </w:tabs>
+        <w:ind w:left="6480" w:hanging="360"/>
+      </w:pPr>
+      <w:rPr>
+        <w:rFonts w:ascii="Wingdings" w:hAnsi="Wingdings" w:hint="default"/>
+        <w:sz w:val="20"/>
+      </w:rPr>
+    </w:lvl>
+  </w:abstractNum>
+  <w:abstractNum w:abstractNumId="29" w15:restartNumberingAfterBreak="0">
     <w:nsid w:val="3F6009D8"/>
     <w:multiLevelType w:val="multilevel"/>
     <w:tmpl w:val="BE6608D8"/>
@@ -15959,7 +22481,454 @@
       </w:rPr>
     </w:lvl>
   </w:abstractNum>
-  <w:abstractNum w:abstractNumId="25" w15:restartNumberingAfterBreak="0">
+  <w:abstractNum w:abstractNumId="30" w15:restartNumberingAfterBreak="0">
+    <w:nsid w:val="425878B6"/>
+    <w:multiLevelType w:val="multilevel"/>
+    <w:tmpl w:val="73D2CA14"/>
+    <w:lvl w:ilvl="0">
+      <w:start w:val="1"/>
+      <w:numFmt w:val="bullet"/>
+      <w:lvlText w:val=""/>
+      <w:lvlJc w:val="left"/>
+      <w:pPr>
+        <w:tabs>
+          <w:tab w:val="num" w:pos="720"/>
+        </w:tabs>
+        <w:ind w:left="720" w:hanging="360"/>
+      </w:pPr>
+      <w:rPr>
+        <w:rFonts w:ascii="Symbol" w:hAnsi="Symbol" w:hint="default"/>
+        <w:sz w:val="20"/>
+      </w:rPr>
+    </w:lvl>
+    <w:lvl w:ilvl="1" w:tentative="1">
+      <w:start w:val="1"/>
+      <w:numFmt w:val="bullet"/>
+      <w:lvlText w:val="o"/>
+      <w:lvlJc w:val="left"/>
+      <w:pPr>
+        <w:tabs>
+          <w:tab w:val="num" w:pos="1440"/>
+        </w:tabs>
+        <w:ind w:left="1440" w:hanging="360"/>
+      </w:pPr>
+      <w:rPr>
+        <w:rFonts w:ascii="Courier New" w:hAnsi="Courier New" w:hint="default"/>
+        <w:sz w:val="20"/>
+      </w:rPr>
+    </w:lvl>
+    <w:lvl w:ilvl="2" w:tentative="1">
+      <w:start w:val="1"/>
+      <w:numFmt w:val="bullet"/>
+      <w:lvlText w:val=""/>
+      <w:lvlJc w:val="left"/>
+      <w:pPr>
+        <w:tabs>
+          <w:tab w:val="num" w:pos="2160"/>
+        </w:tabs>
+        <w:ind w:left="2160" w:hanging="360"/>
+      </w:pPr>
+      <w:rPr>
+        <w:rFonts w:ascii="Wingdings" w:hAnsi="Wingdings" w:hint="default"/>
+        <w:sz w:val="20"/>
+      </w:rPr>
+    </w:lvl>
+    <w:lvl w:ilvl="3" w:tentative="1">
+      <w:start w:val="1"/>
+      <w:numFmt w:val="bullet"/>
+      <w:lvlText w:val=""/>
+      <w:lvlJc w:val="left"/>
+      <w:pPr>
+        <w:tabs>
+          <w:tab w:val="num" w:pos="2880"/>
+        </w:tabs>
+        <w:ind w:left="2880" w:hanging="360"/>
+      </w:pPr>
+      <w:rPr>
+        <w:rFonts w:ascii="Wingdings" w:hAnsi="Wingdings" w:hint="default"/>
+        <w:sz w:val="20"/>
+      </w:rPr>
+    </w:lvl>
+    <w:lvl w:ilvl="4" w:tentative="1">
+      <w:start w:val="1"/>
+      <w:numFmt w:val="bullet"/>
+      <w:lvlText w:val=""/>
+      <w:lvlJc w:val="left"/>
+      <w:pPr>
+        <w:tabs>
+          <w:tab w:val="num" w:pos="3600"/>
+        </w:tabs>
+        <w:ind w:left="3600" w:hanging="360"/>
+      </w:pPr>
+      <w:rPr>
+        <w:rFonts w:ascii="Wingdings" w:hAnsi="Wingdings" w:hint="default"/>
+        <w:sz w:val="20"/>
+      </w:rPr>
+    </w:lvl>
+    <w:lvl w:ilvl="5" w:tentative="1">
+      <w:start w:val="1"/>
+      <w:numFmt w:val="bullet"/>
+      <w:lvlText w:val=""/>
+      <w:lvlJc w:val="left"/>
+      <w:pPr>
+        <w:tabs>
+          <w:tab w:val="num" w:pos="4320"/>
+        </w:tabs>
+        <w:ind w:left="4320" w:hanging="360"/>
+      </w:pPr>
+      <w:rPr>
+        <w:rFonts w:ascii="Wingdings" w:hAnsi="Wingdings" w:hint="default"/>
+        <w:sz w:val="20"/>
+      </w:rPr>
+    </w:lvl>
+    <w:lvl w:ilvl="6" w:tentative="1">
+      <w:start w:val="1"/>
+      <w:numFmt w:val="bullet"/>
+      <w:lvlText w:val=""/>
+      <w:lvlJc w:val="left"/>
+      <w:pPr>
+        <w:tabs>
+          <w:tab w:val="num" w:pos="5040"/>
+        </w:tabs>
+        <w:ind w:left="5040" w:hanging="360"/>
+      </w:pPr>
+      <w:rPr>
+        <w:rFonts w:ascii="Wingdings" w:hAnsi="Wingdings" w:hint="default"/>
+        <w:sz w:val="20"/>
+      </w:rPr>
+    </w:lvl>
+    <w:lvl w:ilvl="7" w:tentative="1">
+      <w:start w:val="1"/>
+      <w:numFmt w:val="bullet"/>
+      <w:lvlText w:val=""/>
+      <w:lvlJc w:val="left"/>
+      <w:pPr>
+        <w:tabs>
+          <w:tab w:val="num" w:pos="5760"/>
+        </w:tabs>
+        <w:ind w:left="5760" w:hanging="360"/>
+      </w:pPr>
+      <w:rPr>
+        <w:rFonts w:ascii="Wingdings" w:hAnsi="Wingdings" w:hint="default"/>
+        <w:sz w:val="20"/>
+      </w:rPr>
+    </w:lvl>
+    <w:lvl w:ilvl="8" w:tentative="1">
+      <w:start w:val="1"/>
+      <w:numFmt w:val="bullet"/>
+      <w:lvlText w:val=""/>
+      <w:lvlJc w:val="left"/>
+      <w:pPr>
+        <w:tabs>
+          <w:tab w:val="num" w:pos="6480"/>
+        </w:tabs>
+        <w:ind w:left="6480" w:hanging="360"/>
+      </w:pPr>
+      <w:rPr>
+        <w:rFonts w:ascii="Wingdings" w:hAnsi="Wingdings" w:hint="default"/>
+        <w:sz w:val="20"/>
+      </w:rPr>
+    </w:lvl>
+  </w:abstractNum>
+  <w:abstractNum w:abstractNumId="31" w15:restartNumberingAfterBreak="0">
+    <w:nsid w:val="42A97DA6"/>
+    <w:multiLevelType w:val="multilevel"/>
+    <w:tmpl w:val="374E1E9C"/>
+    <w:lvl w:ilvl="0">
+      <w:start w:val="1"/>
+      <w:numFmt w:val="bullet"/>
+      <w:lvlText w:val=""/>
+      <w:lvlJc w:val="left"/>
+      <w:pPr>
+        <w:tabs>
+          <w:tab w:val="num" w:pos="720"/>
+        </w:tabs>
+        <w:ind w:left="720" w:hanging="360"/>
+      </w:pPr>
+      <w:rPr>
+        <w:rFonts w:ascii="Symbol" w:hAnsi="Symbol" w:hint="default"/>
+        <w:sz w:val="20"/>
+      </w:rPr>
+    </w:lvl>
+    <w:lvl w:ilvl="1" w:tentative="1">
+      <w:start w:val="1"/>
+      <w:numFmt w:val="bullet"/>
+      <w:lvlText w:val="o"/>
+      <w:lvlJc w:val="left"/>
+      <w:pPr>
+        <w:tabs>
+          <w:tab w:val="num" w:pos="1440"/>
+        </w:tabs>
+        <w:ind w:left="1440" w:hanging="360"/>
+      </w:pPr>
+      <w:rPr>
+        <w:rFonts w:ascii="Courier New" w:hAnsi="Courier New" w:hint="default"/>
+        <w:sz w:val="20"/>
+      </w:rPr>
+    </w:lvl>
+    <w:lvl w:ilvl="2" w:tentative="1">
+      <w:start w:val="1"/>
+      <w:numFmt w:val="bullet"/>
+      <w:lvlText w:val=""/>
+      <w:lvlJc w:val="left"/>
+      <w:pPr>
+        <w:tabs>
+          <w:tab w:val="num" w:pos="2160"/>
+        </w:tabs>
+        <w:ind w:left="2160" w:hanging="360"/>
+      </w:pPr>
+      <w:rPr>
+        <w:rFonts w:ascii="Wingdings" w:hAnsi="Wingdings" w:hint="default"/>
+        <w:sz w:val="20"/>
+      </w:rPr>
+    </w:lvl>
+    <w:lvl w:ilvl="3" w:tentative="1">
+      <w:start w:val="1"/>
+      <w:numFmt w:val="bullet"/>
+      <w:lvlText w:val=""/>
+      <w:lvlJc w:val="left"/>
+      <w:pPr>
+        <w:tabs>
+          <w:tab w:val="num" w:pos="2880"/>
+        </w:tabs>
+        <w:ind w:left="2880" w:hanging="360"/>
+      </w:pPr>
+      <w:rPr>
+        <w:rFonts w:ascii="Wingdings" w:hAnsi="Wingdings" w:hint="default"/>
+        <w:sz w:val="20"/>
+      </w:rPr>
+    </w:lvl>
+    <w:lvl w:ilvl="4" w:tentative="1">
+      <w:start w:val="1"/>
+      <w:numFmt w:val="bullet"/>
+      <w:lvlText w:val=""/>
+      <w:lvlJc w:val="left"/>
+      <w:pPr>
+        <w:tabs>
+          <w:tab w:val="num" w:pos="3600"/>
+        </w:tabs>
+        <w:ind w:left="3600" w:hanging="360"/>
+      </w:pPr>
+      <w:rPr>
+        <w:rFonts w:ascii="Wingdings" w:hAnsi="Wingdings" w:hint="default"/>
+        <w:sz w:val="20"/>
+      </w:rPr>
+    </w:lvl>
+    <w:lvl w:ilvl="5" w:tentative="1">
+      <w:start w:val="1"/>
+      <w:numFmt w:val="bullet"/>
+      <w:lvlText w:val=""/>
+      <w:lvlJc w:val="left"/>
+      <w:pPr>
+        <w:tabs>
+          <w:tab w:val="num" w:pos="4320"/>
+        </w:tabs>
+        <w:ind w:left="4320" w:hanging="360"/>
+      </w:pPr>
+      <w:rPr>
+        <w:rFonts w:ascii="Wingdings" w:hAnsi="Wingdings" w:hint="default"/>
+        <w:sz w:val="20"/>
+      </w:rPr>
+    </w:lvl>
+    <w:lvl w:ilvl="6" w:tentative="1">
+      <w:start w:val="1"/>
+      <w:numFmt w:val="bullet"/>
+      <w:lvlText w:val=""/>
+      <w:lvlJc w:val="left"/>
+      <w:pPr>
+        <w:tabs>
+          <w:tab w:val="num" w:pos="5040"/>
+        </w:tabs>
+        <w:ind w:left="5040" w:hanging="360"/>
+      </w:pPr>
+      <w:rPr>
+        <w:rFonts w:ascii="Wingdings" w:hAnsi="Wingdings" w:hint="default"/>
+        <w:sz w:val="20"/>
+      </w:rPr>
+    </w:lvl>
+    <w:lvl w:ilvl="7" w:tentative="1">
+      <w:start w:val="1"/>
+      <w:numFmt w:val="bullet"/>
+      <w:lvlText w:val=""/>
+      <w:lvlJc w:val="left"/>
+      <w:pPr>
+        <w:tabs>
+          <w:tab w:val="num" w:pos="5760"/>
+        </w:tabs>
+        <w:ind w:left="5760" w:hanging="360"/>
+      </w:pPr>
+      <w:rPr>
+        <w:rFonts w:ascii="Wingdings" w:hAnsi="Wingdings" w:hint="default"/>
+        <w:sz w:val="20"/>
+      </w:rPr>
+    </w:lvl>
+    <w:lvl w:ilvl="8" w:tentative="1">
+      <w:start w:val="1"/>
+      <w:numFmt w:val="bullet"/>
+      <w:lvlText w:val=""/>
+      <w:lvlJc w:val="left"/>
+      <w:pPr>
+        <w:tabs>
+          <w:tab w:val="num" w:pos="6480"/>
+        </w:tabs>
+        <w:ind w:left="6480" w:hanging="360"/>
+      </w:pPr>
+      <w:rPr>
+        <w:rFonts w:ascii="Wingdings" w:hAnsi="Wingdings" w:hint="default"/>
+        <w:sz w:val="20"/>
+      </w:rPr>
+    </w:lvl>
+  </w:abstractNum>
+  <w:abstractNum w:abstractNumId="32" w15:restartNumberingAfterBreak="0">
+    <w:nsid w:val="44DC6B89"/>
+    <w:multiLevelType w:val="multilevel"/>
+    <w:tmpl w:val="676CFAAE"/>
+    <w:lvl w:ilvl="0">
+      <w:start w:val="1"/>
+      <w:numFmt w:val="bullet"/>
+      <w:lvlText w:val=""/>
+      <w:lvlJc w:val="left"/>
+      <w:pPr>
+        <w:tabs>
+          <w:tab w:val="num" w:pos="720"/>
+        </w:tabs>
+        <w:ind w:left="720" w:hanging="360"/>
+      </w:pPr>
+      <w:rPr>
+        <w:rFonts w:ascii="Symbol" w:hAnsi="Symbol" w:hint="default"/>
+        <w:sz w:val="20"/>
+      </w:rPr>
+    </w:lvl>
+    <w:lvl w:ilvl="1" w:tentative="1">
+      <w:start w:val="1"/>
+      <w:numFmt w:val="bullet"/>
+      <w:lvlText w:val="o"/>
+      <w:lvlJc w:val="left"/>
+      <w:pPr>
+        <w:tabs>
+          <w:tab w:val="num" w:pos="1440"/>
+        </w:tabs>
+        <w:ind w:left="1440" w:hanging="360"/>
+      </w:pPr>
+      <w:rPr>
+        <w:rFonts w:ascii="Courier New" w:hAnsi="Courier New" w:hint="default"/>
+        <w:sz w:val="20"/>
+      </w:rPr>
+    </w:lvl>
+    <w:lvl w:ilvl="2" w:tentative="1">
+      <w:start w:val="1"/>
+      <w:numFmt w:val="bullet"/>
+      <w:lvlText w:val=""/>
+      <w:lvlJc w:val="left"/>
+      <w:pPr>
+        <w:tabs>
+          <w:tab w:val="num" w:pos="2160"/>
+        </w:tabs>
+        <w:ind w:left="2160" w:hanging="360"/>
+      </w:pPr>
+      <w:rPr>
+        <w:rFonts w:ascii="Wingdings" w:hAnsi="Wingdings" w:hint="default"/>
+        <w:sz w:val="20"/>
+      </w:rPr>
+    </w:lvl>
+    <w:lvl w:ilvl="3" w:tentative="1">
+      <w:start w:val="1"/>
+      <w:numFmt w:val="bullet"/>
+      <w:lvlText w:val=""/>
+      <w:lvlJc w:val="left"/>
+      <w:pPr>
+        <w:tabs>
+          <w:tab w:val="num" w:pos="2880"/>
+        </w:tabs>
+        <w:ind w:left="2880" w:hanging="360"/>
+      </w:pPr>
+      <w:rPr>
+        <w:rFonts w:ascii="Wingdings" w:hAnsi="Wingdings" w:hint="default"/>
+        <w:sz w:val="20"/>
+      </w:rPr>
+    </w:lvl>
+    <w:lvl w:ilvl="4" w:tentative="1">
+      <w:start w:val="1"/>
+      <w:numFmt w:val="bullet"/>
+      <w:lvlText w:val=""/>
+      <w:lvlJc w:val="left"/>
+      <w:pPr>
+        <w:tabs>
+          <w:tab w:val="num" w:pos="3600"/>
+        </w:tabs>
+        <w:ind w:left="3600" w:hanging="360"/>
+      </w:pPr>
+      <w:rPr>
+        <w:rFonts w:ascii="Wingdings" w:hAnsi="Wingdings" w:hint="default"/>
+        <w:sz w:val="20"/>
+      </w:rPr>
+    </w:lvl>
+    <w:lvl w:ilvl="5" w:tentative="1">
+      <w:start w:val="1"/>
+      <w:numFmt w:val="bullet"/>
+      <w:lvlText w:val=""/>
+      <w:lvlJc w:val="left"/>
+      <w:pPr>
+        <w:tabs>
+          <w:tab w:val="num" w:pos="4320"/>
+        </w:tabs>
+        <w:ind w:left="4320" w:hanging="360"/>
+      </w:pPr>
+      <w:rPr>
+        <w:rFonts w:ascii="Wingdings" w:hAnsi="Wingdings" w:hint="default"/>
+        <w:sz w:val="20"/>
+      </w:rPr>
+    </w:lvl>
+    <w:lvl w:ilvl="6" w:tentative="1">
+      <w:start w:val="1"/>
+      <w:numFmt w:val="bullet"/>
+      <w:lvlText w:val=""/>
+      <w:lvlJc w:val="left"/>
+      <w:pPr>
+        <w:tabs>
+          <w:tab w:val="num" w:pos="5040"/>
+        </w:tabs>
+        <w:ind w:left="5040" w:hanging="360"/>
+      </w:pPr>
+      <w:rPr>
+        <w:rFonts w:ascii="Wingdings" w:hAnsi="Wingdings" w:hint="default"/>
+        <w:sz w:val="20"/>
+      </w:rPr>
+    </w:lvl>
+    <w:lvl w:ilvl="7" w:tentative="1">
+      <w:start w:val="1"/>
+      <w:numFmt w:val="bullet"/>
+      <w:lvlText w:val=""/>
+      <w:lvlJc w:val="left"/>
+      <w:pPr>
+        <w:tabs>
+          <w:tab w:val="num" w:pos="5760"/>
+        </w:tabs>
+        <w:ind w:left="5760" w:hanging="360"/>
+      </w:pPr>
+      <w:rPr>
+        <w:rFonts w:ascii="Wingdings" w:hAnsi="Wingdings" w:hint="default"/>
+        <w:sz w:val="20"/>
+      </w:rPr>
+    </w:lvl>
+    <w:lvl w:ilvl="8" w:tentative="1">
+      <w:start w:val="1"/>
+      <w:numFmt w:val="bullet"/>
+      <w:lvlText w:val=""/>
+      <w:lvlJc w:val="left"/>
+      <w:pPr>
+        <w:tabs>
+          <w:tab w:val="num" w:pos="6480"/>
+        </w:tabs>
+        <w:ind w:left="6480" w:hanging="360"/>
+      </w:pPr>
+      <w:rPr>
+        <w:rFonts w:ascii="Wingdings" w:hAnsi="Wingdings" w:hint="default"/>
+        <w:sz w:val="20"/>
+      </w:rPr>
+    </w:lvl>
+  </w:abstractNum>
+  <w:abstractNum w:abstractNumId="33" w15:restartNumberingAfterBreak="0">
     <w:nsid w:val="465F660E"/>
     <w:multiLevelType w:val="multilevel"/>
     <w:tmpl w:val="DB480832"/>
@@ -16108,7 +23077,305 @@
       </w:rPr>
     </w:lvl>
   </w:abstractNum>
-  <w:abstractNum w:abstractNumId="26" w15:restartNumberingAfterBreak="0">
+  <w:abstractNum w:abstractNumId="34" w15:restartNumberingAfterBreak="0">
+    <w:nsid w:val="49B3268F"/>
+    <w:multiLevelType w:val="multilevel"/>
+    <w:tmpl w:val="C972CB7E"/>
+    <w:lvl w:ilvl="0">
+      <w:start w:val="1"/>
+      <w:numFmt w:val="bullet"/>
+      <w:lvlText w:val=""/>
+      <w:lvlJc w:val="left"/>
+      <w:pPr>
+        <w:tabs>
+          <w:tab w:val="num" w:pos="720"/>
+        </w:tabs>
+        <w:ind w:left="720" w:hanging="360"/>
+      </w:pPr>
+      <w:rPr>
+        <w:rFonts w:ascii="Symbol" w:hAnsi="Symbol" w:hint="default"/>
+        <w:sz w:val="20"/>
+      </w:rPr>
+    </w:lvl>
+    <w:lvl w:ilvl="1" w:tentative="1">
+      <w:start w:val="1"/>
+      <w:numFmt w:val="bullet"/>
+      <w:lvlText w:val="o"/>
+      <w:lvlJc w:val="left"/>
+      <w:pPr>
+        <w:tabs>
+          <w:tab w:val="num" w:pos="1440"/>
+        </w:tabs>
+        <w:ind w:left="1440" w:hanging="360"/>
+      </w:pPr>
+      <w:rPr>
+        <w:rFonts w:ascii="Courier New" w:hAnsi="Courier New" w:hint="default"/>
+        <w:sz w:val="20"/>
+      </w:rPr>
+    </w:lvl>
+    <w:lvl w:ilvl="2" w:tentative="1">
+      <w:start w:val="1"/>
+      <w:numFmt w:val="bullet"/>
+      <w:lvlText w:val=""/>
+      <w:lvlJc w:val="left"/>
+      <w:pPr>
+        <w:tabs>
+          <w:tab w:val="num" w:pos="2160"/>
+        </w:tabs>
+        <w:ind w:left="2160" w:hanging="360"/>
+      </w:pPr>
+      <w:rPr>
+        <w:rFonts w:ascii="Wingdings" w:hAnsi="Wingdings" w:hint="default"/>
+        <w:sz w:val="20"/>
+      </w:rPr>
+    </w:lvl>
+    <w:lvl w:ilvl="3" w:tentative="1">
+      <w:start w:val="1"/>
+      <w:numFmt w:val="bullet"/>
+      <w:lvlText w:val=""/>
+      <w:lvlJc w:val="left"/>
+      <w:pPr>
+        <w:tabs>
+          <w:tab w:val="num" w:pos="2880"/>
+        </w:tabs>
+        <w:ind w:left="2880" w:hanging="360"/>
+      </w:pPr>
+      <w:rPr>
+        <w:rFonts w:ascii="Wingdings" w:hAnsi="Wingdings" w:hint="default"/>
+        <w:sz w:val="20"/>
+      </w:rPr>
+    </w:lvl>
+    <w:lvl w:ilvl="4" w:tentative="1">
+      <w:start w:val="1"/>
+      <w:numFmt w:val="bullet"/>
+      <w:lvlText w:val=""/>
+      <w:lvlJc w:val="left"/>
+      <w:pPr>
+        <w:tabs>
+          <w:tab w:val="num" w:pos="3600"/>
+        </w:tabs>
+        <w:ind w:left="3600" w:hanging="360"/>
+      </w:pPr>
+      <w:rPr>
+        <w:rFonts w:ascii="Wingdings" w:hAnsi="Wingdings" w:hint="default"/>
+        <w:sz w:val="20"/>
+      </w:rPr>
+    </w:lvl>
+    <w:lvl w:ilvl="5" w:tentative="1">
+      <w:start w:val="1"/>
+      <w:numFmt w:val="bullet"/>
+      <w:lvlText w:val=""/>
+      <w:lvlJc w:val="left"/>
+      <w:pPr>
+        <w:tabs>
+          <w:tab w:val="num" w:pos="4320"/>
+        </w:tabs>
+        <w:ind w:left="4320" w:hanging="360"/>
+      </w:pPr>
+      <w:rPr>
+        <w:rFonts w:ascii="Wingdings" w:hAnsi="Wingdings" w:hint="default"/>
+        <w:sz w:val="20"/>
+      </w:rPr>
+    </w:lvl>
+    <w:lvl w:ilvl="6" w:tentative="1">
+      <w:start w:val="1"/>
+      <w:numFmt w:val="bullet"/>
+      <w:lvlText w:val=""/>
+      <w:lvlJc w:val="left"/>
+      <w:pPr>
+        <w:tabs>
+          <w:tab w:val="num" w:pos="5040"/>
+        </w:tabs>
+        <w:ind w:left="5040" w:hanging="360"/>
+      </w:pPr>
+      <w:rPr>
+        <w:rFonts w:ascii="Wingdings" w:hAnsi="Wingdings" w:hint="default"/>
+        <w:sz w:val="20"/>
+      </w:rPr>
+    </w:lvl>
+    <w:lvl w:ilvl="7" w:tentative="1">
+      <w:start w:val="1"/>
+      <w:numFmt w:val="bullet"/>
+      <w:lvlText w:val=""/>
+      <w:lvlJc w:val="left"/>
+      <w:pPr>
+        <w:tabs>
+          <w:tab w:val="num" w:pos="5760"/>
+        </w:tabs>
+        <w:ind w:left="5760" w:hanging="360"/>
+      </w:pPr>
+      <w:rPr>
+        <w:rFonts w:ascii="Wingdings" w:hAnsi="Wingdings" w:hint="default"/>
+        <w:sz w:val="20"/>
+      </w:rPr>
+    </w:lvl>
+    <w:lvl w:ilvl="8" w:tentative="1">
+      <w:start w:val="1"/>
+      <w:numFmt w:val="bullet"/>
+      <w:lvlText w:val=""/>
+      <w:lvlJc w:val="left"/>
+      <w:pPr>
+        <w:tabs>
+          <w:tab w:val="num" w:pos="6480"/>
+        </w:tabs>
+        <w:ind w:left="6480" w:hanging="360"/>
+      </w:pPr>
+      <w:rPr>
+        <w:rFonts w:ascii="Wingdings" w:hAnsi="Wingdings" w:hint="default"/>
+        <w:sz w:val="20"/>
+      </w:rPr>
+    </w:lvl>
+  </w:abstractNum>
+  <w:abstractNum w:abstractNumId="35" w15:restartNumberingAfterBreak="0">
+    <w:nsid w:val="4B5545FF"/>
+    <w:multiLevelType w:val="multilevel"/>
+    <w:tmpl w:val="23DE85B8"/>
+    <w:lvl w:ilvl="0">
+      <w:start w:val="1"/>
+      <w:numFmt w:val="bullet"/>
+      <w:lvlText w:val=""/>
+      <w:lvlJc w:val="left"/>
+      <w:pPr>
+        <w:tabs>
+          <w:tab w:val="num" w:pos="720"/>
+        </w:tabs>
+        <w:ind w:left="720" w:hanging="360"/>
+      </w:pPr>
+      <w:rPr>
+        <w:rFonts w:ascii="Symbol" w:hAnsi="Symbol" w:hint="default"/>
+        <w:sz w:val="20"/>
+      </w:rPr>
+    </w:lvl>
+    <w:lvl w:ilvl="1" w:tentative="1">
+      <w:start w:val="1"/>
+      <w:numFmt w:val="bullet"/>
+      <w:lvlText w:val="o"/>
+      <w:lvlJc w:val="left"/>
+      <w:pPr>
+        <w:tabs>
+          <w:tab w:val="num" w:pos="1440"/>
+        </w:tabs>
+        <w:ind w:left="1440" w:hanging="360"/>
+      </w:pPr>
+      <w:rPr>
+        <w:rFonts w:ascii="Courier New" w:hAnsi="Courier New" w:hint="default"/>
+        <w:sz w:val="20"/>
+      </w:rPr>
+    </w:lvl>
+    <w:lvl w:ilvl="2" w:tentative="1">
+      <w:start w:val="1"/>
+      <w:numFmt w:val="bullet"/>
+      <w:lvlText w:val=""/>
+      <w:lvlJc w:val="left"/>
+      <w:pPr>
+        <w:tabs>
+          <w:tab w:val="num" w:pos="2160"/>
+        </w:tabs>
+        <w:ind w:left="2160" w:hanging="360"/>
+      </w:pPr>
+      <w:rPr>
+        <w:rFonts w:ascii="Wingdings" w:hAnsi="Wingdings" w:hint="default"/>
+        <w:sz w:val="20"/>
+      </w:rPr>
+    </w:lvl>
+    <w:lvl w:ilvl="3" w:tentative="1">
+      <w:start w:val="1"/>
+      <w:numFmt w:val="bullet"/>
+      <w:lvlText w:val=""/>
+      <w:lvlJc w:val="left"/>
+      <w:pPr>
+        <w:tabs>
+          <w:tab w:val="num" w:pos="2880"/>
+        </w:tabs>
+        <w:ind w:left="2880" w:hanging="360"/>
+      </w:pPr>
+      <w:rPr>
+        <w:rFonts w:ascii="Wingdings" w:hAnsi="Wingdings" w:hint="default"/>
+        <w:sz w:val="20"/>
+      </w:rPr>
+    </w:lvl>
+    <w:lvl w:ilvl="4" w:tentative="1">
+      <w:start w:val="1"/>
+      <w:numFmt w:val="bullet"/>
+      <w:lvlText w:val=""/>
+      <w:lvlJc w:val="left"/>
+      <w:pPr>
+        <w:tabs>
+          <w:tab w:val="num" w:pos="3600"/>
+        </w:tabs>
+        <w:ind w:left="3600" w:hanging="360"/>
+      </w:pPr>
+      <w:rPr>
+        <w:rFonts w:ascii="Wingdings" w:hAnsi="Wingdings" w:hint="default"/>
+        <w:sz w:val="20"/>
+      </w:rPr>
+    </w:lvl>
+    <w:lvl w:ilvl="5" w:tentative="1">
+      <w:start w:val="1"/>
+      <w:numFmt w:val="bullet"/>
+      <w:lvlText w:val=""/>
+      <w:lvlJc w:val="left"/>
+      <w:pPr>
+        <w:tabs>
+          <w:tab w:val="num" w:pos="4320"/>
+        </w:tabs>
+        <w:ind w:left="4320" w:hanging="360"/>
+      </w:pPr>
+      <w:rPr>
+        <w:rFonts w:ascii="Wingdings" w:hAnsi="Wingdings" w:hint="default"/>
+        <w:sz w:val="20"/>
+      </w:rPr>
+    </w:lvl>
+    <w:lvl w:ilvl="6" w:tentative="1">
+      <w:start w:val="1"/>
+      <w:numFmt w:val="bullet"/>
+      <w:lvlText w:val=""/>
+      <w:lvlJc w:val="left"/>
+      <w:pPr>
+        <w:tabs>
+          <w:tab w:val="num" w:pos="5040"/>
+        </w:tabs>
+        <w:ind w:left="5040" w:hanging="360"/>
+      </w:pPr>
+      <w:rPr>
+        <w:rFonts w:ascii="Wingdings" w:hAnsi="Wingdings" w:hint="default"/>
+        <w:sz w:val="20"/>
+      </w:rPr>
+    </w:lvl>
+    <w:lvl w:ilvl="7" w:tentative="1">
+      <w:start w:val="1"/>
+      <w:numFmt w:val="bullet"/>
+      <w:lvlText w:val=""/>
+      <w:lvlJc w:val="left"/>
+      <w:pPr>
+        <w:tabs>
+          <w:tab w:val="num" w:pos="5760"/>
+        </w:tabs>
+        <w:ind w:left="5760" w:hanging="360"/>
+      </w:pPr>
+      <w:rPr>
+        <w:rFonts w:ascii="Wingdings" w:hAnsi="Wingdings" w:hint="default"/>
+        <w:sz w:val="20"/>
+      </w:rPr>
+    </w:lvl>
+    <w:lvl w:ilvl="8" w:tentative="1">
+      <w:start w:val="1"/>
+      <w:numFmt w:val="bullet"/>
+      <w:lvlText w:val=""/>
+      <w:lvlJc w:val="left"/>
+      <w:pPr>
+        <w:tabs>
+          <w:tab w:val="num" w:pos="6480"/>
+        </w:tabs>
+        <w:ind w:left="6480" w:hanging="360"/>
+      </w:pPr>
+      <w:rPr>
+        <w:rFonts w:ascii="Wingdings" w:hAnsi="Wingdings" w:hint="default"/>
+        <w:sz w:val="20"/>
+      </w:rPr>
+    </w:lvl>
+  </w:abstractNum>
+  <w:abstractNum w:abstractNumId="36" w15:restartNumberingAfterBreak="0">
     <w:nsid w:val="4C412CD5"/>
     <w:multiLevelType w:val="multilevel"/>
     <w:tmpl w:val="41E0A034"/>
@@ -16257,7 +23524,7 @@
       </w:rPr>
     </w:lvl>
   </w:abstractNum>
-  <w:abstractNum w:abstractNumId="27" w15:restartNumberingAfterBreak="0">
+  <w:abstractNum w:abstractNumId="37" w15:restartNumberingAfterBreak="0">
     <w:nsid w:val="4E027A96"/>
     <w:multiLevelType w:val="multilevel"/>
     <w:tmpl w:val="43E28B24"/>
@@ -16406,7 +23673,7 @@
       </w:rPr>
     </w:lvl>
   </w:abstractNum>
-  <w:abstractNum w:abstractNumId="28" w15:restartNumberingAfterBreak="0">
+  <w:abstractNum w:abstractNumId="38" w15:restartNumberingAfterBreak="0">
     <w:nsid w:val="4EAA0876"/>
     <w:multiLevelType w:val="multilevel"/>
     <w:tmpl w:val="921A58B0"/>
@@ -16555,7 +23822,7 @@
       </w:rPr>
     </w:lvl>
   </w:abstractNum>
-  <w:abstractNum w:abstractNumId="29" w15:restartNumberingAfterBreak="0">
+  <w:abstractNum w:abstractNumId="39" w15:restartNumberingAfterBreak="0">
     <w:nsid w:val="4EB5386E"/>
     <w:multiLevelType w:val="multilevel"/>
     <w:tmpl w:val="3274DC7A"/>
@@ -16704,7 +23971,7 @@
       </w:rPr>
     </w:lvl>
   </w:abstractNum>
-  <w:abstractNum w:abstractNumId="30" w15:restartNumberingAfterBreak="0">
+  <w:abstractNum w:abstractNumId="40" w15:restartNumberingAfterBreak="0">
     <w:nsid w:val="4F511D69"/>
     <w:multiLevelType w:val="multilevel"/>
     <w:tmpl w:val="03E82A4A"/>
@@ -16853,7 +24120,7 @@
       </w:rPr>
     </w:lvl>
   </w:abstractNum>
-  <w:abstractNum w:abstractNumId="31" w15:restartNumberingAfterBreak="0">
+  <w:abstractNum w:abstractNumId="41" w15:restartNumberingAfterBreak="0">
     <w:nsid w:val="50732209"/>
     <w:multiLevelType w:val="multilevel"/>
     <w:tmpl w:val="B540DCD8"/>
@@ -17002,7 +24269,156 @@
       </w:rPr>
     </w:lvl>
   </w:abstractNum>
-  <w:abstractNum w:abstractNumId="32" w15:restartNumberingAfterBreak="0">
+  <w:abstractNum w:abstractNumId="42" w15:restartNumberingAfterBreak="0">
+    <w:nsid w:val="53617670"/>
+    <w:multiLevelType w:val="multilevel"/>
+    <w:tmpl w:val="0D62E4FE"/>
+    <w:lvl w:ilvl="0">
+      <w:start w:val="1"/>
+      <w:numFmt w:val="bullet"/>
+      <w:lvlText w:val=""/>
+      <w:lvlJc w:val="left"/>
+      <w:pPr>
+        <w:tabs>
+          <w:tab w:val="num" w:pos="720"/>
+        </w:tabs>
+        <w:ind w:left="720" w:hanging="360"/>
+      </w:pPr>
+      <w:rPr>
+        <w:rFonts w:ascii="Symbol" w:hAnsi="Symbol" w:hint="default"/>
+        <w:sz w:val="20"/>
+      </w:rPr>
+    </w:lvl>
+    <w:lvl w:ilvl="1" w:tentative="1">
+      <w:start w:val="1"/>
+      <w:numFmt w:val="bullet"/>
+      <w:lvlText w:val="o"/>
+      <w:lvlJc w:val="left"/>
+      <w:pPr>
+        <w:tabs>
+          <w:tab w:val="num" w:pos="1440"/>
+        </w:tabs>
+        <w:ind w:left="1440" w:hanging="360"/>
+      </w:pPr>
+      <w:rPr>
+        <w:rFonts w:ascii="Courier New" w:hAnsi="Courier New" w:hint="default"/>
+        <w:sz w:val="20"/>
+      </w:rPr>
+    </w:lvl>
+    <w:lvl w:ilvl="2" w:tentative="1">
+      <w:start w:val="1"/>
+      <w:numFmt w:val="bullet"/>
+      <w:lvlText w:val=""/>
+      <w:lvlJc w:val="left"/>
+      <w:pPr>
+        <w:tabs>
+          <w:tab w:val="num" w:pos="2160"/>
+        </w:tabs>
+        <w:ind w:left="2160" w:hanging="360"/>
+      </w:pPr>
+      <w:rPr>
+        <w:rFonts w:ascii="Wingdings" w:hAnsi="Wingdings" w:hint="default"/>
+        <w:sz w:val="20"/>
+      </w:rPr>
+    </w:lvl>
+    <w:lvl w:ilvl="3" w:tentative="1">
+      <w:start w:val="1"/>
+      <w:numFmt w:val="bullet"/>
+      <w:lvlText w:val=""/>
+      <w:lvlJc w:val="left"/>
+      <w:pPr>
+        <w:tabs>
+          <w:tab w:val="num" w:pos="2880"/>
+        </w:tabs>
+        <w:ind w:left="2880" w:hanging="360"/>
+      </w:pPr>
+      <w:rPr>
+        <w:rFonts w:ascii="Wingdings" w:hAnsi="Wingdings" w:hint="default"/>
+        <w:sz w:val="20"/>
+      </w:rPr>
+    </w:lvl>
+    <w:lvl w:ilvl="4" w:tentative="1">
+      <w:start w:val="1"/>
+      <w:numFmt w:val="bullet"/>
+      <w:lvlText w:val=""/>
+      <w:lvlJc w:val="left"/>
+      <w:pPr>
+        <w:tabs>
+          <w:tab w:val="num" w:pos="3600"/>
+        </w:tabs>
+        <w:ind w:left="3600" w:hanging="360"/>
+      </w:pPr>
+      <w:rPr>
+        <w:rFonts w:ascii="Wingdings" w:hAnsi="Wingdings" w:hint="default"/>
+        <w:sz w:val="20"/>
+      </w:rPr>
+    </w:lvl>
+    <w:lvl w:ilvl="5" w:tentative="1">
+      <w:start w:val="1"/>
+      <w:numFmt w:val="bullet"/>
+      <w:lvlText w:val=""/>
+      <w:lvlJc w:val="left"/>
+      <w:pPr>
+        <w:tabs>
+          <w:tab w:val="num" w:pos="4320"/>
+        </w:tabs>
+        <w:ind w:left="4320" w:hanging="360"/>
+      </w:pPr>
+      <w:rPr>
+        <w:rFonts w:ascii="Wingdings" w:hAnsi="Wingdings" w:hint="default"/>
+        <w:sz w:val="20"/>
+      </w:rPr>
+    </w:lvl>
+    <w:lvl w:ilvl="6" w:tentative="1">
+      <w:start w:val="1"/>
+      <w:numFmt w:val="bullet"/>
+      <w:lvlText w:val=""/>
+      <w:lvlJc w:val="left"/>
+      <w:pPr>
+        <w:tabs>
+          <w:tab w:val="num" w:pos="5040"/>
+        </w:tabs>
+        <w:ind w:left="5040" w:hanging="360"/>
+      </w:pPr>
+      <w:rPr>
+        <w:rFonts w:ascii="Wingdings" w:hAnsi="Wingdings" w:hint="default"/>
+        <w:sz w:val="20"/>
+      </w:rPr>
+    </w:lvl>
+    <w:lvl w:ilvl="7" w:tentative="1">
+      <w:start w:val="1"/>
+      <w:numFmt w:val="bullet"/>
+      <w:lvlText w:val=""/>
+      <w:lvlJc w:val="left"/>
+      <w:pPr>
+        <w:tabs>
+          <w:tab w:val="num" w:pos="5760"/>
+        </w:tabs>
+        <w:ind w:left="5760" w:hanging="360"/>
+      </w:pPr>
+      <w:rPr>
+        <w:rFonts w:ascii="Wingdings" w:hAnsi="Wingdings" w:hint="default"/>
+        <w:sz w:val="20"/>
+      </w:rPr>
+    </w:lvl>
+    <w:lvl w:ilvl="8" w:tentative="1">
+      <w:start w:val="1"/>
+      <w:numFmt w:val="bullet"/>
+      <w:lvlText w:val=""/>
+      <w:lvlJc w:val="left"/>
+      <w:pPr>
+        <w:tabs>
+          <w:tab w:val="num" w:pos="6480"/>
+        </w:tabs>
+        <w:ind w:left="6480" w:hanging="360"/>
+      </w:pPr>
+      <w:rPr>
+        <w:rFonts w:ascii="Wingdings" w:hAnsi="Wingdings" w:hint="default"/>
+        <w:sz w:val="20"/>
+      </w:rPr>
+    </w:lvl>
+  </w:abstractNum>
+  <w:abstractNum w:abstractNumId="43" w15:restartNumberingAfterBreak="0">
     <w:nsid w:val="552373D0"/>
     <w:multiLevelType w:val="multilevel"/>
     <w:tmpl w:val="7EE451E8"/>
@@ -17151,7 +24567,7 @@
       </w:rPr>
     </w:lvl>
   </w:abstractNum>
-  <w:abstractNum w:abstractNumId="33" w15:restartNumberingAfterBreak="0">
+  <w:abstractNum w:abstractNumId="44" w15:restartNumberingAfterBreak="0">
     <w:nsid w:val="5537797C"/>
     <w:multiLevelType w:val="multilevel"/>
     <w:tmpl w:val="A1BC5846"/>
@@ -17300,7 +24716,7 @@
       </w:rPr>
     </w:lvl>
   </w:abstractNum>
-  <w:abstractNum w:abstractNumId="34" w15:restartNumberingAfterBreak="0">
+  <w:abstractNum w:abstractNumId="45" w15:restartNumberingAfterBreak="0">
     <w:nsid w:val="56BF278A"/>
     <w:multiLevelType w:val="multilevel"/>
     <w:tmpl w:val="24344246"/>
@@ -17449,7 +24865,7 @@
       </w:rPr>
     </w:lvl>
   </w:abstractNum>
-  <w:abstractNum w:abstractNumId="35" w15:restartNumberingAfterBreak="0">
+  <w:abstractNum w:abstractNumId="46" w15:restartNumberingAfterBreak="0">
     <w:nsid w:val="5E38653D"/>
     <w:multiLevelType w:val="multilevel"/>
     <w:tmpl w:val="413295CC"/>
@@ -17598,7 +25014,7 @@
       </w:rPr>
     </w:lvl>
   </w:abstractNum>
-  <w:abstractNum w:abstractNumId="36" w15:restartNumberingAfterBreak="0">
+  <w:abstractNum w:abstractNumId="47" w15:restartNumberingAfterBreak="0">
     <w:nsid w:val="5E582F65"/>
     <w:multiLevelType w:val="multilevel"/>
     <w:tmpl w:val="06E2566C"/>
@@ -17747,7 +25163,7 @@
       </w:rPr>
     </w:lvl>
   </w:abstractNum>
-  <w:abstractNum w:abstractNumId="37" w15:restartNumberingAfterBreak="0">
+  <w:abstractNum w:abstractNumId="48" w15:restartNumberingAfterBreak="0">
     <w:nsid w:val="5F1D2978"/>
     <w:multiLevelType w:val="multilevel"/>
     <w:tmpl w:val="4692AC98"/>
@@ -17896,7 +25312,7 @@
       </w:rPr>
     </w:lvl>
   </w:abstractNum>
-  <w:abstractNum w:abstractNumId="38" w15:restartNumberingAfterBreak="0">
+  <w:abstractNum w:abstractNumId="49" w15:restartNumberingAfterBreak="0">
     <w:nsid w:val="652D440D"/>
     <w:multiLevelType w:val="multilevel"/>
     <w:tmpl w:val="F446C006"/>
@@ -18045,7 +25461,7 @@
       </w:rPr>
     </w:lvl>
   </w:abstractNum>
-  <w:abstractNum w:abstractNumId="39" w15:restartNumberingAfterBreak="0">
+  <w:abstractNum w:abstractNumId="50" w15:restartNumberingAfterBreak="0">
     <w:nsid w:val="694A0643"/>
     <w:multiLevelType w:val="multilevel"/>
     <w:tmpl w:val="C21EB274"/>
@@ -18194,7 +25610,7 @@
       </w:rPr>
     </w:lvl>
   </w:abstractNum>
-  <w:abstractNum w:abstractNumId="40" w15:restartNumberingAfterBreak="0">
+  <w:abstractNum w:abstractNumId="51" w15:restartNumberingAfterBreak="0">
     <w:nsid w:val="6C7E6356"/>
     <w:multiLevelType w:val="multilevel"/>
     <w:tmpl w:val="571E82FC"/>
@@ -18343,7 +25759,7 @@
       </w:rPr>
     </w:lvl>
   </w:abstractNum>
-  <w:abstractNum w:abstractNumId="41" w15:restartNumberingAfterBreak="0">
+  <w:abstractNum w:abstractNumId="52" w15:restartNumberingAfterBreak="0">
     <w:nsid w:val="6F055CE4"/>
     <w:multiLevelType w:val="multilevel"/>
     <w:tmpl w:val="CAC0C87A"/>
@@ -18492,7 +25908,7 @@
       </w:rPr>
     </w:lvl>
   </w:abstractNum>
-  <w:abstractNum w:abstractNumId="42" w15:restartNumberingAfterBreak="0">
+  <w:abstractNum w:abstractNumId="53" w15:restartNumberingAfterBreak="0">
     <w:nsid w:val="717616E5"/>
     <w:multiLevelType w:val="multilevel"/>
     <w:tmpl w:val="FD541308"/>
@@ -18641,7 +26057,7 @@
       </w:rPr>
     </w:lvl>
   </w:abstractNum>
-  <w:abstractNum w:abstractNumId="43" w15:restartNumberingAfterBreak="0">
+  <w:abstractNum w:abstractNumId="54" w15:restartNumberingAfterBreak="0">
     <w:nsid w:val="72377256"/>
     <w:multiLevelType w:val="multilevel"/>
     <w:tmpl w:val="2B8AD100"/>
@@ -18790,7 +26206,7 @@
       </w:rPr>
     </w:lvl>
   </w:abstractNum>
-  <w:abstractNum w:abstractNumId="44" w15:restartNumberingAfterBreak="0">
+  <w:abstractNum w:abstractNumId="55" w15:restartNumberingAfterBreak="0">
     <w:nsid w:val="72AE4FC0"/>
     <w:multiLevelType w:val="multilevel"/>
     <w:tmpl w:val="98E8796C"/>
@@ -18939,7 +26355,7 @@
       </w:rPr>
     </w:lvl>
   </w:abstractNum>
-  <w:abstractNum w:abstractNumId="45" w15:restartNumberingAfterBreak="0">
+  <w:abstractNum w:abstractNumId="56" w15:restartNumberingAfterBreak="0">
     <w:nsid w:val="73AE27AA"/>
     <w:multiLevelType w:val="multilevel"/>
     <w:tmpl w:val="BEB25FC4"/>
@@ -19088,7 +26504,7 @@
       </w:rPr>
     </w:lvl>
   </w:abstractNum>
-  <w:abstractNum w:abstractNumId="46" w15:restartNumberingAfterBreak="0">
+  <w:abstractNum w:abstractNumId="57" w15:restartNumberingAfterBreak="0">
     <w:nsid w:val="7401231D"/>
     <w:multiLevelType w:val="multilevel"/>
     <w:tmpl w:val="7BBA1344"/>
@@ -19237,7 +26653,7 @@
       </w:rPr>
     </w:lvl>
   </w:abstractNum>
-  <w:abstractNum w:abstractNumId="47" w15:restartNumberingAfterBreak="0">
+  <w:abstractNum w:abstractNumId="58" w15:restartNumberingAfterBreak="0">
     <w:nsid w:val="78F81F8B"/>
     <w:multiLevelType w:val="multilevel"/>
     <w:tmpl w:val="8CFE654E"/>
@@ -19386,7 +26802,156 @@
       </w:rPr>
     </w:lvl>
   </w:abstractNum>
-  <w:abstractNum w:abstractNumId="48" w15:restartNumberingAfterBreak="0">
+  <w:abstractNum w:abstractNumId="59" w15:restartNumberingAfterBreak="0">
+    <w:nsid w:val="79354567"/>
+    <w:multiLevelType w:val="multilevel"/>
+    <w:tmpl w:val="A438AB5E"/>
+    <w:lvl w:ilvl="0">
+      <w:start w:val="1"/>
+      <w:numFmt w:val="bullet"/>
+      <w:lvlText w:val=""/>
+      <w:lvlJc w:val="left"/>
+      <w:pPr>
+        <w:tabs>
+          <w:tab w:val="num" w:pos="720"/>
+        </w:tabs>
+        <w:ind w:left="720" w:hanging="360"/>
+      </w:pPr>
+      <w:rPr>
+        <w:rFonts w:ascii="Symbol" w:hAnsi="Symbol" w:hint="default"/>
+        <w:sz w:val="20"/>
+      </w:rPr>
+    </w:lvl>
+    <w:lvl w:ilvl="1" w:tentative="1">
+      <w:start w:val="1"/>
+      <w:numFmt w:val="bullet"/>
+      <w:lvlText w:val="o"/>
+      <w:lvlJc w:val="left"/>
+      <w:pPr>
+        <w:tabs>
+          <w:tab w:val="num" w:pos="1440"/>
+        </w:tabs>
+        <w:ind w:left="1440" w:hanging="360"/>
+      </w:pPr>
+      <w:rPr>
+        <w:rFonts w:ascii="Courier New" w:hAnsi="Courier New" w:hint="default"/>
+        <w:sz w:val="20"/>
+      </w:rPr>
+    </w:lvl>
+    <w:lvl w:ilvl="2" w:tentative="1">
+      <w:start w:val="1"/>
+      <w:numFmt w:val="bullet"/>
+      <w:lvlText w:val=""/>
+      <w:lvlJc w:val="left"/>
+      <w:pPr>
+        <w:tabs>
+          <w:tab w:val="num" w:pos="2160"/>
+        </w:tabs>
+        <w:ind w:left="2160" w:hanging="360"/>
+      </w:pPr>
+      <w:rPr>
+        <w:rFonts w:ascii="Wingdings" w:hAnsi="Wingdings" w:hint="default"/>
+        <w:sz w:val="20"/>
+      </w:rPr>
+    </w:lvl>
+    <w:lvl w:ilvl="3" w:tentative="1">
+      <w:start w:val="1"/>
+      <w:numFmt w:val="bullet"/>
+      <w:lvlText w:val=""/>
+      <w:lvlJc w:val="left"/>
+      <w:pPr>
+        <w:tabs>
+          <w:tab w:val="num" w:pos="2880"/>
+        </w:tabs>
+        <w:ind w:left="2880" w:hanging="360"/>
+      </w:pPr>
+      <w:rPr>
+        <w:rFonts w:ascii="Wingdings" w:hAnsi="Wingdings" w:hint="default"/>
+        <w:sz w:val="20"/>
+      </w:rPr>
+    </w:lvl>
+    <w:lvl w:ilvl="4" w:tentative="1">
+      <w:start w:val="1"/>
+      <w:numFmt w:val="bullet"/>
+      <w:lvlText w:val=""/>
+      <w:lvlJc w:val="left"/>
+      <w:pPr>
+        <w:tabs>
+          <w:tab w:val="num" w:pos="3600"/>
+        </w:tabs>
+        <w:ind w:left="3600" w:hanging="360"/>
+      </w:pPr>
+      <w:rPr>
+        <w:rFonts w:ascii="Wingdings" w:hAnsi="Wingdings" w:hint="default"/>
+        <w:sz w:val="20"/>
+      </w:rPr>
+    </w:lvl>
+    <w:lvl w:ilvl="5" w:tentative="1">
+      <w:start w:val="1"/>
+      <w:numFmt w:val="bullet"/>
+      <w:lvlText w:val=""/>
+      <w:lvlJc w:val="left"/>
+      <w:pPr>
+        <w:tabs>
+          <w:tab w:val="num" w:pos="4320"/>
+        </w:tabs>
+        <w:ind w:left="4320" w:hanging="360"/>
+      </w:pPr>
+      <w:rPr>
+        <w:rFonts w:ascii="Wingdings" w:hAnsi="Wingdings" w:hint="default"/>
+        <w:sz w:val="20"/>
+      </w:rPr>
+    </w:lvl>
+    <w:lvl w:ilvl="6" w:tentative="1">
+      <w:start w:val="1"/>
+      <w:numFmt w:val="bullet"/>
+      <w:lvlText w:val=""/>
+      <w:lvlJc w:val="left"/>
+      <w:pPr>
+        <w:tabs>
+          <w:tab w:val="num" w:pos="5040"/>
+        </w:tabs>
+        <w:ind w:left="5040" w:hanging="360"/>
+      </w:pPr>
+      <w:rPr>
+        <w:rFonts w:ascii="Wingdings" w:hAnsi="Wingdings" w:hint="default"/>
+        <w:sz w:val="20"/>
+      </w:rPr>
+    </w:lvl>
+    <w:lvl w:ilvl="7" w:tentative="1">
+      <w:start w:val="1"/>
+      <w:numFmt w:val="bullet"/>
+      <w:lvlText w:val=""/>
+      <w:lvlJc w:val="left"/>
+      <w:pPr>
+        <w:tabs>
+          <w:tab w:val="num" w:pos="5760"/>
+        </w:tabs>
+        <w:ind w:left="5760" w:hanging="360"/>
+      </w:pPr>
+      <w:rPr>
+        <w:rFonts w:ascii="Wingdings" w:hAnsi="Wingdings" w:hint="default"/>
+        <w:sz w:val="20"/>
+      </w:rPr>
+    </w:lvl>
+    <w:lvl w:ilvl="8" w:tentative="1">
+      <w:start w:val="1"/>
+      <w:numFmt w:val="bullet"/>
+      <w:lvlText w:val=""/>
+      <w:lvlJc w:val="left"/>
+      <w:pPr>
+        <w:tabs>
+          <w:tab w:val="num" w:pos="6480"/>
+        </w:tabs>
+        <w:ind w:left="6480" w:hanging="360"/>
+      </w:pPr>
+      <w:rPr>
+        <w:rFonts w:ascii="Wingdings" w:hAnsi="Wingdings" w:hint="default"/>
+        <w:sz w:val="20"/>
+      </w:rPr>
+    </w:lvl>
+  </w:abstractNum>
+  <w:abstractNum w:abstractNumId="60" w15:restartNumberingAfterBreak="0">
     <w:nsid w:val="7AC11F0B"/>
     <w:multiLevelType w:val="multilevel"/>
     <w:tmpl w:val="50321D54"/>
@@ -19535,7 +27100,7 @@
       </w:rPr>
     </w:lvl>
   </w:abstractNum>
-  <w:abstractNum w:abstractNumId="49" w15:restartNumberingAfterBreak="0">
+  <w:abstractNum w:abstractNumId="61" w15:restartNumberingAfterBreak="0">
     <w:nsid w:val="7B6E6D94"/>
     <w:multiLevelType w:val="multilevel"/>
     <w:tmpl w:val="28801200"/>
@@ -19684,7 +27249,7 @@
       </w:rPr>
     </w:lvl>
   </w:abstractNum>
-  <w:abstractNum w:abstractNumId="50" w15:restartNumberingAfterBreak="0">
+  <w:abstractNum w:abstractNumId="62" w15:restartNumberingAfterBreak="0">
     <w:nsid w:val="7D062A6A"/>
     <w:multiLevelType w:val="multilevel"/>
     <w:tmpl w:val="BC0A77CA"/>
@@ -19833,7 +27398,7 @@
       </w:rPr>
     </w:lvl>
   </w:abstractNum>
-  <w:abstractNum w:abstractNumId="51" w15:restartNumberingAfterBreak="0">
+  <w:abstractNum w:abstractNumId="63" w15:restartNumberingAfterBreak="0">
     <w:nsid w:val="7FA07205"/>
     <w:multiLevelType w:val="multilevel"/>
     <w:tmpl w:val="FC74707A"/>
@@ -19983,28 +27548,28 @@
     </w:lvl>
   </w:abstractNum>
   <w:num w:numId="1">
-    <w:abstractNumId w:val="47"/>
+    <w:abstractNumId w:val="58"/>
   </w:num>
   <w:num w:numId="2">
-    <w:abstractNumId w:val="35"/>
+    <w:abstractNumId w:val="46"/>
   </w:num>
   <w:num w:numId="3">
-    <w:abstractNumId w:val="13"/>
+    <w:abstractNumId w:val="15"/>
   </w:num>
   <w:num w:numId="4">
-    <w:abstractNumId w:val="24"/>
+    <w:abstractNumId w:val="29"/>
   </w:num>
   <w:num w:numId="5">
-    <w:abstractNumId w:val="31"/>
+    <w:abstractNumId w:val="41"/>
   </w:num>
   <w:num w:numId="6">
-    <w:abstractNumId w:val="38"/>
+    <w:abstractNumId w:val="49"/>
   </w:num>
   <w:num w:numId="7">
     <w:abstractNumId w:val="5"/>
   </w:num>
   <w:num w:numId="8">
-    <w:abstractNumId w:val="36"/>
+    <w:abstractNumId w:val="47"/>
   </w:num>
   <w:num w:numId="9">
     <w:abstractNumId w:val="0"/>
@@ -20013,58 +27578,58 @@
     <w:abstractNumId w:val="1"/>
   </w:num>
   <w:num w:numId="11">
+    <w:abstractNumId w:val="56"/>
+  </w:num>
+  <w:num w:numId="12">
+    <w:abstractNumId w:val="24"/>
+  </w:num>
+  <w:num w:numId="13">
+    <w:abstractNumId w:val="50"/>
+  </w:num>
+  <w:num w:numId="14">
     <w:abstractNumId w:val="45"/>
   </w:num>
-  <w:num w:numId="12">
-    <w:abstractNumId w:val="20"/>
-  </w:num>
-  <w:num w:numId="13">
-    <w:abstractNumId w:val="39"/>
-  </w:num>
-  <w:num w:numId="14">
-    <w:abstractNumId w:val="34"/>
-  </w:num>
   <w:num w:numId="15">
-    <w:abstractNumId w:val="42"/>
+    <w:abstractNumId w:val="53"/>
   </w:num>
   <w:num w:numId="16">
-    <w:abstractNumId w:val="28"/>
+    <w:abstractNumId w:val="38"/>
   </w:num>
   <w:num w:numId="17">
-    <w:abstractNumId w:val="32"/>
+    <w:abstractNumId w:val="43"/>
   </w:num>
   <w:num w:numId="18">
+    <w:abstractNumId w:val="44"/>
+  </w:num>
+  <w:num w:numId="19">
+    <w:abstractNumId w:val="54"/>
+  </w:num>
+  <w:num w:numId="20">
+    <w:abstractNumId w:val="37"/>
+  </w:num>
+  <w:num w:numId="21">
+    <w:abstractNumId w:val="16"/>
+  </w:num>
+  <w:num w:numId="22">
     <w:abstractNumId w:val="33"/>
   </w:num>
-  <w:num w:numId="19">
-    <w:abstractNumId w:val="43"/>
-  </w:num>
-  <w:num w:numId="20">
-    <w:abstractNumId w:val="27"/>
-  </w:num>
-  <w:num w:numId="21">
-    <w:abstractNumId w:val="14"/>
-  </w:num>
-  <w:num w:numId="22">
-    <w:abstractNumId w:val="25"/>
-  </w:num>
   <w:num w:numId="23">
-    <w:abstractNumId w:val="41"/>
+    <w:abstractNumId w:val="52"/>
   </w:num>
   <w:num w:numId="24">
-    <w:abstractNumId w:val="15"/>
+    <w:abstractNumId w:val="18"/>
   </w:num>
   <w:num w:numId="25">
-    <w:abstractNumId w:val="11"/>
+    <w:abstractNumId w:val="13"/>
   </w:num>
   <w:num w:numId="26">
-    <w:abstractNumId w:val="49"/>
+    <w:abstractNumId w:val="61"/>
   </w:num>
   <w:num w:numId="27">
-    <w:abstractNumId w:val="48"/>
+    <w:abstractNumId w:val="60"/>
   </w:num>
   <w:num w:numId="28">
-    <w:abstractNumId w:val="18"/>
+    <w:abstractNumId w:val="22"/>
   </w:num>
   <w:num w:numId="29">
     <w:abstractNumId w:val="3"/>
@@ -20073,72 +27638,108 @@
     <w:abstractNumId w:val="6"/>
   </w:num>
   <w:num w:numId="31">
-    <w:abstractNumId w:val="30"/>
+    <w:abstractNumId w:val="40"/>
   </w:num>
   <w:num w:numId="32">
-    <w:abstractNumId w:val="44"/>
+    <w:abstractNumId w:val="55"/>
   </w:num>
   <w:num w:numId="33">
     <w:abstractNumId w:val="4"/>
   </w:num>
   <w:num w:numId="34">
-    <w:abstractNumId w:val="51"/>
+    <w:abstractNumId w:val="63"/>
   </w:num>
   <w:num w:numId="35">
-    <w:abstractNumId w:val="26"/>
+    <w:abstractNumId w:val="36"/>
   </w:num>
   <w:num w:numId="36">
-    <w:abstractNumId w:val="16"/>
+    <w:abstractNumId w:val="19"/>
   </w:num>
   <w:num w:numId="37">
     <w:abstractNumId w:val="8"/>
   </w:num>
   <w:num w:numId="38">
-    <w:abstractNumId w:val="29"/>
+    <w:abstractNumId w:val="39"/>
   </w:num>
   <w:num w:numId="39">
-    <w:abstractNumId w:val="40"/>
+    <w:abstractNumId w:val="51"/>
   </w:num>
   <w:num w:numId="40">
-    <w:abstractNumId w:val="23"/>
+    <w:abstractNumId w:val="27"/>
   </w:num>
   <w:num w:numId="41">
     <w:abstractNumId w:val="7"/>
   </w:num>
   <w:num w:numId="42">
-    <w:abstractNumId w:val="12"/>
+    <w:abstractNumId w:val="14"/>
   </w:num>
   <w:num w:numId="43">
-    <w:abstractNumId w:val="19"/>
+    <w:abstractNumId w:val="23"/>
   </w:num>
   <w:num w:numId="44">
+    <w:abstractNumId w:val="11"/>
+  </w:num>
+  <w:num w:numId="45">
+    <w:abstractNumId w:val="48"/>
+  </w:num>
+  <w:num w:numId="46">
     <w:abstractNumId w:val="10"/>
   </w:num>
-  <w:num w:numId="45">
-    <w:abstractNumId w:val="37"/>
-  </w:num>
-  <w:num w:numId="46">
-    <w:abstractNumId w:val="9"/>
-  </w:num>
   <w:num w:numId="47">
-    <w:abstractNumId w:val="17"/>
+    <w:abstractNumId w:val="21"/>
   </w:num>
   <w:num w:numId="48">
-    <w:abstractNumId w:val="50"/>
+    <w:abstractNumId w:val="62"/>
   </w:num>
   <w:num w:numId="49">
-    <w:abstractNumId w:val="46"/>
+    <w:abstractNumId w:val="57"/>
   </w:num>
   <w:num w:numId="50">
-    <w:abstractNumId w:val="21"/>
+    <w:abstractNumId w:val="25"/>
   </w:num>
   <w:num w:numId="51">
-    <w:abstractNumId w:val="22"/>
+    <w:abstractNumId w:val="26"/>
   </w:num>
   <w:num w:numId="52">
     <w:abstractNumId w:val="2"/>
   </w:num>
-  <w:numIdMacAtCleanup w:val="52"/>
+  <w:num w:numId="53">
+    <w:abstractNumId w:val="28"/>
+  </w:num>
+  <w:num w:numId="54">
+    <w:abstractNumId w:val="34"/>
+  </w:num>
+  <w:num w:numId="55">
+    <w:abstractNumId w:val="20"/>
+  </w:num>
+  <w:num w:numId="56">
+    <w:abstractNumId w:val="9"/>
+  </w:num>
+  <w:num w:numId="57">
+    <w:abstractNumId w:val="12"/>
+  </w:num>
+  <w:num w:numId="58">
+    <w:abstractNumId w:val="35"/>
+  </w:num>
+  <w:num w:numId="59">
+    <w:abstractNumId w:val="17"/>
+  </w:num>
+  <w:num w:numId="60">
+    <w:abstractNumId w:val="31"/>
+  </w:num>
+  <w:num w:numId="61">
+    <w:abstractNumId w:val="42"/>
+  </w:num>
+  <w:num w:numId="62">
+    <w:abstractNumId w:val="32"/>
+  </w:num>
+  <w:num w:numId="63">
+    <w:abstractNumId w:val="30"/>
+  </w:num>
+  <w:num w:numId="64">
+    <w:abstractNumId w:val="59"/>
+  </w:num>
+  <w:numIdMacAtCleanup w:val="64"/>
 </w:numbering>
 </file>
 
@@ -20761,6 +28362,51 @@
       <w:lang w:eastAsia="en-IN"/>
     </w:rPr>
   </w:style>
+  <w:style w:type="paragraph" w:styleId="Title">
+    <w:name w:val="Title"/>
+    <w:basedOn w:val="Normal"/>
+    <w:next w:val="Normal"/>
+    <w:link w:val="TitleChar"/>
+    <w:uiPriority w:val="10"/>
+    <w:qFormat/>
+    <w:rsid w:val="009522BD"/>
+    <w:pPr>
+      <w:spacing w:after="0" w:line="240" w:lineRule="auto"/>
+      <w:contextualSpacing/>
+    </w:pPr>
+    <w:rPr>
+      <w:rFonts w:asciiTheme="majorHAnsi" w:eastAsiaTheme="majorEastAsia" w:hAnsiTheme="majorHAnsi" w:cstheme="majorBidi"/>
+      <w:spacing w:val="-10"/>
+      <w:kern w:val="28"/>
+      <w:sz w:val="56"/>
+      <w:szCs w:val="56"/>
+    </w:rPr>
+  </w:style>
+  <w:style w:type="character" w:customStyle="1" w:styleId="TitleChar">
+    <w:name w:val="Title Char"/>
+    <w:basedOn w:val="DefaultParagraphFont"/>
+    <w:link w:val="Title"/>
+    <w:uiPriority w:val="10"/>
+    <w:rsid w:val="009522BD"/>
+    <w:rPr>
+      <w:rFonts w:asciiTheme="majorHAnsi" w:eastAsiaTheme="majorEastAsia" w:hAnsiTheme="majorHAnsi" w:cstheme="majorBidi"/>
+      <w:spacing w:val="-10"/>
+      <w:kern w:val="28"/>
+      <w:sz w:val="56"/>
+      <w:szCs w:val="56"/>
+    </w:rPr>
+  </w:style>
+  <w:style w:type="character" w:styleId="Emphasis">
+    <w:name w:val="Emphasis"/>
+    <w:basedOn w:val="DefaultParagraphFont"/>
+    <w:uiPriority w:val="20"/>
+    <w:qFormat/>
+    <w:rsid w:val="009522BD"/>
+    <w:rPr>
+      <w:i/>
+      <w:iCs/>
+    </w:rPr>
+  </w:style>
 </w:styles>
 </file>
 
